--- a/docs/เงื่อนไขการเทียบข้อมูลในแต่ละส่วน.docx
+++ b/docs/เงื่อนไขการเทียบข้อมูลในแต่ละส่วน.docx
@@ -6163,6 +6163,23 @@
         </w:rPr>
         <w:t xml:space="preserve">ญาติ/เพื่อน/เพื่อนบ้าน (ไม่มีค่าตอบแทนอื่น) </w:t>
       </w:r>
+      <w:r>
+        <w:rPr>
+          <w:rFonts w:ascii="TH SarabunPSK" w:hAnsi="TH SarabunPSK" w:cs="TH SarabunPSK" w:hint="cs"/>
+          <w:sz w:val="32"/>
+          <w:szCs w:val="32"/>
+          <w:cs/>
+        </w:rPr>
+        <w:t>เทียบกับ คอลัมน์</w:t>
+      </w:r>
+      <w:r>
+        <w:rPr>
+          <w:rFonts w:ascii="TH SarabunPSK" w:hAnsi="TH SarabunPSK" w:cs="TH SarabunPSK"/>
+          <w:sz w:val="32"/>
+          <w:szCs w:val="32"/>
+        </w:rPr>
+        <w:t xml:space="preserve"> AV</w:t>
+      </w:r>
     </w:p>
     <w:p>
       <w:pPr>
@@ -6208,6 +6225,23 @@
         </w:rPr>
         <w:t xml:space="preserve">ผิดนัด ชำระหนี้  </w:t>
       </w:r>
+      <w:r>
+        <w:rPr>
+          <w:rFonts w:ascii="TH SarabunPSK" w:hAnsi="TH SarabunPSK" w:cs="TH SarabunPSK" w:hint="cs"/>
+          <w:sz w:val="32"/>
+          <w:szCs w:val="32"/>
+          <w:cs/>
+        </w:rPr>
+        <w:t>เทียบกับ คอลัมน์</w:t>
+      </w:r>
+      <w:r>
+        <w:rPr>
+          <w:rFonts w:ascii="TH SarabunPSK" w:hAnsi="TH SarabunPSK" w:cs="TH SarabunPSK"/>
+          <w:sz w:val="32"/>
+          <w:szCs w:val="32"/>
+        </w:rPr>
+        <w:t xml:space="preserve"> AW</w:t>
+      </w:r>
     </w:p>
     <w:p>
       <w:pPr>
@@ -6253,6 +6287,23 @@
         </w:rPr>
         <w:t xml:space="preserve">กู้เพิ่ม ได้อีกไหม  </w:t>
       </w:r>
+      <w:r>
+        <w:rPr>
+          <w:rFonts w:ascii="TH SarabunPSK" w:hAnsi="TH SarabunPSK" w:cs="TH SarabunPSK" w:hint="cs"/>
+          <w:sz w:val="32"/>
+          <w:szCs w:val="32"/>
+          <w:cs/>
+        </w:rPr>
+        <w:t>เทียบกับ คอลัมน์</w:t>
+      </w:r>
+      <w:r>
+        <w:rPr>
+          <w:rFonts w:ascii="TH SarabunPSK" w:hAnsi="TH SarabunPSK" w:cs="TH SarabunPSK"/>
+          <w:sz w:val="32"/>
+          <w:szCs w:val="32"/>
+        </w:rPr>
+        <w:t xml:space="preserve"> AX</w:t>
+      </w:r>
     </w:p>
     <w:p>
       <w:pPr>
@@ -6307,6 +6358,32 @@
         </w:rPr>
         <w:t xml:space="preserve">ปี) </w:t>
       </w:r>
+      <w:r>
+        <w:rPr>
+          <w:rFonts w:ascii="TH SarabunPSK" w:hAnsi="TH SarabunPSK" w:cs="TH SarabunPSK" w:hint="cs"/>
+          <w:sz w:val="32"/>
+          <w:szCs w:val="32"/>
+          <w:cs/>
+        </w:rPr>
+        <w:t>เทียบกับ คอลัมน์</w:t>
+      </w:r>
+      <w:r>
+        <w:rPr>
+          <w:rFonts w:ascii="TH SarabunPSK" w:hAnsi="TH SarabunPSK" w:cs="TH SarabunPSK" w:hint="cs"/>
+          <w:sz w:val="32"/>
+          <w:szCs w:val="32"/>
+          <w:cs/>
+        </w:rPr>
+        <w:t xml:space="preserve"> </w:t>
+      </w:r>
+      <w:r>
+        <w:rPr>
+          <w:rFonts w:ascii="TH SarabunPSK" w:hAnsi="TH SarabunPSK" w:cs="TH SarabunPSK"/>
+          <w:sz w:val="32"/>
+          <w:szCs w:val="32"/>
+        </w:rPr>
+        <w:t>AZ</w:t>
+      </w:r>
     </w:p>
     <w:p>
       <w:pPr>
@@ -6316,7 +6393,6 @@
           <w:rFonts w:ascii="TH SarabunPSK" w:hAnsi="TH SarabunPSK" w:cs="TH SarabunPSK" w:hint="cs"/>
           <w:sz w:val="32"/>
           <w:szCs w:val="32"/>
-          <w:cs/>
         </w:rPr>
       </w:pPr>
       <w:r>
@@ -6351,8 +6427,203 @@
           <w:szCs w:val="32"/>
           <w:cs/>
         </w:rPr>
+        <w:t xml:space="preserve">ผิดนัด ชำระหนี้ </w:t>
+      </w:r>
+      <w:r>
+        <w:rPr>
+          <w:rFonts w:ascii="TH SarabunPSK" w:hAnsi="TH SarabunPSK" w:cs="TH SarabunPSK" w:hint="cs"/>
+          <w:sz w:val="32"/>
+          <w:szCs w:val="32"/>
+          <w:cs/>
+        </w:rPr>
+        <w:t>เทียบกับ คอลัมน์</w:t>
+      </w:r>
+      <w:r>
+        <w:rPr>
+          <w:rFonts w:ascii="TH SarabunPSK" w:hAnsi="TH SarabunPSK" w:cs="TH SarabunPSK"/>
+          <w:sz w:val="32"/>
+          <w:szCs w:val="32"/>
+        </w:rPr>
+        <w:t xml:space="preserve"> BA</w:t>
+      </w:r>
+    </w:p>
+    <w:p>
+      <w:pPr>
+        <w:spacing w:after="0" w:line="240" w:lineRule="auto"/>
+        <w:ind w:firstLine="720"/>
+        <w:rPr>
+          <w:rFonts w:ascii="TH SarabunPSK" w:hAnsi="TH SarabunPSK" w:cs="TH SarabunPSK"/>
+          <w:sz w:val="32"/>
+          <w:szCs w:val="32"/>
+        </w:rPr>
+      </w:pPr>
+      <w:r>
+        <w:rPr>
+          <w:rFonts w:ascii="TH SarabunPSK" w:hAnsi="TH SarabunPSK" w:cs="TH SarabunPSK"/>
+          <w:sz w:val="32"/>
+          <w:szCs w:val="32"/>
+        </w:rPr>
+        <w:tab/>
+      </w:r>
+      <w:r>
+        <w:rPr>
+          <w:rFonts w:ascii="TH SarabunPSK" w:hAnsi="TH SarabunPSK" w:cs="TH SarabunPSK"/>
+          <w:sz w:val="32"/>
+          <w:szCs w:val="32"/>
+        </w:rPr>
+        <w:tab/>
+      </w:r>
+      <w:r>
+        <w:rPr>
+          <w:rFonts w:ascii="TH SarabunPSK" w:hAnsi="TH SarabunPSK" w:cs="TH SarabunPSK"/>
+          <w:sz w:val="32"/>
+          <w:szCs w:val="32"/>
+        </w:rPr>
+        <w:tab/>
+        <w:t xml:space="preserve">1.2.2) </w:t>
+      </w:r>
+      <w:r>
+        <w:rPr>
+          <w:rFonts w:ascii="TH SarabunPSK" w:hAnsi="TH SarabunPSK" w:cs="TH SarabunPSK"/>
+          <w:sz w:val="32"/>
+          <w:szCs w:val="32"/>
+          <w:cs/>
+        </w:rPr>
+        <w:t xml:space="preserve">กู้เพิ่ม ได้อีกไหม  </w:t>
+      </w:r>
+      <w:r>
+        <w:rPr>
+          <w:rFonts w:ascii="TH SarabunPSK" w:hAnsi="TH SarabunPSK" w:cs="TH SarabunPSK" w:hint="cs"/>
+          <w:sz w:val="32"/>
+          <w:szCs w:val="32"/>
+          <w:cs/>
+        </w:rPr>
+        <w:t>เทียบกับ คอลัมน์</w:t>
+      </w:r>
+      <w:r>
+        <w:rPr>
+          <w:rFonts w:ascii="TH SarabunPSK" w:hAnsi="TH SarabunPSK" w:cs="TH SarabunPSK"/>
+          <w:sz w:val="32"/>
+          <w:szCs w:val="32"/>
+        </w:rPr>
+        <w:t xml:space="preserve"> BB</w:t>
+      </w:r>
+    </w:p>
+    <w:p>
+      <w:pPr>
+        <w:spacing w:after="0" w:line="240" w:lineRule="auto"/>
+        <w:ind w:firstLine="720"/>
+        <w:rPr>
+          <w:rFonts w:ascii="TH SarabunPSK" w:hAnsi="TH SarabunPSK" w:cs="TH SarabunPSK"/>
+          <w:sz w:val="32"/>
+          <w:szCs w:val="32"/>
+        </w:rPr>
+      </w:pPr>
+      <w:r>
+        <w:rPr>
+          <w:rFonts w:ascii="TH SarabunPSK" w:hAnsi="TH SarabunPSK" w:cs="TH SarabunPSK"/>
+          <w:sz w:val="32"/>
+          <w:szCs w:val="32"/>
+        </w:rPr>
+        <w:tab/>
+      </w:r>
+      <w:r>
+        <w:rPr>
+          <w:rFonts w:ascii="TH SarabunPSK" w:hAnsi="TH SarabunPSK" w:cs="TH SarabunPSK"/>
+          <w:sz w:val="32"/>
+          <w:szCs w:val="32"/>
+        </w:rPr>
+        <w:tab/>
+        <w:t xml:space="preserve">1.3) </w:t>
+      </w:r>
+      <w:r>
+        <w:rPr>
+          <w:rFonts w:ascii="TH SarabunPSK" w:hAnsi="TH SarabunPSK" w:cs="TH SarabunPSK"/>
+          <w:sz w:val="32"/>
+          <w:szCs w:val="32"/>
+          <w:cs/>
+        </w:rPr>
+        <w:t xml:space="preserve">กองทุนการเงินของชุมชน (สหกรณ์ กลุ่มออมทรัพย์) </w:t>
+      </w:r>
+      <w:r>
+        <w:rPr>
+          <w:rFonts w:ascii="TH SarabunPSK" w:hAnsi="TH SarabunPSK" w:cs="TH SarabunPSK" w:hint="cs"/>
+          <w:sz w:val="32"/>
+          <w:szCs w:val="32"/>
+          <w:cs/>
+        </w:rPr>
+        <w:t>เทียบกับ คอลัมน์</w:t>
+      </w:r>
+      <w:r>
+        <w:rPr>
+          <w:rFonts w:ascii="TH SarabunPSK" w:hAnsi="TH SarabunPSK" w:cs="TH SarabunPSK"/>
+          <w:sz w:val="32"/>
+          <w:szCs w:val="32"/>
+        </w:rPr>
+        <w:t xml:space="preserve"> BD</w:t>
+      </w:r>
+    </w:p>
+    <w:p>
+      <w:pPr>
+        <w:spacing w:after="0" w:line="240" w:lineRule="auto"/>
+        <w:ind w:firstLine="720"/>
+        <w:rPr>
+          <w:rFonts w:ascii="TH SarabunPSK" w:hAnsi="TH SarabunPSK" w:cs="TH SarabunPSK"/>
+          <w:sz w:val="32"/>
+          <w:szCs w:val="32"/>
+        </w:rPr>
+      </w:pPr>
+      <w:r>
+        <w:rPr>
+          <w:rFonts w:ascii="TH SarabunPSK" w:hAnsi="TH SarabunPSK" w:cs="TH SarabunPSK"/>
+          <w:sz w:val="32"/>
+          <w:szCs w:val="32"/>
+        </w:rPr>
+        <w:tab/>
+      </w:r>
+      <w:r>
+        <w:rPr>
+          <w:rFonts w:ascii="TH SarabunPSK" w:hAnsi="TH SarabunPSK" w:cs="TH SarabunPSK"/>
+          <w:sz w:val="32"/>
+          <w:szCs w:val="32"/>
+        </w:rPr>
+        <w:tab/>
+      </w:r>
+      <w:r>
+        <w:rPr>
+          <w:rFonts w:ascii="TH SarabunPSK" w:hAnsi="TH SarabunPSK" w:cs="TH SarabunPSK"/>
+          <w:sz w:val="32"/>
+          <w:szCs w:val="32"/>
+        </w:rPr>
+        <w:tab/>
+        <w:t xml:space="preserve">1.3.1) </w:t>
+      </w:r>
+      <w:r>
+        <w:rPr>
+          <w:rFonts w:ascii="TH SarabunPSK" w:hAnsi="TH SarabunPSK" w:cs="TH SarabunPSK"/>
+          <w:sz w:val="32"/>
+          <w:szCs w:val="32"/>
+          <w:cs/>
+        </w:rPr>
         <w:t xml:space="preserve">ผิดนัด ชำระหนี้  </w:t>
       </w:r>
+      <w:r>
+        <w:rPr>
+          <w:rFonts w:ascii="TH SarabunPSK" w:hAnsi="TH SarabunPSK" w:cs="TH SarabunPSK" w:hint="cs"/>
+          <w:sz w:val="32"/>
+          <w:szCs w:val="32"/>
+          <w:cs/>
+        </w:rPr>
+        <w:t>เทียบกับ คอลัมน์</w:t>
+      </w:r>
+      <w:r>
+        <w:rPr>
+          <w:rFonts w:ascii="TH SarabunPSK" w:hAnsi="TH SarabunPSK" w:cs="TH SarabunPSK"/>
+          <w:sz w:val="32"/>
+          <w:szCs w:val="32"/>
+        </w:rPr>
+        <w:t xml:space="preserve"> BE</w:t>
+      </w:r>
     </w:p>
     <w:p>
       <w:pPr>
@@ -6387,7 +6658,7 @@
           <w:szCs w:val="32"/>
         </w:rPr>
         <w:tab/>
-        <w:t xml:space="preserve">1.2.2) </w:t>
+        <w:t xml:space="preserve">1.3.2) </w:t>
       </w:r>
       <w:r>
         <w:rPr>
@@ -6398,6 +6669,23 @@
         </w:rPr>
         <w:t xml:space="preserve">กู้เพิ่ม ได้อีกไหม  </w:t>
       </w:r>
+      <w:r>
+        <w:rPr>
+          <w:rFonts w:ascii="TH SarabunPSK" w:hAnsi="TH SarabunPSK" w:cs="TH SarabunPSK" w:hint="cs"/>
+          <w:sz w:val="32"/>
+          <w:szCs w:val="32"/>
+          <w:cs/>
+        </w:rPr>
+        <w:t>เทียบกับ คอลัมน์</w:t>
+      </w:r>
+      <w:r>
+        <w:rPr>
+          <w:rFonts w:ascii="TH SarabunPSK" w:hAnsi="TH SarabunPSK" w:cs="TH SarabunPSK"/>
+          <w:sz w:val="32"/>
+          <w:szCs w:val="32"/>
+        </w:rPr>
+        <w:t xml:space="preserve"> BF</w:t>
+      </w:r>
     </w:p>
     <w:p>
       <w:pPr>
@@ -6424,16 +6712,53 @@
           <w:szCs w:val="32"/>
         </w:rPr>
         <w:tab/>
-        <w:t xml:space="preserve">1.3) </w:t>
-      </w:r>
-      <w:r>
-        <w:rPr>
-          <w:rFonts w:ascii="TH SarabunPSK" w:hAnsi="TH SarabunPSK" w:cs="TH SarabunPSK"/>
-          <w:sz w:val="32"/>
-          <w:szCs w:val="32"/>
-          <w:cs/>
-        </w:rPr>
-        <w:t xml:space="preserve">กองทุนการเงินของชุมชน (สหกรณ์ กลุ่มออมทรัพย์) </w:t>
+        <w:t xml:space="preserve">1.4) </w:t>
+      </w:r>
+      <w:r>
+        <w:rPr>
+          <w:rFonts w:ascii="TH SarabunPSK" w:hAnsi="TH SarabunPSK" w:cs="TH SarabunPSK"/>
+          <w:sz w:val="32"/>
+          <w:szCs w:val="32"/>
+          <w:cs/>
+        </w:rPr>
+        <w:t>กองทุนการเงินที่รัฐสนับสนุน (กองทุนหมู่บ้าน/</w:t>
+      </w:r>
+      <w:proofErr w:type="spellStart"/>
+      <w:r>
+        <w:rPr>
+          <w:rFonts w:ascii="TH SarabunPSK" w:hAnsi="TH SarabunPSK" w:cs="TH SarabunPSK"/>
+          <w:sz w:val="32"/>
+          <w:szCs w:val="32"/>
+          <w:cs/>
+        </w:rPr>
+        <w:t>กขค</w:t>
+      </w:r>
+      <w:proofErr w:type="spellEnd"/>
+      <w:r>
+        <w:rPr>
+          <w:rFonts w:ascii="TH SarabunPSK" w:hAnsi="TH SarabunPSK" w:cs="TH SarabunPSK"/>
+          <w:sz w:val="32"/>
+          <w:szCs w:val="32"/>
+          <w:cs/>
+        </w:rPr>
+        <w:t xml:space="preserve">จ.) </w:t>
+      </w:r>
+      <w:r>
+        <w:rPr>
+          <w:rFonts w:ascii="TH SarabunPSK" w:hAnsi="TH SarabunPSK" w:cs="TH SarabunPSK" w:hint="cs"/>
+          <w:sz w:val="32"/>
+          <w:szCs w:val="32"/>
+          <w:cs/>
+        </w:rPr>
+        <w:t>เทียบกับ คอลัมน์</w:t>
+      </w:r>
+      <w:r>
+        <w:rPr>
+          <w:rFonts w:ascii="TH SarabunPSK" w:hAnsi="TH SarabunPSK" w:cs="TH SarabunPSK"/>
+          <w:sz w:val="32"/>
+          <w:szCs w:val="32"/>
+        </w:rPr>
+        <w:t xml:space="preserve"> BH</w:t>
       </w:r>
     </w:p>
     <w:p>
@@ -6469,7 +6794,7 @@
           <w:szCs w:val="32"/>
         </w:rPr>
         <w:tab/>
-        <w:t xml:space="preserve">1.3.1) </w:t>
+        <w:t xml:space="preserve">1.4.1) </w:t>
       </w:r>
       <w:r>
         <w:rPr>
@@ -6480,6 +6805,23 @@
         </w:rPr>
         <w:t xml:space="preserve">ผิดนัด ชำระหนี้  </w:t>
       </w:r>
+      <w:r>
+        <w:rPr>
+          <w:rFonts w:ascii="TH SarabunPSK" w:hAnsi="TH SarabunPSK" w:cs="TH SarabunPSK" w:hint="cs"/>
+          <w:sz w:val="32"/>
+          <w:szCs w:val="32"/>
+          <w:cs/>
+        </w:rPr>
+        <w:t>เทียบกับ คอลัมน์</w:t>
+      </w:r>
+      <w:r>
+        <w:rPr>
+          <w:rFonts w:ascii="TH SarabunPSK" w:hAnsi="TH SarabunPSK" w:cs="TH SarabunPSK"/>
+          <w:sz w:val="32"/>
+          <w:szCs w:val="32"/>
+        </w:rPr>
+        <w:t xml:space="preserve"> BI</w:t>
+      </w:r>
     </w:p>
     <w:p>
       <w:pPr>
@@ -6514,7 +6856,7 @@
           <w:szCs w:val="32"/>
         </w:rPr>
         <w:tab/>
-        <w:t xml:space="preserve">1.3.2) </w:t>
+        <w:t xml:space="preserve">1.4.2) </w:t>
       </w:r>
       <w:r>
         <w:rPr>
@@ -6525,6 +6867,23 @@
         </w:rPr>
         <w:t xml:space="preserve">กู้เพิ่ม ได้อีกไหม  </w:t>
       </w:r>
+      <w:r>
+        <w:rPr>
+          <w:rFonts w:ascii="TH SarabunPSK" w:hAnsi="TH SarabunPSK" w:cs="TH SarabunPSK" w:hint="cs"/>
+          <w:sz w:val="32"/>
+          <w:szCs w:val="32"/>
+          <w:cs/>
+        </w:rPr>
+        <w:t>เทียบกับ คอลัมน์</w:t>
+      </w:r>
+      <w:r>
+        <w:rPr>
+          <w:rFonts w:ascii="TH SarabunPSK" w:hAnsi="TH SarabunPSK" w:cs="TH SarabunPSK"/>
+          <w:sz w:val="32"/>
+          <w:szCs w:val="32"/>
+        </w:rPr>
+        <w:t xml:space="preserve"> BJ</w:t>
+      </w:r>
     </w:p>
     <w:p>
       <w:pPr>
@@ -6551,16 +6910,567 @@
           <w:szCs w:val="32"/>
         </w:rPr>
         <w:tab/>
-        <w:t xml:space="preserve">1.4) </w:t>
-      </w:r>
-      <w:r>
-        <w:rPr>
-          <w:rFonts w:ascii="TH SarabunPSK" w:hAnsi="TH SarabunPSK" w:cs="TH SarabunPSK"/>
-          <w:sz w:val="32"/>
-          <w:szCs w:val="32"/>
-          <w:cs/>
-        </w:rPr>
-        <w:t>กองทุนการเงินที่รัฐสนับสนุน (กองทุนหมู่บ้าน/</w:t>
+        <w:t xml:space="preserve">1.5) </w:t>
+      </w:r>
+      <w:r>
+        <w:rPr>
+          <w:rFonts w:ascii="TH SarabunPSK" w:hAnsi="TH SarabunPSK" w:cs="TH SarabunPSK"/>
+          <w:sz w:val="32"/>
+          <w:szCs w:val="32"/>
+          <w:cs/>
+        </w:rPr>
+        <w:t xml:space="preserve">ธนาคารเพื่อการเกษตรและสหกรณ์ </w:t>
+      </w:r>
+      <w:r>
+        <w:rPr>
+          <w:rFonts w:ascii="TH SarabunPSK" w:hAnsi="TH SarabunPSK" w:cs="TH SarabunPSK" w:hint="cs"/>
+          <w:sz w:val="32"/>
+          <w:szCs w:val="32"/>
+          <w:cs/>
+        </w:rPr>
+        <w:t>เทียบกับ คอลัมน์</w:t>
+      </w:r>
+      <w:r>
+        <w:rPr>
+          <w:rFonts w:ascii="TH SarabunPSK" w:hAnsi="TH SarabunPSK" w:cs="TH SarabunPSK"/>
+          <w:sz w:val="32"/>
+          <w:szCs w:val="32"/>
+        </w:rPr>
+        <w:t xml:space="preserve"> BL</w:t>
+      </w:r>
+    </w:p>
+    <w:p>
+      <w:pPr>
+        <w:spacing w:after="0" w:line="240" w:lineRule="auto"/>
+        <w:ind w:firstLine="720"/>
+        <w:rPr>
+          <w:rFonts w:ascii="TH SarabunPSK" w:hAnsi="TH SarabunPSK" w:cs="TH SarabunPSK"/>
+          <w:sz w:val="32"/>
+          <w:szCs w:val="32"/>
+        </w:rPr>
+      </w:pPr>
+      <w:r>
+        <w:rPr>
+          <w:rFonts w:ascii="TH SarabunPSK" w:hAnsi="TH SarabunPSK" w:cs="TH SarabunPSK"/>
+          <w:sz w:val="32"/>
+          <w:szCs w:val="32"/>
+        </w:rPr>
+        <w:tab/>
+      </w:r>
+      <w:r>
+        <w:rPr>
+          <w:rFonts w:ascii="TH SarabunPSK" w:hAnsi="TH SarabunPSK" w:cs="TH SarabunPSK"/>
+          <w:sz w:val="32"/>
+          <w:szCs w:val="32"/>
+        </w:rPr>
+        <w:tab/>
+      </w:r>
+      <w:r>
+        <w:rPr>
+          <w:rFonts w:ascii="TH SarabunPSK" w:hAnsi="TH SarabunPSK" w:cs="TH SarabunPSK"/>
+          <w:sz w:val="32"/>
+          <w:szCs w:val="32"/>
+        </w:rPr>
+        <w:tab/>
+        <w:t xml:space="preserve">1.5.1) </w:t>
+      </w:r>
+      <w:r>
+        <w:rPr>
+          <w:rFonts w:ascii="TH SarabunPSK" w:hAnsi="TH SarabunPSK" w:cs="TH SarabunPSK"/>
+          <w:sz w:val="32"/>
+          <w:szCs w:val="32"/>
+          <w:cs/>
+        </w:rPr>
+        <w:t xml:space="preserve">ผิดนัด ชำระหนี้  </w:t>
+      </w:r>
+      <w:r>
+        <w:rPr>
+          <w:rFonts w:ascii="TH SarabunPSK" w:hAnsi="TH SarabunPSK" w:cs="TH SarabunPSK" w:hint="cs"/>
+          <w:sz w:val="32"/>
+          <w:szCs w:val="32"/>
+          <w:cs/>
+        </w:rPr>
+        <w:t>เทียบกับ คอลัมน์</w:t>
+      </w:r>
+      <w:r>
+        <w:rPr>
+          <w:rFonts w:ascii="TH SarabunPSK" w:hAnsi="TH SarabunPSK" w:cs="TH SarabunPSK"/>
+          <w:sz w:val="32"/>
+          <w:szCs w:val="32"/>
+        </w:rPr>
+        <w:t xml:space="preserve"> BM</w:t>
+      </w:r>
+    </w:p>
+    <w:p>
+      <w:pPr>
+        <w:spacing w:after="0" w:line="240" w:lineRule="auto"/>
+        <w:ind w:firstLine="720"/>
+        <w:rPr>
+          <w:rFonts w:ascii="TH SarabunPSK" w:hAnsi="TH SarabunPSK" w:cs="TH SarabunPSK"/>
+          <w:sz w:val="32"/>
+          <w:szCs w:val="32"/>
+        </w:rPr>
+      </w:pPr>
+      <w:r>
+        <w:rPr>
+          <w:rFonts w:ascii="TH SarabunPSK" w:hAnsi="TH SarabunPSK" w:cs="TH SarabunPSK"/>
+          <w:sz w:val="32"/>
+          <w:szCs w:val="32"/>
+        </w:rPr>
+        <w:tab/>
+      </w:r>
+      <w:r>
+        <w:rPr>
+          <w:rFonts w:ascii="TH SarabunPSK" w:hAnsi="TH SarabunPSK" w:cs="TH SarabunPSK"/>
+          <w:sz w:val="32"/>
+          <w:szCs w:val="32"/>
+        </w:rPr>
+        <w:tab/>
+      </w:r>
+      <w:r>
+        <w:rPr>
+          <w:rFonts w:ascii="TH SarabunPSK" w:hAnsi="TH SarabunPSK" w:cs="TH SarabunPSK"/>
+          <w:sz w:val="32"/>
+          <w:szCs w:val="32"/>
+        </w:rPr>
+        <w:tab/>
+        <w:t xml:space="preserve">1.5.2) </w:t>
+      </w:r>
+      <w:r>
+        <w:rPr>
+          <w:rFonts w:ascii="TH SarabunPSK" w:hAnsi="TH SarabunPSK" w:cs="TH SarabunPSK"/>
+          <w:sz w:val="32"/>
+          <w:szCs w:val="32"/>
+          <w:cs/>
+        </w:rPr>
+        <w:t xml:space="preserve">กู้เพิ่ม ได้อีกไหม  </w:t>
+      </w:r>
+      <w:r>
+        <w:rPr>
+          <w:rFonts w:ascii="TH SarabunPSK" w:hAnsi="TH SarabunPSK" w:cs="TH SarabunPSK" w:hint="cs"/>
+          <w:sz w:val="32"/>
+          <w:szCs w:val="32"/>
+          <w:cs/>
+        </w:rPr>
+        <w:t>เทียบกับ คอลัมน์</w:t>
+      </w:r>
+      <w:r>
+        <w:rPr>
+          <w:rFonts w:ascii="TH SarabunPSK" w:hAnsi="TH SarabunPSK" w:cs="TH SarabunPSK"/>
+          <w:sz w:val="32"/>
+          <w:szCs w:val="32"/>
+        </w:rPr>
+        <w:t xml:space="preserve"> BN</w:t>
+      </w:r>
+    </w:p>
+    <w:p>
+      <w:pPr>
+        <w:spacing w:after="0" w:line="240" w:lineRule="auto"/>
+        <w:ind w:firstLine="720"/>
+        <w:rPr>
+          <w:rFonts w:ascii="TH SarabunPSK" w:hAnsi="TH SarabunPSK" w:cs="TH SarabunPSK"/>
+          <w:sz w:val="32"/>
+          <w:szCs w:val="32"/>
+        </w:rPr>
+      </w:pPr>
+      <w:r>
+        <w:rPr>
+          <w:rFonts w:ascii="TH SarabunPSK" w:hAnsi="TH SarabunPSK" w:cs="TH SarabunPSK"/>
+          <w:sz w:val="32"/>
+          <w:szCs w:val="32"/>
+        </w:rPr>
+        <w:tab/>
+      </w:r>
+      <w:r>
+        <w:rPr>
+          <w:rFonts w:ascii="TH SarabunPSK" w:hAnsi="TH SarabunPSK" w:cs="TH SarabunPSK"/>
+          <w:sz w:val="32"/>
+          <w:szCs w:val="32"/>
+        </w:rPr>
+        <w:tab/>
+        <w:t xml:space="preserve">1.6) </w:t>
+      </w:r>
+      <w:r>
+        <w:rPr>
+          <w:rFonts w:ascii="TH SarabunPSK" w:hAnsi="TH SarabunPSK" w:cs="TH SarabunPSK"/>
+          <w:sz w:val="32"/>
+          <w:szCs w:val="32"/>
+          <w:cs/>
+        </w:rPr>
+        <w:t xml:space="preserve">ธนาคารออมสิน </w:t>
+      </w:r>
+      <w:r>
+        <w:rPr>
+          <w:rFonts w:ascii="TH SarabunPSK" w:hAnsi="TH SarabunPSK" w:cs="TH SarabunPSK" w:hint="cs"/>
+          <w:sz w:val="32"/>
+          <w:szCs w:val="32"/>
+          <w:cs/>
+        </w:rPr>
+        <w:t>เทียบกับ คอลัมน์</w:t>
+      </w:r>
+      <w:r>
+        <w:rPr>
+          <w:rFonts w:ascii="TH SarabunPSK" w:hAnsi="TH SarabunPSK" w:cs="TH SarabunPSK"/>
+          <w:sz w:val="32"/>
+          <w:szCs w:val="32"/>
+        </w:rPr>
+        <w:t xml:space="preserve"> BP</w:t>
+      </w:r>
+    </w:p>
+    <w:p>
+      <w:pPr>
+        <w:spacing w:after="0" w:line="240" w:lineRule="auto"/>
+        <w:ind w:firstLine="720"/>
+        <w:rPr>
+          <w:rFonts w:ascii="TH SarabunPSK" w:hAnsi="TH SarabunPSK" w:cs="TH SarabunPSK"/>
+          <w:sz w:val="32"/>
+          <w:szCs w:val="32"/>
+        </w:rPr>
+      </w:pPr>
+      <w:r>
+        <w:rPr>
+          <w:rFonts w:ascii="TH SarabunPSK" w:hAnsi="TH SarabunPSK" w:cs="TH SarabunPSK"/>
+          <w:sz w:val="32"/>
+          <w:szCs w:val="32"/>
+        </w:rPr>
+        <w:tab/>
+      </w:r>
+      <w:r>
+        <w:rPr>
+          <w:rFonts w:ascii="TH SarabunPSK" w:hAnsi="TH SarabunPSK" w:cs="TH SarabunPSK"/>
+          <w:sz w:val="32"/>
+          <w:szCs w:val="32"/>
+        </w:rPr>
+        <w:tab/>
+      </w:r>
+      <w:r>
+        <w:rPr>
+          <w:rFonts w:ascii="TH SarabunPSK" w:hAnsi="TH SarabunPSK" w:cs="TH SarabunPSK"/>
+          <w:sz w:val="32"/>
+          <w:szCs w:val="32"/>
+        </w:rPr>
+        <w:tab/>
+        <w:t xml:space="preserve">1.6.1) </w:t>
+      </w:r>
+      <w:r>
+        <w:rPr>
+          <w:rFonts w:ascii="TH SarabunPSK" w:hAnsi="TH SarabunPSK" w:cs="TH SarabunPSK"/>
+          <w:sz w:val="32"/>
+          <w:szCs w:val="32"/>
+          <w:cs/>
+        </w:rPr>
+        <w:t xml:space="preserve">ผิดนัด ชำระหนี้  </w:t>
+      </w:r>
+      <w:r>
+        <w:rPr>
+          <w:rFonts w:ascii="TH SarabunPSK" w:hAnsi="TH SarabunPSK" w:cs="TH SarabunPSK" w:hint="cs"/>
+          <w:sz w:val="32"/>
+          <w:szCs w:val="32"/>
+          <w:cs/>
+        </w:rPr>
+        <w:t>เทียบกับ คอลัมน์</w:t>
+      </w:r>
+      <w:r>
+        <w:rPr>
+          <w:rFonts w:ascii="TH SarabunPSK" w:hAnsi="TH SarabunPSK" w:cs="TH SarabunPSK"/>
+          <w:sz w:val="32"/>
+          <w:szCs w:val="32"/>
+        </w:rPr>
+        <w:t xml:space="preserve"> BQ</w:t>
+      </w:r>
+    </w:p>
+    <w:p>
+      <w:pPr>
+        <w:spacing w:after="0" w:line="240" w:lineRule="auto"/>
+        <w:ind w:firstLine="720"/>
+        <w:rPr>
+          <w:rFonts w:ascii="TH SarabunPSK" w:hAnsi="TH SarabunPSK" w:cs="TH SarabunPSK"/>
+          <w:sz w:val="32"/>
+          <w:szCs w:val="32"/>
+        </w:rPr>
+      </w:pPr>
+      <w:r>
+        <w:rPr>
+          <w:rFonts w:ascii="TH SarabunPSK" w:hAnsi="TH SarabunPSK" w:cs="TH SarabunPSK"/>
+          <w:sz w:val="32"/>
+          <w:szCs w:val="32"/>
+        </w:rPr>
+        <w:tab/>
+      </w:r>
+      <w:r>
+        <w:rPr>
+          <w:rFonts w:ascii="TH SarabunPSK" w:hAnsi="TH SarabunPSK" w:cs="TH SarabunPSK"/>
+          <w:sz w:val="32"/>
+          <w:szCs w:val="32"/>
+        </w:rPr>
+        <w:tab/>
+      </w:r>
+      <w:r>
+        <w:rPr>
+          <w:rFonts w:ascii="TH SarabunPSK" w:hAnsi="TH SarabunPSK" w:cs="TH SarabunPSK"/>
+          <w:sz w:val="32"/>
+          <w:szCs w:val="32"/>
+        </w:rPr>
+        <w:tab/>
+        <w:t xml:space="preserve">1.6.2) </w:t>
+      </w:r>
+      <w:r>
+        <w:rPr>
+          <w:rFonts w:ascii="TH SarabunPSK" w:hAnsi="TH SarabunPSK" w:cs="TH SarabunPSK"/>
+          <w:sz w:val="32"/>
+          <w:szCs w:val="32"/>
+          <w:cs/>
+        </w:rPr>
+        <w:t xml:space="preserve">กู้เพิ่ม ได้อีกไหม  </w:t>
+      </w:r>
+      <w:r>
+        <w:rPr>
+          <w:rFonts w:ascii="TH SarabunPSK" w:hAnsi="TH SarabunPSK" w:cs="TH SarabunPSK" w:hint="cs"/>
+          <w:sz w:val="32"/>
+          <w:szCs w:val="32"/>
+          <w:cs/>
+        </w:rPr>
+        <w:t>เทียบกับ คอลัมน์</w:t>
+      </w:r>
+      <w:r>
+        <w:rPr>
+          <w:rFonts w:ascii="TH SarabunPSK" w:hAnsi="TH SarabunPSK" w:cs="TH SarabunPSK"/>
+          <w:sz w:val="32"/>
+          <w:szCs w:val="32"/>
+        </w:rPr>
+        <w:t xml:space="preserve"> BR</w:t>
+      </w:r>
+    </w:p>
+    <w:p>
+      <w:pPr>
+        <w:spacing w:after="0" w:line="240" w:lineRule="auto"/>
+        <w:ind w:firstLine="720"/>
+        <w:rPr>
+          <w:rFonts w:ascii="TH SarabunPSK" w:hAnsi="TH SarabunPSK" w:cs="TH SarabunPSK"/>
+          <w:sz w:val="32"/>
+          <w:szCs w:val="32"/>
+        </w:rPr>
+      </w:pPr>
+      <w:r>
+        <w:rPr>
+          <w:rFonts w:ascii="TH SarabunPSK" w:hAnsi="TH SarabunPSK" w:cs="TH SarabunPSK"/>
+          <w:sz w:val="32"/>
+          <w:szCs w:val="32"/>
+        </w:rPr>
+        <w:tab/>
+      </w:r>
+      <w:r>
+        <w:rPr>
+          <w:rFonts w:ascii="TH SarabunPSK" w:hAnsi="TH SarabunPSK" w:cs="TH SarabunPSK"/>
+          <w:sz w:val="32"/>
+          <w:szCs w:val="32"/>
+        </w:rPr>
+        <w:tab/>
+        <w:t xml:space="preserve">1.7) </w:t>
+      </w:r>
+      <w:r>
+        <w:rPr>
+          <w:rFonts w:ascii="TH SarabunPSK" w:hAnsi="TH SarabunPSK" w:cs="TH SarabunPSK"/>
+          <w:sz w:val="32"/>
+          <w:szCs w:val="32"/>
+          <w:cs/>
+        </w:rPr>
+        <w:t xml:space="preserve">ธนาคารพาณิชย์อื่นๆ (เช่น กสิกร ไทยพาณิชย์ กรุงไทย อิสลาม </w:t>
+      </w:r>
+      <w:r>
+        <w:rPr>
+          <w:rFonts w:ascii="TH SarabunPSK" w:hAnsi="TH SarabunPSK" w:cs="TH SarabunPSK"/>
+          <w:sz w:val="32"/>
+          <w:szCs w:val="32"/>
+        </w:rPr>
+        <w:t xml:space="preserve">SME </w:t>
+      </w:r>
+      <w:r>
+        <w:rPr>
+          <w:rFonts w:ascii="TH SarabunPSK" w:hAnsi="TH SarabunPSK" w:cs="TH SarabunPSK"/>
+          <w:sz w:val="32"/>
+          <w:szCs w:val="32"/>
+          <w:cs/>
+        </w:rPr>
+        <w:t xml:space="preserve">ธอส. ฯลฯ) </w:t>
+      </w:r>
+      <w:r>
+        <w:rPr>
+          <w:rFonts w:ascii="TH SarabunPSK" w:hAnsi="TH SarabunPSK" w:cs="TH SarabunPSK" w:hint="cs"/>
+          <w:sz w:val="32"/>
+          <w:szCs w:val="32"/>
+          <w:cs/>
+        </w:rPr>
+        <w:t>เทียบกับ คอลัมน์</w:t>
+      </w:r>
+      <w:r>
+        <w:rPr>
+          <w:rFonts w:ascii="TH SarabunPSK" w:hAnsi="TH SarabunPSK" w:cs="TH SarabunPSK"/>
+          <w:sz w:val="32"/>
+          <w:szCs w:val="32"/>
+        </w:rPr>
+        <w:t xml:space="preserve"> BT</w:t>
+      </w:r>
+    </w:p>
+    <w:p>
+      <w:pPr>
+        <w:spacing w:after="0" w:line="240" w:lineRule="auto"/>
+        <w:ind w:firstLine="720"/>
+        <w:rPr>
+          <w:rFonts w:ascii="TH SarabunPSK" w:hAnsi="TH SarabunPSK" w:cs="TH SarabunPSK"/>
+          <w:sz w:val="32"/>
+          <w:szCs w:val="32"/>
+        </w:rPr>
+      </w:pPr>
+      <w:r>
+        <w:rPr>
+          <w:rFonts w:ascii="TH SarabunPSK" w:hAnsi="TH SarabunPSK" w:cs="TH SarabunPSK"/>
+          <w:sz w:val="32"/>
+          <w:szCs w:val="32"/>
+        </w:rPr>
+        <w:tab/>
+      </w:r>
+      <w:r>
+        <w:rPr>
+          <w:rFonts w:ascii="TH SarabunPSK" w:hAnsi="TH SarabunPSK" w:cs="TH SarabunPSK"/>
+          <w:sz w:val="32"/>
+          <w:szCs w:val="32"/>
+        </w:rPr>
+        <w:tab/>
+      </w:r>
+      <w:r>
+        <w:rPr>
+          <w:rFonts w:ascii="TH SarabunPSK" w:hAnsi="TH SarabunPSK" w:cs="TH SarabunPSK"/>
+          <w:sz w:val="32"/>
+          <w:szCs w:val="32"/>
+        </w:rPr>
+        <w:tab/>
+        <w:t xml:space="preserve">1.7.1) </w:t>
+      </w:r>
+      <w:r>
+        <w:rPr>
+          <w:rFonts w:ascii="TH SarabunPSK" w:hAnsi="TH SarabunPSK" w:cs="TH SarabunPSK"/>
+          <w:sz w:val="32"/>
+          <w:szCs w:val="32"/>
+          <w:cs/>
+        </w:rPr>
+        <w:t xml:space="preserve">ผิดนัด ชำระหนี้  </w:t>
+      </w:r>
+      <w:r>
+        <w:rPr>
+          <w:rFonts w:ascii="TH SarabunPSK" w:hAnsi="TH SarabunPSK" w:cs="TH SarabunPSK" w:hint="cs"/>
+          <w:sz w:val="32"/>
+          <w:szCs w:val="32"/>
+          <w:cs/>
+        </w:rPr>
+        <w:t>เทียบกับ คอลัมน์</w:t>
+      </w:r>
+      <w:r>
+        <w:rPr>
+          <w:rFonts w:ascii="TH SarabunPSK" w:hAnsi="TH SarabunPSK" w:cs="TH SarabunPSK"/>
+          <w:sz w:val="32"/>
+          <w:szCs w:val="32"/>
+        </w:rPr>
+        <w:t xml:space="preserve"> BU</w:t>
+      </w:r>
+    </w:p>
+    <w:p>
+      <w:pPr>
+        <w:spacing w:after="0" w:line="240" w:lineRule="auto"/>
+        <w:ind w:firstLine="720"/>
+        <w:rPr>
+          <w:rFonts w:ascii="TH SarabunPSK" w:hAnsi="TH SarabunPSK" w:cs="TH SarabunPSK"/>
+          <w:sz w:val="32"/>
+          <w:szCs w:val="32"/>
+        </w:rPr>
+      </w:pPr>
+      <w:r>
+        <w:rPr>
+          <w:rFonts w:ascii="TH SarabunPSK" w:hAnsi="TH SarabunPSK" w:cs="TH SarabunPSK"/>
+          <w:sz w:val="32"/>
+          <w:szCs w:val="32"/>
+        </w:rPr>
+        <w:tab/>
+      </w:r>
+      <w:r>
+        <w:rPr>
+          <w:rFonts w:ascii="TH SarabunPSK" w:hAnsi="TH SarabunPSK" w:cs="TH SarabunPSK"/>
+          <w:sz w:val="32"/>
+          <w:szCs w:val="32"/>
+        </w:rPr>
+        <w:tab/>
+      </w:r>
+      <w:r>
+        <w:rPr>
+          <w:rFonts w:ascii="TH SarabunPSK" w:hAnsi="TH SarabunPSK" w:cs="TH SarabunPSK"/>
+          <w:sz w:val="32"/>
+          <w:szCs w:val="32"/>
+        </w:rPr>
+        <w:tab/>
+        <w:t xml:space="preserve">1.7.2) </w:t>
+      </w:r>
+      <w:r>
+        <w:rPr>
+          <w:rFonts w:ascii="TH SarabunPSK" w:hAnsi="TH SarabunPSK" w:cs="TH SarabunPSK"/>
+          <w:sz w:val="32"/>
+          <w:szCs w:val="32"/>
+          <w:cs/>
+        </w:rPr>
+        <w:t xml:space="preserve">กู้เพิ่ม ได้อีกไหม  </w:t>
+      </w:r>
+      <w:r>
+        <w:rPr>
+          <w:rFonts w:ascii="TH SarabunPSK" w:hAnsi="TH SarabunPSK" w:cs="TH SarabunPSK" w:hint="cs"/>
+          <w:sz w:val="32"/>
+          <w:szCs w:val="32"/>
+          <w:cs/>
+        </w:rPr>
+        <w:t>เทียบกับ คอลัมน์</w:t>
+      </w:r>
+      <w:r>
+        <w:rPr>
+          <w:rFonts w:ascii="TH SarabunPSK" w:hAnsi="TH SarabunPSK" w:cs="TH SarabunPSK"/>
+          <w:sz w:val="32"/>
+          <w:szCs w:val="32"/>
+        </w:rPr>
+        <w:t xml:space="preserve"> BV</w:t>
+      </w:r>
+    </w:p>
+    <w:p>
+      <w:pPr>
+        <w:spacing w:after="0" w:line="240" w:lineRule="auto"/>
+        <w:ind w:firstLine="720"/>
+        <w:rPr>
+          <w:rFonts w:ascii="TH SarabunPSK" w:hAnsi="TH SarabunPSK" w:cs="TH SarabunPSK"/>
+          <w:sz w:val="32"/>
+          <w:szCs w:val="32"/>
+        </w:rPr>
+      </w:pPr>
+      <w:r>
+        <w:rPr>
+          <w:rFonts w:ascii="TH SarabunPSK" w:hAnsi="TH SarabunPSK" w:cs="TH SarabunPSK"/>
+          <w:sz w:val="32"/>
+          <w:szCs w:val="32"/>
+        </w:rPr>
+        <w:tab/>
+      </w:r>
+      <w:r>
+        <w:rPr>
+          <w:rFonts w:ascii="TH SarabunPSK" w:hAnsi="TH SarabunPSK" w:cs="TH SarabunPSK"/>
+          <w:sz w:val="32"/>
+          <w:szCs w:val="32"/>
+        </w:rPr>
+        <w:tab/>
+        <w:t xml:space="preserve">1.8) </w:t>
+      </w:r>
+      <w:r>
+        <w:rPr>
+          <w:rFonts w:ascii="TH SarabunPSK" w:hAnsi="TH SarabunPSK" w:cs="TH SarabunPSK"/>
+          <w:sz w:val="32"/>
+          <w:szCs w:val="32"/>
+          <w:cs/>
+        </w:rPr>
+        <w:t>สถาบันการเงินเอกชน (ไฟแนน</w:t>
       </w:r>
       <w:proofErr w:type="spellStart"/>
       <w:r>
@@ -6570,7 +7480,7 @@
           <w:szCs w:val="32"/>
           <w:cs/>
         </w:rPr>
-        <w:t>กขค</w:t>
+        <w:t>ซ์</w:t>
       </w:r>
       <w:proofErr w:type="spellEnd"/>
       <w:r>
@@ -6580,7 +7490,24 @@
           <w:szCs w:val="32"/>
           <w:cs/>
         </w:rPr>
-        <w:t xml:space="preserve">จ.) </w:t>
+        <w:t xml:space="preserve"> บัตรกดเงินสด) </w:t>
+      </w:r>
+      <w:r>
+        <w:rPr>
+          <w:rFonts w:ascii="TH SarabunPSK" w:hAnsi="TH SarabunPSK" w:cs="TH SarabunPSK" w:hint="cs"/>
+          <w:sz w:val="32"/>
+          <w:szCs w:val="32"/>
+          <w:cs/>
+        </w:rPr>
+        <w:t>เทียบกับ คอลัมน์</w:t>
+      </w:r>
+      <w:r>
+        <w:rPr>
+          <w:rFonts w:ascii="TH SarabunPSK" w:hAnsi="TH SarabunPSK" w:cs="TH SarabunPSK"/>
+          <w:sz w:val="32"/>
+          <w:szCs w:val="32"/>
+        </w:rPr>
+        <w:t xml:space="preserve"> BX</w:t>
       </w:r>
     </w:p>
     <w:p>
@@ -6616,7 +7543,7 @@
           <w:szCs w:val="32"/>
         </w:rPr>
         <w:tab/>
-        <w:t xml:space="preserve">1.4.1) </w:t>
+        <w:t xml:space="preserve">1.8.1) </w:t>
       </w:r>
       <w:r>
         <w:rPr>
@@ -6627,6 +7554,23 @@
         </w:rPr>
         <w:t xml:space="preserve">ผิดนัด ชำระหนี้  </w:t>
       </w:r>
+      <w:r>
+        <w:rPr>
+          <w:rFonts w:ascii="TH SarabunPSK" w:hAnsi="TH SarabunPSK" w:cs="TH SarabunPSK" w:hint="cs"/>
+          <w:sz w:val="32"/>
+          <w:szCs w:val="32"/>
+          <w:cs/>
+        </w:rPr>
+        <w:t>เทียบกับ คอลัมน์</w:t>
+      </w:r>
+      <w:r>
+        <w:rPr>
+          <w:rFonts w:ascii="TH SarabunPSK" w:hAnsi="TH SarabunPSK" w:cs="TH SarabunPSK"/>
+          <w:sz w:val="32"/>
+          <w:szCs w:val="32"/>
+        </w:rPr>
+        <w:t xml:space="preserve"> BY</w:t>
+      </w:r>
     </w:p>
     <w:p>
       <w:pPr>
@@ -6661,7 +7605,7 @@
           <w:szCs w:val="32"/>
         </w:rPr>
         <w:tab/>
-        <w:t xml:space="preserve">1.4.2) </w:t>
+        <w:t xml:space="preserve">1.8.2) </w:t>
       </w:r>
       <w:r>
         <w:rPr>
@@ -6672,6 +7616,23 @@
         </w:rPr>
         <w:t xml:space="preserve">กู้เพิ่ม ได้อีกไหม  </w:t>
       </w:r>
+      <w:r>
+        <w:rPr>
+          <w:rFonts w:ascii="TH SarabunPSK" w:hAnsi="TH SarabunPSK" w:cs="TH SarabunPSK" w:hint="cs"/>
+          <w:sz w:val="32"/>
+          <w:szCs w:val="32"/>
+          <w:cs/>
+        </w:rPr>
+        <w:t>เทียบกับ คอลัมน์</w:t>
+      </w:r>
+      <w:r>
+        <w:rPr>
+          <w:rFonts w:ascii="TH SarabunPSK" w:hAnsi="TH SarabunPSK" w:cs="TH SarabunPSK"/>
+          <w:sz w:val="32"/>
+          <w:szCs w:val="32"/>
+        </w:rPr>
+        <w:t xml:space="preserve"> BZ</w:t>
+      </w:r>
     </w:p>
     <w:p>
       <w:pPr>
@@ -6698,16 +7659,33 @@
           <w:szCs w:val="32"/>
         </w:rPr>
         <w:tab/>
-        <w:t xml:space="preserve">1.5) </w:t>
-      </w:r>
-      <w:r>
-        <w:rPr>
-          <w:rFonts w:ascii="TH SarabunPSK" w:hAnsi="TH SarabunPSK" w:cs="TH SarabunPSK"/>
-          <w:sz w:val="32"/>
-          <w:szCs w:val="32"/>
-          <w:cs/>
-        </w:rPr>
-        <w:t xml:space="preserve">ธนาคารเพื่อการเกษตรและสหกรณ์ </w:t>
+        <w:t xml:space="preserve">1.9) </w:t>
+      </w:r>
+      <w:r>
+        <w:rPr>
+          <w:rFonts w:ascii="TH SarabunPSK" w:hAnsi="TH SarabunPSK" w:cs="TH SarabunPSK"/>
+          <w:sz w:val="32"/>
+          <w:szCs w:val="32"/>
+          <w:cs/>
+        </w:rPr>
+        <w:t xml:space="preserve">ร้านค้าอุปโภค บริโภค ปัจจัยการผลิต (ปุ๋ย ยา เครื่องใช้ไฟฟ้า เฟอร์นิเจอร์) </w:t>
+      </w:r>
+      <w:r>
+        <w:rPr>
+          <w:rFonts w:ascii="TH SarabunPSK" w:hAnsi="TH SarabunPSK" w:cs="TH SarabunPSK" w:hint="cs"/>
+          <w:sz w:val="32"/>
+          <w:szCs w:val="32"/>
+          <w:cs/>
+        </w:rPr>
+        <w:t>เทียบกับ คอลัมน์</w:t>
+      </w:r>
+      <w:r>
+        <w:rPr>
+          <w:rFonts w:ascii="TH SarabunPSK" w:hAnsi="TH SarabunPSK" w:cs="TH SarabunPSK"/>
+          <w:sz w:val="32"/>
+          <w:szCs w:val="32"/>
+        </w:rPr>
+        <w:t xml:space="preserve"> CB</w:t>
       </w:r>
     </w:p>
     <w:p>
@@ -6743,7 +7721,7 @@
           <w:szCs w:val="32"/>
         </w:rPr>
         <w:tab/>
-        <w:t xml:space="preserve">1.5.1) </w:t>
+        <w:t xml:space="preserve">1.9.1) </w:t>
       </w:r>
       <w:r>
         <w:rPr>
@@ -6754,6 +7732,23 @@
         </w:rPr>
         <w:t xml:space="preserve">ผิดนัด ชำระหนี้  </w:t>
       </w:r>
+      <w:r>
+        <w:rPr>
+          <w:rFonts w:ascii="TH SarabunPSK" w:hAnsi="TH SarabunPSK" w:cs="TH SarabunPSK" w:hint="cs"/>
+          <w:sz w:val="32"/>
+          <w:szCs w:val="32"/>
+          <w:cs/>
+        </w:rPr>
+        <w:t>เทียบกับ คอลัมน์</w:t>
+      </w:r>
+      <w:r>
+        <w:rPr>
+          <w:rFonts w:ascii="TH SarabunPSK" w:hAnsi="TH SarabunPSK" w:cs="TH SarabunPSK"/>
+          <w:sz w:val="32"/>
+          <w:szCs w:val="32"/>
+        </w:rPr>
+        <w:t xml:space="preserve"> CC</w:t>
+      </w:r>
     </w:p>
     <w:p>
       <w:pPr>
@@ -6771,24 +7766,25 @@
           <w:sz w:val="32"/>
           <w:szCs w:val="32"/>
         </w:rPr>
-        <w:tab/>
-      </w:r>
-      <w:r>
-        <w:rPr>
-          <w:rFonts w:ascii="TH SarabunPSK" w:hAnsi="TH SarabunPSK" w:cs="TH SarabunPSK"/>
-          <w:sz w:val="32"/>
-          <w:szCs w:val="32"/>
-        </w:rPr>
-        <w:tab/>
-      </w:r>
-      <w:r>
-        <w:rPr>
-          <w:rFonts w:ascii="TH SarabunPSK" w:hAnsi="TH SarabunPSK" w:cs="TH SarabunPSK"/>
-          <w:sz w:val="32"/>
-          <w:szCs w:val="32"/>
-        </w:rPr>
-        <w:tab/>
-        <w:t xml:space="preserve">1.5.2) </w:t>
+        <w:lastRenderedPageBreak/>
+        <w:tab/>
+      </w:r>
+      <w:r>
+        <w:rPr>
+          <w:rFonts w:ascii="TH SarabunPSK" w:hAnsi="TH SarabunPSK" w:cs="TH SarabunPSK"/>
+          <w:sz w:val="32"/>
+          <w:szCs w:val="32"/>
+        </w:rPr>
+        <w:tab/>
+      </w:r>
+      <w:r>
+        <w:rPr>
+          <w:rFonts w:ascii="TH SarabunPSK" w:hAnsi="TH SarabunPSK" w:cs="TH SarabunPSK"/>
+          <w:sz w:val="32"/>
+          <w:szCs w:val="32"/>
+        </w:rPr>
+        <w:tab/>
+        <w:t xml:space="preserve">1.9.2) </w:t>
       </w:r>
       <w:r>
         <w:rPr>
@@ -6799,6 +7795,23 @@
         </w:rPr>
         <w:t xml:space="preserve">กู้เพิ่ม ได้อีกไหม  </w:t>
       </w:r>
+      <w:r>
+        <w:rPr>
+          <w:rFonts w:ascii="TH SarabunPSK" w:hAnsi="TH SarabunPSK" w:cs="TH SarabunPSK" w:hint="cs"/>
+          <w:sz w:val="32"/>
+          <w:szCs w:val="32"/>
+          <w:cs/>
+        </w:rPr>
+        <w:t>เทียบกับ คอลัมน์</w:t>
+      </w:r>
+      <w:r>
+        <w:rPr>
+          <w:rFonts w:ascii="TH SarabunPSK" w:hAnsi="TH SarabunPSK" w:cs="TH SarabunPSK"/>
+          <w:sz w:val="32"/>
+          <w:szCs w:val="32"/>
+        </w:rPr>
+        <w:t xml:space="preserve"> CD</w:t>
+      </w:r>
     </w:p>
     <w:p>
       <w:pPr>
@@ -6825,16 +7838,50 @@
           <w:szCs w:val="32"/>
         </w:rPr>
         <w:tab/>
-        <w:t xml:space="preserve">1.6) </w:t>
-      </w:r>
-      <w:r>
-        <w:rPr>
-          <w:rFonts w:ascii="TH SarabunPSK" w:hAnsi="TH SarabunPSK" w:cs="TH SarabunPSK"/>
-          <w:sz w:val="32"/>
-          <w:szCs w:val="32"/>
-          <w:cs/>
-        </w:rPr>
-        <w:t xml:space="preserve">ธนาคารออมสิน </w:t>
+        <w:t xml:space="preserve">1.10) </w:t>
+      </w:r>
+      <w:r>
+        <w:rPr>
+          <w:rFonts w:ascii="TH SarabunPSK" w:hAnsi="TH SarabunPSK" w:cs="TH SarabunPSK"/>
+          <w:sz w:val="32"/>
+          <w:szCs w:val="32"/>
+          <w:cs/>
+        </w:rPr>
+        <w:t xml:space="preserve">เงินกู้นอกระบบ (ดอกเบี้ย </w:t>
+      </w:r>
+      <w:r>
+        <w:rPr>
+          <w:rFonts w:ascii="TH SarabunPSK" w:hAnsi="TH SarabunPSK" w:cs="TH SarabunPSK"/>
+          <w:sz w:val="32"/>
+          <w:szCs w:val="32"/>
+        </w:rPr>
+        <w:t>&gt; 15%/</w:t>
+      </w:r>
+      <w:r>
+        <w:rPr>
+          <w:rFonts w:ascii="TH SarabunPSK" w:hAnsi="TH SarabunPSK" w:cs="TH SarabunPSK"/>
+          <w:sz w:val="32"/>
+          <w:szCs w:val="32"/>
+          <w:cs/>
+        </w:rPr>
+        <w:t xml:space="preserve">ปี) </w:t>
+      </w:r>
+      <w:r>
+        <w:rPr>
+          <w:rFonts w:ascii="TH SarabunPSK" w:hAnsi="TH SarabunPSK" w:cs="TH SarabunPSK" w:hint="cs"/>
+          <w:sz w:val="32"/>
+          <w:szCs w:val="32"/>
+          <w:cs/>
+        </w:rPr>
+        <w:t>เทียบกับ คอลัมน์</w:t>
+      </w:r>
+      <w:r>
+        <w:rPr>
+          <w:rFonts w:ascii="TH SarabunPSK" w:hAnsi="TH SarabunPSK" w:cs="TH SarabunPSK"/>
+          <w:sz w:val="32"/>
+          <w:szCs w:val="32"/>
+        </w:rPr>
+        <w:t xml:space="preserve"> CF</w:t>
       </w:r>
     </w:p>
     <w:p>
@@ -6870,7 +7917,7 @@
           <w:szCs w:val="32"/>
         </w:rPr>
         <w:tab/>
-        <w:t xml:space="preserve">1.6.1) </w:t>
+        <w:t xml:space="preserve">1.10.1) </w:t>
       </w:r>
       <w:r>
         <w:rPr>
@@ -6881,6 +7928,23 @@
         </w:rPr>
         <w:t xml:space="preserve">ผิดนัด ชำระหนี้  </w:t>
       </w:r>
+      <w:r>
+        <w:rPr>
+          <w:rFonts w:ascii="TH SarabunPSK" w:hAnsi="TH SarabunPSK" w:cs="TH SarabunPSK" w:hint="cs"/>
+          <w:sz w:val="32"/>
+          <w:szCs w:val="32"/>
+          <w:cs/>
+        </w:rPr>
+        <w:t>เทียบกับ คอลัมน์</w:t>
+      </w:r>
+      <w:r>
+        <w:rPr>
+          <w:rFonts w:ascii="TH SarabunPSK" w:hAnsi="TH SarabunPSK" w:cs="TH SarabunPSK"/>
+          <w:sz w:val="32"/>
+          <w:szCs w:val="32"/>
+        </w:rPr>
+        <w:t xml:space="preserve"> CG</w:t>
+      </w:r>
     </w:p>
     <w:p>
       <w:pPr>
@@ -6915,7 +7979,7 @@
           <w:szCs w:val="32"/>
         </w:rPr>
         <w:tab/>
-        <w:t xml:space="preserve">1.6.2) </w:t>
+        <w:t xml:space="preserve">1.10.2) </w:t>
       </w:r>
       <w:r>
         <w:rPr>
@@ -6926,6 +7990,23 @@
         </w:rPr>
         <w:t xml:space="preserve">กู้เพิ่ม ได้อีกไหม  </w:t>
       </w:r>
+      <w:r>
+        <w:rPr>
+          <w:rFonts w:ascii="TH SarabunPSK" w:hAnsi="TH SarabunPSK" w:cs="TH SarabunPSK" w:hint="cs"/>
+          <w:sz w:val="32"/>
+          <w:szCs w:val="32"/>
+          <w:cs/>
+        </w:rPr>
+        <w:t>เทียบกับ คอลัมน์</w:t>
+      </w:r>
+      <w:r>
+        <w:rPr>
+          <w:rFonts w:ascii="TH SarabunPSK" w:hAnsi="TH SarabunPSK" w:cs="TH SarabunPSK"/>
+          <w:sz w:val="32"/>
+          <w:szCs w:val="32"/>
+        </w:rPr>
+        <w:t xml:space="preserve"> CH</w:t>
+      </w:r>
     </w:p>
     <w:p>
       <w:pPr>
@@ -6952,33 +8033,53 @@
           <w:szCs w:val="32"/>
         </w:rPr>
         <w:tab/>
-        <w:t xml:space="preserve">1.7) </w:t>
-      </w:r>
-      <w:r>
-        <w:rPr>
-          <w:rFonts w:ascii="TH SarabunPSK" w:hAnsi="TH SarabunPSK" w:cs="TH SarabunPSK"/>
-          <w:sz w:val="32"/>
-          <w:szCs w:val="32"/>
-          <w:cs/>
-        </w:rPr>
-        <w:t xml:space="preserve">ธนาคารพาณิชย์อื่นๆ (เช่น กสิกร ไทยพาณิชย์ กรุงไทย อิสลาม </w:t>
-      </w:r>
-      <w:r>
-        <w:rPr>
-          <w:rFonts w:ascii="TH SarabunPSK" w:hAnsi="TH SarabunPSK" w:cs="TH SarabunPSK"/>
-          <w:sz w:val="32"/>
-          <w:szCs w:val="32"/>
-        </w:rPr>
-        <w:t xml:space="preserve">SME </w:t>
-      </w:r>
-      <w:r>
-        <w:rPr>
-          <w:rFonts w:ascii="TH SarabunPSK" w:hAnsi="TH SarabunPSK" w:cs="TH SarabunPSK"/>
-          <w:sz w:val="32"/>
-          <w:szCs w:val="32"/>
-          <w:cs/>
-        </w:rPr>
-        <w:t xml:space="preserve">ธอส. ฯลฯ) </w:t>
+        <w:t xml:space="preserve">1.11) </w:t>
+      </w:r>
+      <w:r>
+        <w:rPr>
+          <w:rFonts w:ascii="TH SarabunPSK" w:hAnsi="TH SarabunPSK" w:cs="TH SarabunPSK"/>
+          <w:sz w:val="32"/>
+          <w:szCs w:val="32"/>
+          <w:cs/>
+        </w:rPr>
+        <w:t>กองทุนเงินให้กู้ยืมเพื่อการศึกษา (</w:t>
+      </w:r>
+      <w:proofErr w:type="spellStart"/>
+      <w:r>
+        <w:rPr>
+          <w:rFonts w:ascii="TH SarabunPSK" w:hAnsi="TH SarabunPSK" w:cs="TH SarabunPSK"/>
+          <w:sz w:val="32"/>
+          <w:szCs w:val="32"/>
+          <w:cs/>
+        </w:rPr>
+        <w:t>กย</w:t>
+      </w:r>
+      <w:proofErr w:type="spellEnd"/>
+      <w:r>
+        <w:rPr>
+          <w:rFonts w:ascii="TH SarabunPSK" w:hAnsi="TH SarabunPSK" w:cs="TH SarabunPSK"/>
+          <w:sz w:val="32"/>
+          <w:szCs w:val="32"/>
+          <w:cs/>
+        </w:rPr>
+        <w:t xml:space="preserve">ศ.) กองทุนเงินกู้ยืมเพื่อการศึกษาที่ผูกกับรายได้ในอนาคต (กอร.) </w:t>
+      </w:r>
+      <w:r>
+        <w:rPr>
+          <w:rFonts w:ascii="TH SarabunPSK" w:hAnsi="TH SarabunPSK" w:cs="TH SarabunPSK" w:hint="cs"/>
+          <w:sz w:val="32"/>
+          <w:szCs w:val="32"/>
+          <w:cs/>
+        </w:rPr>
+        <w:t>เทียบกับ คอลัมน์</w:t>
+      </w:r>
+      <w:r>
+        <w:rPr>
+          <w:rFonts w:ascii="TH SarabunPSK" w:hAnsi="TH SarabunPSK" w:cs="TH SarabunPSK"/>
+          <w:sz w:val="32"/>
+          <w:szCs w:val="32"/>
+        </w:rPr>
+        <w:t xml:space="preserve"> CJ</w:t>
       </w:r>
     </w:p>
     <w:p>
@@ -7014,7 +8115,7 @@
           <w:szCs w:val="32"/>
         </w:rPr>
         <w:tab/>
-        <w:t xml:space="preserve">1.7.1) </w:t>
+        <w:t xml:space="preserve">1.11.1) </w:t>
       </w:r>
       <w:r>
         <w:rPr>
@@ -7025,6 +8126,23 @@
         </w:rPr>
         <w:t xml:space="preserve">ผิดนัด ชำระหนี้  </w:t>
       </w:r>
+      <w:r>
+        <w:rPr>
+          <w:rFonts w:ascii="TH SarabunPSK" w:hAnsi="TH SarabunPSK" w:cs="TH SarabunPSK" w:hint="cs"/>
+          <w:sz w:val="32"/>
+          <w:szCs w:val="32"/>
+          <w:cs/>
+        </w:rPr>
+        <w:t>เทียบกับ คอลัมน์</w:t>
+      </w:r>
+      <w:r>
+        <w:rPr>
+          <w:rFonts w:ascii="TH SarabunPSK" w:hAnsi="TH SarabunPSK" w:cs="TH SarabunPSK"/>
+          <w:sz w:val="32"/>
+          <w:szCs w:val="32"/>
+        </w:rPr>
+        <w:t xml:space="preserve"> CK</w:t>
+      </w:r>
     </w:p>
     <w:p>
       <w:pPr>
@@ -7059,7 +8177,7 @@
           <w:szCs w:val="32"/>
         </w:rPr>
         <w:tab/>
-        <w:t xml:space="preserve">1.7.2) </w:t>
+        <w:t xml:space="preserve">1.11.2) </w:t>
       </w:r>
       <w:r>
         <w:rPr>
@@ -7070,6 +8188,23 @@
         </w:rPr>
         <w:t xml:space="preserve">กู้เพิ่ม ได้อีกไหม  </w:t>
       </w:r>
+      <w:r>
+        <w:rPr>
+          <w:rFonts w:ascii="TH SarabunPSK" w:hAnsi="TH SarabunPSK" w:cs="TH SarabunPSK" w:hint="cs"/>
+          <w:sz w:val="32"/>
+          <w:szCs w:val="32"/>
+          <w:cs/>
+        </w:rPr>
+        <w:t>เทียบกับ คอลัมน์</w:t>
+      </w:r>
+      <w:r>
+        <w:rPr>
+          <w:rFonts w:ascii="TH SarabunPSK" w:hAnsi="TH SarabunPSK" w:cs="TH SarabunPSK"/>
+          <w:sz w:val="32"/>
+          <w:szCs w:val="32"/>
+        </w:rPr>
+        <w:t xml:space="preserve"> CL</w:t>
+      </w:r>
     </w:p>
     <w:p>
       <w:pPr>
@@ -7096,16 +8231,527 @@
           <w:szCs w:val="32"/>
         </w:rPr>
         <w:tab/>
-        <w:t xml:space="preserve">1.8) </w:t>
-      </w:r>
-      <w:r>
-        <w:rPr>
-          <w:rFonts w:ascii="TH SarabunPSK" w:hAnsi="TH SarabunPSK" w:cs="TH SarabunPSK"/>
-          <w:sz w:val="32"/>
-          <w:szCs w:val="32"/>
-          <w:cs/>
-        </w:rPr>
-        <w:t>สถาบันการเงินเอกชน (ไฟแนน</w:t>
+        <w:t xml:space="preserve">1.12) </w:t>
+      </w:r>
+      <w:r>
+        <w:rPr>
+          <w:rFonts w:ascii="TH SarabunPSK" w:hAnsi="TH SarabunPSK" w:cs="TH SarabunPSK"/>
+          <w:sz w:val="32"/>
+          <w:szCs w:val="32"/>
+          <w:cs/>
+        </w:rPr>
+        <w:t>แหล่งอื่นๆ ระบุ...........</w:t>
+      </w:r>
+      <w:r>
+        <w:rPr>
+          <w:rFonts w:ascii="TH SarabunPSK" w:hAnsi="TH SarabunPSK" w:cs="TH SarabunPSK"/>
+          <w:sz w:val="32"/>
+          <w:szCs w:val="32"/>
+        </w:rPr>
+        <w:t xml:space="preserve"> </w:t>
+      </w:r>
+      <w:r>
+        <w:rPr>
+          <w:rFonts w:ascii="TH SarabunPSK" w:hAnsi="TH SarabunPSK" w:cs="TH SarabunPSK" w:hint="cs"/>
+          <w:sz w:val="32"/>
+          <w:szCs w:val="32"/>
+          <w:cs/>
+        </w:rPr>
+        <w:t>เทียบกับ คอลัมน์</w:t>
+      </w:r>
+      <w:r>
+        <w:rPr>
+          <w:rFonts w:ascii="TH SarabunPSK" w:hAnsi="TH SarabunPSK" w:cs="TH SarabunPSK"/>
+          <w:sz w:val="32"/>
+          <w:szCs w:val="32"/>
+        </w:rPr>
+        <w:t xml:space="preserve"> CN</w:t>
+      </w:r>
+    </w:p>
+    <w:p>
+      <w:pPr>
+        <w:spacing w:after="0" w:line="240" w:lineRule="auto"/>
+        <w:ind w:firstLine="720"/>
+        <w:rPr>
+          <w:rFonts w:ascii="TH SarabunPSK" w:hAnsi="TH SarabunPSK" w:cs="TH SarabunPSK" w:hint="cs"/>
+          <w:sz w:val="32"/>
+          <w:szCs w:val="32"/>
+        </w:rPr>
+      </w:pPr>
+      <w:r>
+        <w:rPr>
+          <w:rFonts w:ascii="TH SarabunPSK" w:hAnsi="TH SarabunPSK" w:cs="TH SarabunPSK"/>
+          <w:sz w:val="32"/>
+          <w:szCs w:val="32"/>
+          <w:cs/>
+        </w:rPr>
+        <w:tab/>
+      </w:r>
+    </w:p>
+    <w:p>
+      <w:pPr>
+        <w:spacing w:after="0" w:line="240" w:lineRule="auto"/>
+        <w:ind w:firstLine="720"/>
+        <w:rPr>
+          <w:rFonts w:ascii="TH SarabunPSK" w:hAnsi="TH SarabunPSK" w:cs="TH SarabunPSK"/>
+          <w:sz w:val="32"/>
+          <w:szCs w:val="32"/>
+        </w:rPr>
+      </w:pPr>
+      <w:r>
+        <w:rPr>
+          <w:rFonts w:ascii="TH SarabunPSK" w:hAnsi="TH SarabunPSK" w:cs="TH SarabunPSK"/>
+          <w:sz w:val="32"/>
+          <w:szCs w:val="32"/>
+        </w:rPr>
+        <w:t xml:space="preserve">14. </w:t>
+      </w:r>
+      <w:r>
+        <w:rPr>
+          <w:rFonts w:ascii="TH SarabunPSK" w:hAnsi="TH SarabunPSK" w:cs="TH SarabunPSK"/>
+          <w:sz w:val="32"/>
+          <w:szCs w:val="32"/>
+          <w:cs/>
+        </w:rPr>
+        <w:t>ในช่วงหลังเข้าร่วมโครงการ ครัวเรือนของท่านมีการดำเนินการอย่างใดอย่างหนึ่งต่อไปนี้หรือไม่</w:t>
+      </w:r>
+      <w:r>
+        <w:rPr>
+          <w:rFonts w:ascii="TH SarabunPSK" w:hAnsi="TH SarabunPSK" w:cs="TH SarabunPSK"/>
+          <w:sz w:val="32"/>
+          <w:szCs w:val="32"/>
+        </w:rPr>
+        <w:t xml:space="preserve"> </w:t>
+      </w:r>
+      <w:r>
+        <w:rPr>
+          <w:rFonts w:ascii="TH SarabunPSK" w:hAnsi="TH SarabunPSK" w:cs="TH SarabunPSK" w:hint="cs"/>
+          <w:sz w:val="32"/>
+          <w:szCs w:val="32"/>
+          <w:cs/>
+        </w:rPr>
+        <w:t>/ไม่ต้องเทียบข้อมูล เพราะเป็นหัวข้อที่เพิ่มจากการสำรวจใหม่</w:t>
+      </w:r>
+    </w:p>
+    <w:p>
+      <w:pPr>
+        <w:spacing w:after="0" w:line="240" w:lineRule="auto"/>
+        <w:ind w:left="720"/>
+        <w:rPr>
+          <w:rFonts w:ascii="TH SarabunPSK" w:hAnsi="TH SarabunPSK" w:cs="TH SarabunPSK"/>
+          <w:sz w:val="32"/>
+          <w:szCs w:val="32"/>
+        </w:rPr>
+      </w:pPr>
+      <w:r>
+        <w:rPr>
+          <w:rFonts w:ascii="TH SarabunPSK" w:hAnsi="TH SarabunPSK" w:cs="TH SarabunPSK"/>
+          <w:sz w:val="32"/>
+          <w:szCs w:val="32"/>
+        </w:rPr>
+        <w:t xml:space="preserve">15. </w:t>
+      </w:r>
+      <w:r>
+        <w:rPr>
+          <w:rFonts w:ascii="TH SarabunPSK" w:hAnsi="TH SarabunPSK" w:cs="TH SarabunPSK"/>
+          <w:sz w:val="32"/>
+          <w:szCs w:val="32"/>
+          <w:cs/>
+        </w:rPr>
+        <w:t>ทรัพย์สินเพื่อการประกอบอาชีพปัจจุบัน</w:t>
+      </w:r>
+      <w:r>
+        <w:rPr>
+          <w:rFonts w:ascii="TH SarabunPSK" w:hAnsi="TH SarabunPSK" w:cs="TH SarabunPSK"/>
+          <w:sz w:val="32"/>
+          <w:szCs w:val="32"/>
+        </w:rPr>
+        <w:t xml:space="preserve"> </w:t>
+      </w:r>
+      <w:r>
+        <w:rPr>
+          <w:rFonts w:ascii="TH SarabunPSK" w:hAnsi="TH SarabunPSK" w:cs="TH SarabunPSK"/>
+          <w:sz w:val="32"/>
+          <w:szCs w:val="32"/>
+        </w:rPr>
+        <w:t xml:space="preserve">1) </w:t>
+      </w:r>
+      <w:r>
+        <w:rPr>
+          <w:rFonts w:ascii="TH SarabunPSK" w:hAnsi="TH SarabunPSK" w:cs="TH SarabunPSK"/>
+          <w:sz w:val="32"/>
+          <w:szCs w:val="32"/>
+          <w:cs/>
+        </w:rPr>
+        <w:t>ไม่มี 2) มีและได้ใช้เพื่อประกอบอาชีพ</w:t>
+      </w:r>
+      <w:r>
+        <w:rPr>
+          <w:rFonts w:ascii="TH SarabunPSK" w:hAnsi="TH SarabunPSK" w:cs="TH SarabunPSK" w:hint="cs"/>
+          <w:sz w:val="32"/>
+          <w:szCs w:val="32"/>
+          <w:cs/>
+        </w:rPr>
+        <w:t xml:space="preserve"> </w:t>
+      </w:r>
+      <w:r>
+        <w:rPr>
+          <w:rFonts w:ascii="TH SarabunPSK" w:hAnsi="TH SarabunPSK" w:cs="TH SarabunPSK" w:hint="cs"/>
+          <w:sz w:val="32"/>
+          <w:szCs w:val="32"/>
+          <w:cs/>
+        </w:rPr>
+        <w:t>เทียบกับ คอลัมน์</w:t>
+      </w:r>
+      <w:r>
+        <w:rPr>
+          <w:rFonts w:ascii="TH SarabunPSK" w:hAnsi="TH SarabunPSK" w:cs="TH SarabunPSK" w:hint="cs"/>
+          <w:sz w:val="32"/>
+          <w:szCs w:val="32"/>
+          <w:cs/>
+        </w:rPr>
+        <w:t xml:space="preserve"> </w:t>
+      </w:r>
+      <w:r>
+        <w:rPr>
+          <w:rFonts w:ascii="TH SarabunPSK" w:hAnsi="TH SarabunPSK" w:cs="TH SarabunPSK"/>
+          <w:sz w:val="32"/>
+          <w:szCs w:val="32"/>
+          <w:cs/>
+        </w:rPr>
+        <w:tab/>
+      </w:r>
+      <w:r>
+        <w:rPr>
+          <w:rFonts w:ascii="TH SarabunPSK" w:hAnsi="TH SarabunPSK" w:cs="TH SarabunPSK"/>
+          <w:sz w:val="32"/>
+          <w:szCs w:val="32"/>
+        </w:rPr>
+        <w:t>CR</w:t>
+      </w:r>
+    </w:p>
+    <w:p>
+      <w:pPr>
+        <w:spacing w:after="0" w:line="240" w:lineRule="auto"/>
+        <w:ind w:left="720"/>
+        <w:rPr>
+          <w:rFonts w:ascii="TH SarabunPSK" w:hAnsi="TH SarabunPSK" w:cs="TH SarabunPSK"/>
+          <w:sz w:val="32"/>
+          <w:szCs w:val="32"/>
+        </w:rPr>
+      </w:pPr>
+      <w:r>
+        <w:rPr>
+          <w:rFonts w:ascii="TH SarabunPSK" w:hAnsi="TH SarabunPSK" w:cs="TH SarabunPSK"/>
+          <w:sz w:val="32"/>
+          <w:szCs w:val="32"/>
+        </w:rPr>
+        <w:tab/>
+      </w:r>
+      <w:r>
+        <w:rPr>
+          <w:rFonts w:ascii="TH SarabunPSK" w:hAnsi="TH SarabunPSK" w:cs="TH SarabunPSK"/>
+          <w:sz w:val="32"/>
+          <w:szCs w:val="32"/>
+        </w:rPr>
+        <w:t xml:space="preserve">2.1) </w:t>
+      </w:r>
+      <w:r>
+        <w:rPr>
+          <w:rFonts w:ascii="TH SarabunPSK" w:hAnsi="TH SarabunPSK" w:cs="TH SarabunPSK"/>
+          <w:sz w:val="32"/>
+          <w:szCs w:val="32"/>
+          <w:cs/>
+        </w:rPr>
+        <w:t xml:space="preserve">เครื่องจักรกล </w:t>
+      </w:r>
+      <w:r>
+        <w:rPr>
+          <w:rFonts w:ascii="TH SarabunPSK" w:hAnsi="TH SarabunPSK" w:cs="TH SarabunPSK" w:hint="cs"/>
+          <w:sz w:val="32"/>
+          <w:szCs w:val="32"/>
+          <w:cs/>
+        </w:rPr>
+        <w:t>เทียบกับ คอลัมน์</w:t>
+      </w:r>
+      <w:r>
+        <w:rPr>
+          <w:rFonts w:ascii="TH SarabunPSK" w:hAnsi="TH SarabunPSK" w:cs="TH SarabunPSK" w:hint="cs"/>
+          <w:sz w:val="32"/>
+          <w:szCs w:val="32"/>
+          <w:cs/>
+        </w:rPr>
+        <w:t xml:space="preserve"> </w:t>
+      </w:r>
+      <w:r>
+        <w:rPr>
+          <w:rFonts w:ascii="TH SarabunPSK" w:hAnsi="TH SarabunPSK" w:cs="TH SarabunPSK"/>
+          <w:sz w:val="32"/>
+          <w:szCs w:val="32"/>
+        </w:rPr>
+        <w:t>CS</w:t>
+      </w:r>
+    </w:p>
+    <w:p>
+      <w:pPr>
+        <w:spacing w:after="0" w:line="240" w:lineRule="auto"/>
+        <w:ind w:left="1440"/>
+        <w:rPr>
+          <w:rFonts w:ascii="TH SarabunPSK" w:hAnsi="TH SarabunPSK" w:cs="TH SarabunPSK"/>
+          <w:sz w:val="32"/>
+          <w:szCs w:val="32"/>
+        </w:rPr>
+      </w:pPr>
+      <w:r>
+        <w:rPr>
+          <w:rFonts w:ascii="TH SarabunPSK" w:hAnsi="TH SarabunPSK" w:cs="TH SarabunPSK"/>
+          <w:sz w:val="32"/>
+          <w:szCs w:val="32"/>
+        </w:rPr>
+        <w:t xml:space="preserve">2.2) </w:t>
+      </w:r>
+      <w:r>
+        <w:rPr>
+          <w:rFonts w:ascii="TH SarabunPSK" w:hAnsi="TH SarabunPSK" w:cs="TH SarabunPSK"/>
+          <w:sz w:val="32"/>
+          <w:szCs w:val="32"/>
+          <w:cs/>
+        </w:rPr>
+        <w:t xml:space="preserve">รถมอเตอร์ไซค์ (รับจ้าง/ส่งของ) </w:t>
+      </w:r>
+      <w:r>
+        <w:rPr>
+          <w:rFonts w:ascii="TH SarabunPSK" w:hAnsi="TH SarabunPSK" w:cs="TH SarabunPSK" w:hint="cs"/>
+          <w:sz w:val="32"/>
+          <w:szCs w:val="32"/>
+          <w:cs/>
+        </w:rPr>
+        <w:t>เทียบกับ คอลัมน์</w:t>
+      </w:r>
+      <w:r>
+        <w:rPr>
+          <w:rFonts w:ascii="TH SarabunPSK" w:hAnsi="TH SarabunPSK" w:cs="TH SarabunPSK"/>
+          <w:sz w:val="32"/>
+          <w:szCs w:val="32"/>
+        </w:rPr>
+        <w:t xml:space="preserve"> CT</w:t>
+      </w:r>
+    </w:p>
+    <w:p>
+      <w:pPr>
+        <w:spacing w:after="0" w:line="240" w:lineRule="auto"/>
+        <w:ind w:left="1440"/>
+        <w:rPr>
+          <w:rFonts w:ascii="TH SarabunPSK" w:hAnsi="TH SarabunPSK" w:cs="TH SarabunPSK"/>
+          <w:sz w:val="32"/>
+          <w:szCs w:val="32"/>
+        </w:rPr>
+      </w:pPr>
+      <w:r>
+        <w:rPr>
+          <w:rFonts w:ascii="TH SarabunPSK" w:hAnsi="TH SarabunPSK" w:cs="TH SarabunPSK"/>
+          <w:sz w:val="32"/>
+          <w:szCs w:val="32"/>
+        </w:rPr>
+        <w:t xml:space="preserve">2.3) </w:t>
+      </w:r>
+      <w:r>
+        <w:rPr>
+          <w:rFonts w:ascii="TH SarabunPSK" w:hAnsi="TH SarabunPSK" w:cs="TH SarabunPSK"/>
+          <w:sz w:val="32"/>
+          <w:szCs w:val="32"/>
+          <w:cs/>
+        </w:rPr>
+        <w:t xml:space="preserve">รถแท็กซี่ </w:t>
+      </w:r>
+      <w:r>
+        <w:rPr>
+          <w:rFonts w:ascii="TH SarabunPSK" w:hAnsi="TH SarabunPSK" w:cs="TH SarabunPSK" w:hint="cs"/>
+          <w:sz w:val="32"/>
+          <w:szCs w:val="32"/>
+          <w:cs/>
+        </w:rPr>
+        <w:t>เทียบกับ คอลัมน์</w:t>
+      </w:r>
+      <w:r>
+        <w:rPr>
+          <w:rFonts w:ascii="TH SarabunPSK" w:hAnsi="TH SarabunPSK" w:cs="TH SarabunPSK"/>
+          <w:sz w:val="32"/>
+          <w:szCs w:val="32"/>
+        </w:rPr>
+        <w:t xml:space="preserve"> CU</w:t>
+      </w:r>
+    </w:p>
+    <w:p>
+      <w:pPr>
+        <w:spacing w:after="0" w:line="240" w:lineRule="auto"/>
+        <w:ind w:left="1440"/>
+        <w:rPr>
+          <w:rFonts w:ascii="TH SarabunPSK" w:hAnsi="TH SarabunPSK" w:cs="TH SarabunPSK" w:hint="cs"/>
+          <w:sz w:val="32"/>
+          <w:szCs w:val="32"/>
+        </w:rPr>
+      </w:pPr>
+      <w:r>
+        <w:rPr>
+          <w:rFonts w:ascii="TH SarabunPSK" w:hAnsi="TH SarabunPSK" w:cs="TH SarabunPSK"/>
+          <w:sz w:val="32"/>
+          <w:szCs w:val="32"/>
+        </w:rPr>
+        <w:t xml:space="preserve">2.4) </w:t>
+      </w:r>
+      <w:r>
+        <w:rPr>
+          <w:rFonts w:ascii="TH SarabunPSK" w:hAnsi="TH SarabunPSK" w:cs="TH SarabunPSK"/>
+          <w:sz w:val="32"/>
+          <w:szCs w:val="32"/>
+          <w:cs/>
+        </w:rPr>
+        <w:t xml:space="preserve">รถยนต์ (รับจ้าง ค้าขาย) </w:t>
+      </w:r>
+      <w:r>
+        <w:rPr>
+          <w:rFonts w:ascii="TH SarabunPSK" w:hAnsi="TH SarabunPSK" w:cs="TH SarabunPSK" w:hint="cs"/>
+          <w:sz w:val="32"/>
+          <w:szCs w:val="32"/>
+          <w:cs/>
+        </w:rPr>
+        <w:t>เทียบกับ คอลัมน์</w:t>
+      </w:r>
+      <w:r>
+        <w:rPr>
+          <w:rFonts w:ascii="TH SarabunPSK" w:hAnsi="TH SarabunPSK" w:cs="TH SarabunPSK"/>
+          <w:sz w:val="32"/>
+          <w:szCs w:val="32"/>
+        </w:rPr>
+        <w:t xml:space="preserve"> CV</w:t>
+      </w:r>
+    </w:p>
+    <w:p>
+      <w:pPr>
+        <w:spacing w:after="0" w:line="240" w:lineRule="auto"/>
+        <w:ind w:left="1440"/>
+        <w:rPr>
+          <w:rFonts w:ascii="TH SarabunPSK" w:hAnsi="TH SarabunPSK" w:cs="TH SarabunPSK"/>
+          <w:sz w:val="32"/>
+          <w:szCs w:val="32"/>
+        </w:rPr>
+      </w:pPr>
+      <w:r>
+        <w:rPr>
+          <w:rFonts w:ascii="TH SarabunPSK" w:hAnsi="TH SarabunPSK" w:cs="TH SarabunPSK"/>
+          <w:sz w:val="32"/>
+          <w:szCs w:val="32"/>
+        </w:rPr>
+        <w:t xml:space="preserve">2.5) </w:t>
+      </w:r>
+      <w:r>
+        <w:rPr>
+          <w:rFonts w:ascii="TH SarabunPSK" w:hAnsi="TH SarabunPSK" w:cs="TH SarabunPSK"/>
+          <w:sz w:val="32"/>
+          <w:szCs w:val="32"/>
+          <w:cs/>
+        </w:rPr>
+        <w:t xml:space="preserve">เรือประมง </w:t>
+      </w:r>
+      <w:r>
+        <w:rPr>
+          <w:rFonts w:ascii="TH SarabunPSK" w:hAnsi="TH SarabunPSK" w:cs="TH SarabunPSK" w:hint="cs"/>
+          <w:sz w:val="32"/>
+          <w:szCs w:val="32"/>
+          <w:cs/>
+        </w:rPr>
+        <w:t>เทียบกับ คอลัมน์</w:t>
+      </w:r>
+      <w:r>
+        <w:rPr>
+          <w:rFonts w:ascii="TH SarabunPSK" w:hAnsi="TH SarabunPSK" w:cs="TH SarabunPSK" w:hint="cs"/>
+          <w:sz w:val="32"/>
+          <w:szCs w:val="32"/>
+          <w:cs/>
+        </w:rPr>
+        <w:t xml:space="preserve"> </w:t>
+      </w:r>
+      <w:r>
+        <w:rPr>
+          <w:rFonts w:ascii="TH SarabunPSK" w:hAnsi="TH SarabunPSK" w:cs="TH SarabunPSK"/>
+          <w:sz w:val="32"/>
+          <w:szCs w:val="32"/>
+        </w:rPr>
+        <w:t>CW</w:t>
+      </w:r>
+    </w:p>
+    <w:p>
+      <w:pPr>
+        <w:spacing w:after="0" w:line="240" w:lineRule="auto"/>
+        <w:ind w:left="1440"/>
+        <w:rPr>
+          <w:rFonts w:ascii="TH SarabunPSK" w:hAnsi="TH SarabunPSK" w:cs="TH SarabunPSK" w:hint="cs"/>
+          <w:sz w:val="32"/>
+          <w:szCs w:val="32"/>
+        </w:rPr>
+      </w:pPr>
+      <w:r>
+        <w:rPr>
+          <w:rFonts w:ascii="TH SarabunPSK" w:hAnsi="TH SarabunPSK" w:cs="TH SarabunPSK"/>
+          <w:sz w:val="32"/>
+          <w:szCs w:val="32"/>
+        </w:rPr>
+        <w:t xml:space="preserve">2.6) </w:t>
+      </w:r>
+      <w:r>
+        <w:rPr>
+          <w:rFonts w:ascii="TH SarabunPSK" w:hAnsi="TH SarabunPSK" w:cs="TH SarabunPSK"/>
+          <w:sz w:val="32"/>
+          <w:szCs w:val="32"/>
+          <w:cs/>
+        </w:rPr>
+        <w:t xml:space="preserve">แผงขายของ </w:t>
+      </w:r>
+      <w:r>
+        <w:rPr>
+          <w:rFonts w:ascii="TH SarabunPSK" w:hAnsi="TH SarabunPSK" w:cs="TH SarabunPSK" w:hint="cs"/>
+          <w:sz w:val="32"/>
+          <w:szCs w:val="32"/>
+          <w:cs/>
+        </w:rPr>
+        <w:t>เทียบกับ คอลัมน์</w:t>
+      </w:r>
+      <w:r>
+        <w:rPr>
+          <w:rFonts w:ascii="TH SarabunPSK" w:hAnsi="TH SarabunPSK" w:cs="TH SarabunPSK"/>
+          <w:sz w:val="32"/>
+          <w:szCs w:val="32"/>
+        </w:rPr>
+        <w:t xml:space="preserve"> CX</w:t>
+      </w:r>
+    </w:p>
+    <w:p>
+      <w:pPr>
+        <w:spacing w:after="0" w:line="240" w:lineRule="auto"/>
+        <w:ind w:left="1440"/>
+        <w:rPr>
+          <w:rFonts w:ascii="TH SarabunPSK" w:hAnsi="TH SarabunPSK" w:cs="TH SarabunPSK"/>
+          <w:sz w:val="32"/>
+          <w:szCs w:val="32"/>
+        </w:rPr>
+      </w:pPr>
+      <w:r>
+        <w:rPr>
+          <w:rFonts w:ascii="TH SarabunPSK" w:hAnsi="TH SarabunPSK" w:cs="TH SarabunPSK"/>
+          <w:sz w:val="32"/>
+          <w:szCs w:val="32"/>
+        </w:rPr>
+        <w:t xml:space="preserve">2.7) </w:t>
+      </w:r>
+      <w:r>
+        <w:rPr>
+          <w:rFonts w:ascii="TH SarabunPSK" w:hAnsi="TH SarabunPSK" w:cs="TH SarabunPSK"/>
+          <w:sz w:val="32"/>
+          <w:szCs w:val="32"/>
+          <w:cs/>
+        </w:rPr>
+        <w:t>รถโช</w:t>
       </w:r>
       <w:proofErr w:type="spellStart"/>
       <w:r>
@@ -7115,7 +8761,7 @@
           <w:szCs w:val="32"/>
           <w:cs/>
         </w:rPr>
-        <w:t>ซ์</w:t>
+        <w:t>เล่ย์</w:t>
       </w:r>
       <w:proofErr w:type="spellEnd"/>
       <w:r>
@@ -7125,7 +8771,509 @@
           <w:szCs w:val="32"/>
           <w:cs/>
         </w:rPr>
-        <w:t xml:space="preserve"> บัตรกดเงินสด) </w:t>
+        <w:t xml:space="preserve"> </w:t>
+      </w:r>
+      <w:r>
+        <w:rPr>
+          <w:rFonts w:ascii="TH SarabunPSK" w:hAnsi="TH SarabunPSK" w:cs="TH SarabunPSK" w:hint="cs"/>
+          <w:sz w:val="32"/>
+          <w:szCs w:val="32"/>
+          <w:cs/>
+        </w:rPr>
+        <w:t>เทียบกับ คอลัมน์</w:t>
+      </w:r>
+      <w:r>
+        <w:rPr>
+          <w:rFonts w:ascii="TH SarabunPSK" w:hAnsi="TH SarabunPSK" w:cs="TH SarabunPSK"/>
+          <w:sz w:val="32"/>
+          <w:szCs w:val="32"/>
+        </w:rPr>
+        <w:t xml:space="preserve"> CY</w:t>
+      </w:r>
+    </w:p>
+    <w:p>
+      <w:pPr>
+        <w:spacing w:after="0" w:line="240" w:lineRule="auto"/>
+        <w:ind w:left="1440"/>
+        <w:rPr>
+          <w:rFonts w:ascii="TH SarabunPSK" w:hAnsi="TH SarabunPSK" w:cs="TH SarabunPSK"/>
+          <w:sz w:val="32"/>
+          <w:szCs w:val="32"/>
+        </w:rPr>
+      </w:pPr>
+      <w:r>
+        <w:rPr>
+          <w:rFonts w:ascii="TH SarabunPSK" w:hAnsi="TH SarabunPSK" w:cs="TH SarabunPSK"/>
+          <w:sz w:val="32"/>
+          <w:szCs w:val="32"/>
+        </w:rPr>
+        <w:t xml:space="preserve">2.8) </w:t>
+      </w:r>
+      <w:r>
+        <w:rPr>
+          <w:rFonts w:ascii="TH SarabunPSK" w:hAnsi="TH SarabunPSK" w:cs="TH SarabunPSK"/>
+          <w:sz w:val="32"/>
+          <w:szCs w:val="32"/>
+          <w:cs/>
+        </w:rPr>
+        <w:t>ยุ้งฉาง</w:t>
+      </w:r>
+      <w:r>
+        <w:rPr>
+          <w:rFonts w:ascii="TH SarabunPSK" w:hAnsi="TH SarabunPSK" w:cs="TH SarabunPSK" w:hint="cs"/>
+          <w:sz w:val="32"/>
+          <w:szCs w:val="32"/>
+          <w:cs/>
+        </w:rPr>
+        <w:t xml:space="preserve"> </w:t>
+      </w:r>
+      <w:r>
+        <w:rPr>
+          <w:rFonts w:ascii="TH SarabunPSK" w:hAnsi="TH SarabunPSK" w:cs="TH SarabunPSK" w:hint="cs"/>
+          <w:sz w:val="32"/>
+          <w:szCs w:val="32"/>
+          <w:cs/>
+        </w:rPr>
+        <w:t>เทียบกับ คอลัมน์</w:t>
+      </w:r>
+      <w:r>
+        <w:rPr>
+          <w:rFonts w:ascii="TH SarabunPSK" w:hAnsi="TH SarabunPSK" w:cs="TH SarabunPSK"/>
+          <w:sz w:val="32"/>
+          <w:szCs w:val="32"/>
+          <w:cs/>
+        </w:rPr>
+        <w:t xml:space="preserve"> </w:t>
+      </w:r>
+      <w:r>
+        <w:rPr>
+          <w:rFonts w:ascii="TH SarabunPSK" w:hAnsi="TH SarabunPSK" w:cs="TH SarabunPSK"/>
+          <w:sz w:val="32"/>
+          <w:szCs w:val="32"/>
+        </w:rPr>
+        <w:t>CZ</w:t>
+      </w:r>
+    </w:p>
+    <w:p>
+      <w:pPr>
+        <w:spacing w:after="0" w:line="240" w:lineRule="auto"/>
+        <w:ind w:left="1440"/>
+        <w:rPr>
+          <w:rFonts w:ascii="TH SarabunPSK" w:hAnsi="TH SarabunPSK" w:cs="TH SarabunPSK"/>
+          <w:sz w:val="32"/>
+          <w:szCs w:val="32"/>
+        </w:rPr>
+      </w:pPr>
+      <w:r>
+        <w:rPr>
+          <w:rFonts w:ascii="TH SarabunPSK" w:hAnsi="TH SarabunPSK" w:cs="TH SarabunPSK"/>
+          <w:sz w:val="32"/>
+          <w:szCs w:val="32"/>
+        </w:rPr>
+        <w:t xml:space="preserve">2.9) </w:t>
+      </w:r>
+      <w:r>
+        <w:rPr>
+          <w:rFonts w:ascii="TH SarabunPSK" w:hAnsi="TH SarabunPSK" w:cs="TH SarabunPSK"/>
+          <w:sz w:val="32"/>
+          <w:szCs w:val="32"/>
+          <w:cs/>
+        </w:rPr>
+        <w:t xml:space="preserve">หุ้น/กองทุน </w:t>
+      </w:r>
+      <w:r>
+        <w:rPr>
+          <w:rFonts w:ascii="TH SarabunPSK" w:hAnsi="TH SarabunPSK" w:cs="TH SarabunPSK" w:hint="cs"/>
+          <w:sz w:val="32"/>
+          <w:szCs w:val="32"/>
+          <w:cs/>
+        </w:rPr>
+        <w:t>เทียบกับ คอลัมน์</w:t>
+      </w:r>
+      <w:r>
+        <w:rPr>
+          <w:rFonts w:ascii="TH SarabunPSK" w:hAnsi="TH SarabunPSK" w:cs="TH SarabunPSK"/>
+          <w:sz w:val="32"/>
+          <w:szCs w:val="32"/>
+        </w:rPr>
+        <w:t xml:space="preserve"> DA</w:t>
+      </w:r>
+    </w:p>
+    <w:p>
+      <w:pPr>
+        <w:spacing w:after="0" w:line="240" w:lineRule="auto"/>
+        <w:ind w:left="1440"/>
+        <w:rPr>
+          <w:rFonts w:ascii="TH SarabunPSK" w:hAnsi="TH SarabunPSK" w:cs="TH SarabunPSK" w:hint="cs"/>
+          <w:sz w:val="32"/>
+          <w:szCs w:val="32"/>
+        </w:rPr>
+      </w:pPr>
+      <w:r>
+        <w:rPr>
+          <w:rFonts w:ascii="TH SarabunPSK" w:hAnsi="TH SarabunPSK" w:cs="TH SarabunPSK"/>
+          <w:sz w:val="32"/>
+          <w:szCs w:val="32"/>
+        </w:rPr>
+        <w:t xml:space="preserve">2.10) </w:t>
+      </w:r>
+      <w:r>
+        <w:rPr>
+          <w:rFonts w:ascii="TH SarabunPSK" w:hAnsi="TH SarabunPSK" w:cs="TH SarabunPSK"/>
+          <w:sz w:val="32"/>
+          <w:szCs w:val="32"/>
+          <w:cs/>
+        </w:rPr>
+        <w:t xml:space="preserve">แชร์ </w:t>
+      </w:r>
+      <w:r>
+        <w:rPr>
+          <w:rFonts w:ascii="TH SarabunPSK" w:hAnsi="TH SarabunPSK" w:cs="TH SarabunPSK" w:hint="cs"/>
+          <w:sz w:val="32"/>
+          <w:szCs w:val="32"/>
+          <w:cs/>
+        </w:rPr>
+        <w:t>เทียบกับ คอลัมน์</w:t>
+      </w:r>
+      <w:r>
+        <w:rPr>
+          <w:rFonts w:ascii="TH SarabunPSK" w:hAnsi="TH SarabunPSK" w:cs="TH SarabunPSK"/>
+          <w:sz w:val="32"/>
+          <w:szCs w:val="32"/>
+        </w:rPr>
+        <w:t xml:space="preserve"> DB</w:t>
+      </w:r>
+    </w:p>
+    <w:p>
+      <w:pPr>
+        <w:spacing w:after="0" w:line="240" w:lineRule="auto"/>
+        <w:ind w:left="1440"/>
+        <w:rPr>
+          <w:rFonts w:ascii="TH SarabunPSK" w:hAnsi="TH SarabunPSK" w:cs="TH SarabunPSK"/>
+          <w:sz w:val="32"/>
+          <w:szCs w:val="32"/>
+        </w:rPr>
+      </w:pPr>
+      <w:r>
+        <w:rPr>
+          <w:rFonts w:ascii="TH SarabunPSK" w:hAnsi="TH SarabunPSK" w:cs="TH SarabunPSK"/>
+          <w:sz w:val="32"/>
+          <w:szCs w:val="32"/>
+        </w:rPr>
+        <w:t xml:space="preserve">2.11) </w:t>
+      </w:r>
+      <w:r>
+        <w:rPr>
+          <w:rFonts w:ascii="TH SarabunPSK" w:hAnsi="TH SarabunPSK" w:cs="TH SarabunPSK"/>
+          <w:sz w:val="32"/>
+          <w:szCs w:val="32"/>
+          <w:cs/>
+        </w:rPr>
+        <w:t>สัตว์เลี้ยง (มีมูลค่า เช่น แพะ</w:t>
+      </w:r>
+      <w:r>
+        <w:rPr>
+          <w:rFonts w:ascii="TH SarabunPSK" w:hAnsi="TH SarabunPSK" w:cs="TH SarabunPSK"/>
+          <w:sz w:val="32"/>
+          <w:szCs w:val="32"/>
+        </w:rPr>
+        <w:t>,</w:t>
+      </w:r>
+      <w:r>
+        <w:rPr>
+          <w:rFonts w:ascii="TH SarabunPSK" w:hAnsi="TH SarabunPSK" w:cs="TH SarabunPSK"/>
+          <w:sz w:val="32"/>
+          <w:szCs w:val="32"/>
+          <w:cs/>
+        </w:rPr>
+        <w:t>แกะ</w:t>
+      </w:r>
+      <w:r>
+        <w:rPr>
+          <w:rFonts w:ascii="TH SarabunPSK" w:hAnsi="TH SarabunPSK" w:cs="TH SarabunPSK"/>
+          <w:sz w:val="32"/>
+          <w:szCs w:val="32"/>
+        </w:rPr>
+        <w:t>,</w:t>
+      </w:r>
+      <w:r>
+        <w:rPr>
+          <w:rFonts w:ascii="TH SarabunPSK" w:hAnsi="TH SarabunPSK" w:cs="TH SarabunPSK"/>
+          <w:sz w:val="32"/>
+          <w:szCs w:val="32"/>
+          <w:cs/>
+        </w:rPr>
+        <w:t>สุกร</w:t>
+      </w:r>
+      <w:r>
+        <w:rPr>
+          <w:rFonts w:ascii="TH SarabunPSK" w:hAnsi="TH SarabunPSK" w:cs="TH SarabunPSK"/>
+          <w:sz w:val="32"/>
+          <w:szCs w:val="32"/>
+        </w:rPr>
+        <w:t>,</w:t>
+      </w:r>
+      <w:r>
+        <w:rPr>
+          <w:rFonts w:ascii="TH SarabunPSK" w:hAnsi="TH SarabunPSK" w:cs="TH SarabunPSK"/>
+          <w:sz w:val="32"/>
+          <w:szCs w:val="32"/>
+          <w:cs/>
+        </w:rPr>
+        <w:t>กะ</w:t>
+      </w:r>
+      <w:proofErr w:type="spellStart"/>
+      <w:r>
+        <w:rPr>
+          <w:rFonts w:ascii="TH SarabunPSK" w:hAnsi="TH SarabunPSK" w:cs="TH SarabunPSK"/>
+          <w:sz w:val="32"/>
+          <w:szCs w:val="32"/>
+          <w:cs/>
+        </w:rPr>
+        <w:t>บือ</w:t>
+      </w:r>
+      <w:proofErr w:type="spellEnd"/>
+      <w:r>
+        <w:rPr>
+          <w:rFonts w:ascii="TH SarabunPSK" w:hAnsi="TH SarabunPSK" w:cs="TH SarabunPSK"/>
+          <w:sz w:val="32"/>
+          <w:szCs w:val="32"/>
+          <w:cs/>
+        </w:rPr>
+        <w:t xml:space="preserve">)  </w:t>
+      </w:r>
+      <w:r>
+        <w:rPr>
+          <w:rFonts w:ascii="TH SarabunPSK" w:hAnsi="TH SarabunPSK" w:cs="TH SarabunPSK" w:hint="cs"/>
+          <w:sz w:val="32"/>
+          <w:szCs w:val="32"/>
+          <w:cs/>
+        </w:rPr>
+        <w:t>เทียบกับ คอลัมน์</w:t>
+      </w:r>
+      <w:r>
+        <w:rPr>
+          <w:rFonts w:ascii="TH SarabunPSK" w:hAnsi="TH SarabunPSK" w:cs="TH SarabunPSK"/>
+          <w:sz w:val="32"/>
+          <w:szCs w:val="32"/>
+        </w:rPr>
+        <w:t xml:space="preserve"> DC</w:t>
+      </w:r>
+    </w:p>
+    <w:p>
+      <w:pPr>
+        <w:spacing w:after="0" w:line="240" w:lineRule="auto"/>
+        <w:ind w:left="1440"/>
+        <w:rPr>
+          <w:rFonts w:ascii="TH SarabunPSK" w:hAnsi="TH SarabunPSK" w:cs="TH SarabunPSK"/>
+          <w:sz w:val="32"/>
+          <w:szCs w:val="32"/>
+        </w:rPr>
+      </w:pPr>
+      <w:r>
+        <w:rPr>
+          <w:rFonts w:ascii="TH SarabunPSK" w:hAnsi="TH SarabunPSK" w:cs="TH SarabunPSK"/>
+          <w:sz w:val="32"/>
+          <w:szCs w:val="32"/>
+        </w:rPr>
+        <w:t xml:space="preserve">2.12) </w:t>
+      </w:r>
+      <w:r>
+        <w:rPr>
+          <w:rFonts w:ascii="TH SarabunPSK" w:hAnsi="TH SarabunPSK" w:cs="TH SarabunPSK"/>
+          <w:sz w:val="32"/>
+          <w:szCs w:val="32"/>
+          <w:cs/>
+        </w:rPr>
+        <w:t>อื่นๆ ระบุ...........................................................</w:t>
+      </w:r>
+      <w:r>
+        <w:rPr>
+          <w:rFonts w:ascii="TH SarabunPSK" w:hAnsi="TH SarabunPSK" w:cs="TH SarabunPSK" w:hint="cs"/>
+          <w:sz w:val="32"/>
+          <w:szCs w:val="32"/>
+          <w:cs/>
+        </w:rPr>
+        <w:t xml:space="preserve"> </w:t>
+      </w:r>
+      <w:r>
+        <w:rPr>
+          <w:rFonts w:ascii="TH SarabunPSK" w:hAnsi="TH SarabunPSK" w:cs="TH SarabunPSK" w:hint="cs"/>
+          <w:sz w:val="32"/>
+          <w:szCs w:val="32"/>
+          <w:cs/>
+        </w:rPr>
+        <w:t>เทียบกับ คอลัมน์</w:t>
+      </w:r>
+      <w:r>
+        <w:rPr>
+          <w:rFonts w:ascii="TH SarabunPSK" w:hAnsi="TH SarabunPSK" w:cs="TH SarabunPSK"/>
+          <w:sz w:val="32"/>
+          <w:szCs w:val="32"/>
+        </w:rPr>
+        <w:t xml:space="preserve"> DE</w:t>
+      </w:r>
+    </w:p>
+    <w:p>
+      <w:pPr>
+        <w:spacing w:after="0" w:line="240" w:lineRule="auto"/>
+        <w:rPr>
+          <w:rFonts w:ascii="TH SarabunPSK" w:hAnsi="TH SarabunPSK" w:cs="TH SarabunPSK"/>
+          <w:b/>
+          <w:bCs/>
+          <w:sz w:val="32"/>
+          <w:szCs w:val="32"/>
+        </w:rPr>
+      </w:pPr>
+    </w:p>
+    <w:p>
+      <w:pPr>
+        <w:spacing w:after="0" w:line="240" w:lineRule="auto"/>
+        <w:rPr>
+          <w:rFonts w:ascii="TH SarabunPSK" w:hAnsi="TH SarabunPSK" w:cs="TH SarabunPSK" w:hint="cs"/>
+          <w:b/>
+          <w:bCs/>
+          <w:sz w:val="32"/>
+          <w:szCs w:val="32"/>
+        </w:rPr>
+      </w:pPr>
+      <w:r>
+        <w:rPr>
+          <w:rFonts w:ascii="TH SarabunPSK" w:hAnsi="TH SarabunPSK" w:cs="TH SarabunPSK" w:hint="cs"/>
+          <w:b/>
+          <w:bCs/>
+          <w:sz w:val="32"/>
+          <w:szCs w:val="32"/>
+          <w:cs/>
+        </w:rPr>
+        <w:t xml:space="preserve">ตอนที่ </w:t>
+      </w:r>
+      <w:r>
+        <w:rPr>
+          <w:rFonts w:ascii="TH SarabunPSK" w:hAnsi="TH SarabunPSK" w:cs="TH SarabunPSK" w:hint="cs"/>
+          <w:b/>
+          <w:bCs/>
+          <w:sz w:val="32"/>
+          <w:szCs w:val="32"/>
+        </w:rPr>
+        <w:t xml:space="preserve">4 </w:t>
+      </w:r>
+      <w:r>
+        <w:rPr>
+          <w:rFonts w:ascii="TH SarabunPSK" w:hAnsi="TH SarabunPSK" w:cs="TH SarabunPSK" w:hint="cs"/>
+          <w:b/>
+          <w:bCs/>
+          <w:sz w:val="32"/>
+          <w:szCs w:val="32"/>
+          <w:cs/>
+        </w:rPr>
+        <w:t>ทุนทรัพยากรธรรมชาติ</w:t>
+      </w:r>
+    </w:p>
+    <w:p>
+      <w:pPr>
+        <w:spacing w:after="0" w:line="240" w:lineRule="auto"/>
+        <w:rPr>
+          <w:rFonts w:ascii="TH SarabunPSK" w:hAnsi="TH SarabunPSK" w:cs="TH SarabunPSK"/>
+          <w:sz w:val="32"/>
+          <w:szCs w:val="32"/>
+        </w:rPr>
+      </w:pPr>
+      <w:r>
+        <w:rPr>
+          <w:rFonts w:ascii="TH SarabunPSK" w:hAnsi="TH SarabunPSK" w:cs="TH SarabunPSK" w:hint="cs"/>
+          <w:b/>
+          <w:bCs/>
+          <w:sz w:val="32"/>
+          <w:szCs w:val="32"/>
+        </w:rPr>
+        <w:t xml:space="preserve">(2) </w:t>
+      </w:r>
+      <w:r>
+        <w:rPr>
+          <w:rFonts w:ascii="TH SarabunPSK" w:hAnsi="TH SarabunPSK" w:cs="TH SarabunPSK" w:hint="cs"/>
+          <w:b/>
+          <w:bCs/>
+          <w:sz w:val="32"/>
+          <w:szCs w:val="32"/>
+          <w:cs/>
+        </w:rPr>
+        <w:t xml:space="preserve">การสำรวจ </w:t>
+      </w:r>
+      <w:r>
+        <w:rPr>
+          <w:rFonts w:ascii="TH SarabunPSK" w:hAnsi="TH SarabunPSK" w:cs="TH SarabunPSK" w:hint="cs"/>
+          <w:sz w:val="32"/>
+          <w:szCs w:val="32"/>
+          <w:cs/>
+        </w:rPr>
+        <w:t xml:space="preserve">เทียบกับ </w:t>
+      </w:r>
+      <w:r>
+        <w:rPr>
+          <w:rFonts w:ascii="TH SarabunPSK" w:hAnsi="TH SarabunPSK" w:cs="TH SarabunPSK" w:hint="cs"/>
+          <w:b/>
+          <w:bCs/>
+          <w:sz w:val="32"/>
+          <w:szCs w:val="32"/>
+          <w:cs/>
+        </w:rPr>
+        <w:t>(</w:t>
+      </w:r>
+      <w:r>
+        <w:rPr>
+          <w:rFonts w:ascii="TH SarabunPSK" w:hAnsi="TH SarabunPSK" w:cs="TH SarabunPSK" w:hint="cs"/>
+          <w:b/>
+          <w:bCs/>
+          <w:sz w:val="32"/>
+          <w:szCs w:val="32"/>
+          <w:cs/>
+        </w:rPr>
+        <w:t>1) ข้อมูลนำเข้า</w:t>
+      </w:r>
+      <w:r>
+        <w:rPr>
+          <w:rFonts w:ascii="TH SarabunPSK" w:hAnsi="TH SarabunPSK" w:cs="TH SarabunPSK" w:hint="cs"/>
+          <w:sz w:val="32"/>
+          <w:szCs w:val="32"/>
+          <w:cs/>
+        </w:rPr>
+        <w:t xml:space="preserve"> </w:t>
+      </w:r>
+      <w:r>
+        <w:rPr>
+          <w:rFonts w:ascii="TH SarabunPSK" w:hAnsi="TH SarabunPSK" w:cs="TH SarabunPSK" w:hint="cs"/>
+          <w:sz w:val="32"/>
+          <w:szCs w:val="32"/>
+        </w:rPr>
+        <w:t xml:space="preserve">Sheet </w:t>
+      </w:r>
+      <w:r>
+        <w:rPr>
+          <w:rFonts w:ascii="TH SarabunPSK" w:hAnsi="TH SarabunPSK" w:cs="TH SarabunPSK" w:hint="cs"/>
+          <w:sz w:val="32"/>
+          <w:szCs w:val="32"/>
+          <w:cs/>
+        </w:rPr>
+        <w:t>ชื่อ “ทุน</w:t>
+      </w:r>
+      <w:r>
+        <w:rPr>
+          <w:rFonts w:ascii="TH SarabunPSK" w:hAnsi="TH SarabunPSK" w:cs="TH SarabunPSK" w:hint="cs"/>
+          <w:sz w:val="32"/>
+          <w:szCs w:val="32"/>
+          <w:cs/>
+        </w:rPr>
+        <w:t>ธรรมชาติ</w:t>
+      </w:r>
+      <w:r>
+        <w:rPr>
+          <w:rFonts w:ascii="TH SarabunPSK" w:hAnsi="TH SarabunPSK" w:cs="TH SarabunPSK" w:hint="cs"/>
+          <w:sz w:val="32"/>
+          <w:szCs w:val="32"/>
+          <w:cs/>
+        </w:rPr>
+        <w:t>”</w:t>
       </w:r>
     </w:p>
     <w:p>
@@ -7144,33 +9292,87 @@
           <w:sz w:val="32"/>
           <w:szCs w:val="32"/>
         </w:rPr>
-        <w:tab/>
-      </w:r>
-      <w:r>
-        <w:rPr>
-          <w:rFonts w:ascii="TH SarabunPSK" w:hAnsi="TH SarabunPSK" w:cs="TH SarabunPSK"/>
-          <w:sz w:val="32"/>
-          <w:szCs w:val="32"/>
-        </w:rPr>
-        <w:tab/>
-      </w:r>
-      <w:r>
-        <w:rPr>
-          <w:rFonts w:ascii="TH SarabunPSK" w:hAnsi="TH SarabunPSK" w:cs="TH SarabunPSK"/>
-          <w:sz w:val="32"/>
-          <w:szCs w:val="32"/>
-        </w:rPr>
-        <w:tab/>
-        <w:t xml:space="preserve">1.8.1) </w:t>
-      </w:r>
-      <w:r>
-        <w:rPr>
-          <w:rFonts w:ascii="TH SarabunPSK" w:hAnsi="TH SarabunPSK" w:cs="TH SarabunPSK"/>
-          <w:sz w:val="32"/>
-          <w:szCs w:val="32"/>
-          <w:cs/>
-        </w:rPr>
-        <w:t xml:space="preserve">ผิดนัด ชำระหนี้  </w:t>
+        <w:t xml:space="preserve">16. </w:t>
+      </w:r>
+      <w:r>
+        <w:rPr>
+          <w:rFonts w:ascii="TH SarabunPSK" w:hAnsi="TH SarabunPSK" w:cs="TH SarabunPSK"/>
+          <w:sz w:val="32"/>
+          <w:szCs w:val="32"/>
+          <w:cs/>
+        </w:rPr>
+        <w:t>ครัวเรือนของท่านประสบภัยพิบัติหรือไม่ หลังจากเข้าร่วมโครงกา</w:t>
+      </w:r>
+      <w:r>
+        <w:rPr>
+          <w:rFonts w:ascii="TH SarabunPSK" w:hAnsi="TH SarabunPSK" w:cs="TH SarabunPSK" w:hint="cs"/>
+          <w:sz w:val="32"/>
+          <w:szCs w:val="32"/>
+          <w:cs/>
+        </w:rPr>
+        <w:t xml:space="preserve">ร </w:t>
+      </w:r>
+      <w:r>
+        <w:rPr>
+          <w:rFonts w:ascii="TH SarabunPSK" w:hAnsi="TH SarabunPSK" w:cs="TH SarabunPSK" w:hint="cs"/>
+          <w:sz w:val="32"/>
+          <w:szCs w:val="32"/>
+          <w:cs/>
+        </w:rPr>
+        <w:t>0) ไม่ประสบ</w:t>
+      </w:r>
+      <w:r>
+        <w:rPr>
+          <w:rFonts w:ascii="TH SarabunPSK" w:hAnsi="TH SarabunPSK" w:cs="TH SarabunPSK" w:hint="cs"/>
+          <w:sz w:val="32"/>
+          <w:szCs w:val="32"/>
+          <w:cs/>
+        </w:rPr>
+        <w:t xml:space="preserve"> </w:t>
+      </w:r>
+      <w:r>
+        <w:rPr>
+          <w:rFonts w:ascii="TH SarabunPSK" w:hAnsi="TH SarabunPSK" w:cs="TH SarabunPSK" w:hint="cs"/>
+          <w:sz w:val="32"/>
+          <w:szCs w:val="32"/>
+          <w:cs/>
+        </w:rPr>
+        <w:t>1) ประสบ</w:t>
+      </w:r>
+      <w:r>
+        <w:rPr>
+          <w:rFonts w:ascii="TH SarabunPSK" w:hAnsi="TH SarabunPSK" w:cs="TH SarabunPSK" w:hint="cs"/>
+          <w:sz w:val="32"/>
+          <w:szCs w:val="32"/>
+          <w:cs/>
+        </w:rPr>
+        <w:t xml:space="preserve"> </w:t>
+      </w:r>
+      <w:r>
+        <w:rPr>
+          <w:rFonts w:ascii="TH SarabunPSK" w:hAnsi="TH SarabunPSK" w:cs="TH SarabunPSK" w:hint="cs"/>
+          <w:sz w:val="32"/>
+          <w:szCs w:val="32"/>
+          <w:cs/>
+        </w:rPr>
+        <w:t>เทียบกับ คอลัมน์</w:t>
+      </w:r>
+      <w:r>
+        <w:rPr>
+          <w:rFonts w:ascii="TH SarabunPSK" w:hAnsi="TH SarabunPSK" w:cs="TH SarabunPSK" w:hint="cs"/>
+          <w:sz w:val="32"/>
+          <w:szCs w:val="32"/>
+          <w:cs/>
+        </w:rPr>
+        <w:t xml:space="preserve"> </w:t>
+      </w:r>
+      <w:r>
+        <w:rPr>
+          <w:rFonts w:ascii="TH SarabunPSK" w:hAnsi="TH SarabunPSK" w:cs="TH SarabunPSK"/>
+          <w:sz w:val="32"/>
+          <w:szCs w:val="32"/>
+        </w:rPr>
+        <w:t xml:space="preserve">I </w:t>
       </w:r>
     </w:p>
     <w:p>
@@ -7189,166 +9391,454 @@
           <w:sz w:val="32"/>
           <w:szCs w:val="32"/>
         </w:rPr>
-        <w:tab/>
-      </w:r>
-      <w:r>
-        <w:rPr>
-          <w:rFonts w:ascii="TH SarabunPSK" w:hAnsi="TH SarabunPSK" w:cs="TH SarabunPSK"/>
-          <w:sz w:val="32"/>
-          <w:szCs w:val="32"/>
-        </w:rPr>
-        <w:tab/>
-      </w:r>
-      <w:r>
-        <w:rPr>
-          <w:rFonts w:ascii="TH SarabunPSK" w:hAnsi="TH SarabunPSK" w:cs="TH SarabunPSK"/>
-          <w:sz w:val="32"/>
-          <w:szCs w:val="32"/>
-        </w:rPr>
-        <w:tab/>
-        <w:t xml:space="preserve">1.8.2) </w:t>
-      </w:r>
-      <w:r>
-        <w:rPr>
-          <w:rFonts w:ascii="TH SarabunPSK" w:hAnsi="TH SarabunPSK" w:cs="TH SarabunPSK"/>
-          <w:sz w:val="32"/>
-          <w:szCs w:val="32"/>
-          <w:cs/>
-        </w:rPr>
-        <w:t xml:space="preserve">กู้เพิ่ม ได้อีกไหม  </w:t>
-      </w:r>
-    </w:p>
-    <w:p>
-      <w:pPr>
-        <w:spacing w:after="0" w:line="240" w:lineRule="auto"/>
-        <w:ind w:firstLine="720"/>
-        <w:rPr>
-          <w:rFonts w:ascii="TH SarabunPSK" w:hAnsi="TH SarabunPSK" w:cs="TH SarabunPSK"/>
-          <w:sz w:val="32"/>
-          <w:szCs w:val="32"/>
-        </w:rPr>
-      </w:pPr>
-      <w:r>
-        <w:rPr>
-          <w:rFonts w:ascii="TH SarabunPSK" w:hAnsi="TH SarabunPSK" w:cs="TH SarabunPSK"/>
-          <w:sz w:val="32"/>
-          <w:szCs w:val="32"/>
-        </w:rPr>
-        <w:tab/>
-      </w:r>
-      <w:r>
-        <w:rPr>
-          <w:rFonts w:ascii="TH SarabunPSK" w:hAnsi="TH SarabunPSK" w:cs="TH SarabunPSK"/>
-          <w:sz w:val="32"/>
-          <w:szCs w:val="32"/>
-        </w:rPr>
-        <w:tab/>
-        <w:t xml:space="preserve">1.9) </w:t>
-      </w:r>
-      <w:r>
-        <w:rPr>
-          <w:rFonts w:ascii="TH SarabunPSK" w:hAnsi="TH SarabunPSK" w:cs="TH SarabunPSK"/>
-          <w:sz w:val="32"/>
-          <w:szCs w:val="32"/>
-          <w:cs/>
-        </w:rPr>
-        <w:t xml:space="preserve">ร้านค้าอุปโภค บริโภค ปัจจัยการผลิต (ปุ๋ย ยา เครื่องใช้ไฟฟ้า เฟอร์นิเจอร์) </w:t>
-      </w:r>
-    </w:p>
-    <w:p>
-      <w:pPr>
-        <w:spacing w:after="0" w:line="240" w:lineRule="auto"/>
-        <w:ind w:firstLine="720"/>
-        <w:rPr>
-          <w:rFonts w:ascii="TH SarabunPSK" w:hAnsi="TH SarabunPSK" w:cs="TH SarabunPSK"/>
-          <w:sz w:val="32"/>
-          <w:szCs w:val="32"/>
-        </w:rPr>
-      </w:pPr>
-      <w:r>
-        <w:rPr>
-          <w:rFonts w:ascii="TH SarabunPSK" w:hAnsi="TH SarabunPSK" w:cs="TH SarabunPSK"/>
-          <w:sz w:val="32"/>
-          <w:szCs w:val="32"/>
-        </w:rPr>
-        <w:tab/>
-      </w:r>
-      <w:r>
-        <w:rPr>
-          <w:rFonts w:ascii="TH SarabunPSK" w:hAnsi="TH SarabunPSK" w:cs="TH SarabunPSK"/>
-          <w:sz w:val="32"/>
-          <w:szCs w:val="32"/>
-        </w:rPr>
-        <w:tab/>
-      </w:r>
-      <w:r>
-        <w:rPr>
-          <w:rFonts w:ascii="TH SarabunPSK" w:hAnsi="TH SarabunPSK" w:cs="TH SarabunPSK"/>
-          <w:sz w:val="32"/>
-          <w:szCs w:val="32"/>
-        </w:rPr>
-        <w:tab/>
-        <w:t xml:space="preserve">1.9.1) </w:t>
-      </w:r>
-      <w:r>
-        <w:rPr>
-          <w:rFonts w:ascii="TH SarabunPSK" w:hAnsi="TH SarabunPSK" w:cs="TH SarabunPSK"/>
-          <w:sz w:val="32"/>
-          <w:szCs w:val="32"/>
-          <w:cs/>
-        </w:rPr>
-        <w:t xml:space="preserve">ผิดนัด ชำระหนี้  </w:t>
-      </w:r>
-    </w:p>
-    <w:p>
-      <w:pPr>
-        <w:spacing w:after="0" w:line="240" w:lineRule="auto"/>
-        <w:ind w:firstLine="720"/>
-        <w:rPr>
-          <w:rFonts w:ascii="TH SarabunPSK" w:hAnsi="TH SarabunPSK" w:cs="TH SarabunPSK"/>
-          <w:sz w:val="32"/>
-          <w:szCs w:val="32"/>
-        </w:rPr>
-      </w:pPr>
-      <w:r>
-        <w:rPr>
-          <w:rFonts w:ascii="TH SarabunPSK" w:hAnsi="TH SarabunPSK" w:cs="TH SarabunPSK"/>
-          <w:sz w:val="32"/>
-          <w:szCs w:val="32"/>
-        </w:rPr>
-        <w:tab/>
-      </w:r>
-      <w:r>
-        <w:rPr>
-          <w:rFonts w:ascii="TH SarabunPSK" w:hAnsi="TH SarabunPSK" w:cs="TH SarabunPSK"/>
-          <w:sz w:val="32"/>
-          <w:szCs w:val="32"/>
-        </w:rPr>
-        <w:tab/>
-      </w:r>
-      <w:r>
-        <w:rPr>
-          <w:rFonts w:ascii="TH SarabunPSK" w:hAnsi="TH SarabunPSK" w:cs="TH SarabunPSK"/>
-          <w:sz w:val="32"/>
-          <w:szCs w:val="32"/>
-        </w:rPr>
-        <w:tab/>
-        <w:t xml:space="preserve">1.9.2) </w:t>
-      </w:r>
-      <w:r>
-        <w:rPr>
-          <w:rFonts w:ascii="TH SarabunPSK" w:hAnsi="TH SarabunPSK" w:cs="TH SarabunPSK"/>
-          <w:sz w:val="32"/>
-          <w:szCs w:val="32"/>
-          <w:cs/>
-        </w:rPr>
-        <w:t xml:space="preserve">กู้เพิ่ม ได้อีกไหม  </w:t>
-      </w:r>
-    </w:p>
-    <w:p>
-      <w:pPr>
-        <w:spacing w:after="0" w:line="240" w:lineRule="auto"/>
-        <w:ind w:firstLine="720"/>
+        <w:t xml:space="preserve">17. </w:t>
+      </w:r>
+      <w:r>
+        <w:rPr>
+          <w:rFonts w:ascii="TH SarabunPSK" w:hAnsi="TH SarabunPSK" w:cs="TH SarabunPSK"/>
+          <w:sz w:val="32"/>
+          <w:szCs w:val="32"/>
+          <w:cs/>
+        </w:rPr>
+        <w:t>การรับมือกับภัยพิบัติ</w:t>
+      </w:r>
+      <w:r>
+        <w:rPr>
+          <w:rFonts w:ascii="TH SarabunPSK" w:hAnsi="TH SarabunPSK" w:cs="TH SarabunPSK"/>
+          <w:sz w:val="32"/>
+          <w:szCs w:val="32"/>
+        </w:rPr>
+        <w:t xml:space="preserve"> </w:t>
+      </w:r>
+      <w:r>
+        <w:rPr>
+          <w:rFonts w:ascii="TH SarabunPSK" w:hAnsi="TH SarabunPSK" w:cs="TH SarabunPSK" w:hint="cs"/>
+          <w:sz w:val="32"/>
+          <w:szCs w:val="32"/>
+          <w:cs/>
+        </w:rPr>
+        <w:t>เทียบกับ คอลัมน์</w:t>
+      </w:r>
+      <w:r>
+        <w:rPr>
+          <w:rFonts w:ascii="TH SarabunPSK" w:hAnsi="TH SarabunPSK" w:cs="TH SarabunPSK"/>
+          <w:sz w:val="32"/>
+          <w:szCs w:val="32"/>
+        </w:rPr>
+        <w:t xml:space="preserve"> J</w:t>
+      </w:r>
+    </w:p>
+    <w:p>
+      <w:pPr>
+        <w:spacing w:after="0" w:line="240" w:lineRule="auto"/>
+        <w:rPr>
+          <w:rFonts w:ascii="TH SarabunPSK" w:hAnsi="TH SarabunPSK" w:cs="TH SarabunPSK"/>
+          <w:sz w:val="32"/>
+          <w:szCs w:val="32"/>
+        </w:rPr>
+      </w:pPr>
+    </w:p>
+    <w:p>
+      <w:pPr>
+        <w:spacing w:after="0" w:line="240" w:lineRule="auto"/>
+        <w:rPr>
+          <w:rFonts w:ascii="TH SarabunPSK" w:hAnsi="TH SarabunPSK" w:cs="TH SarabunPSK" w:hint="cs"/>
+          <w:b/>
+          <w:bCs/>
+          <w:sz w:val="32"/>
+          <w:szCs w:val="32"/>
+        </w:rPr>
+      </w:pPr>
+      <w:r>
+        <w:rPr>
+          <w:rFonts w:ascii="TH SarabunPSK" w:hAnsi="TH SarabunPSK" w:cs="TH SarabunPSK" w:hint="cs"/>
+          <w:b/>
+          <w:bCs/>
+          <w:sz w:val="32"/>
+          <w:szCs w:val="32"/>
+          <w:cs/>
+        </w:rPr>
+        <w:t>ตอนที่ 5 ทุนทางสังคม</w:t>
+      </w:r>
+    </w:p>
+    <w:p>
+      <w:pPr>
+        <w:spacing w:after="0" w:line="240" w:lineRule="auto"/>
+        <w:rPr>
+          <w:rFonts w:ascii="TH SarabunPSK" w:hAnsi="TH SarabunPSK" w:cs="TH SarabunPSK"/>
+          <w:sz w:val="32"/>
+          <w:szCs w:val="32"/>
+        </w:rPr>
+      </w:pPr>
+      <w:r>
+        <w:rPr>
+          <w:rFonts w:ascii="TH SarabunPSK" w:hAnsi="TH SarabunPSK" w:cs="TH SarabunPSK" w:hint="cs"/>
+          <w:b/>
+          <w:bCs/>
+          <w:sz w:val="32"/>
+          <w:szCs w:val="32"/>
+        </w:rPr>
+        <w:t xml:space="preserve">(2) </w:t>
+      </w:r>
+      <w:r>
+        <w:rPr>
+          <w:rFonts w:ascii="TH SarabunPSK" w:hAnsi="TH SarabunPSK" w:cs="TH SarabunPSK" w:hint="cs"/>
+          <w:b/>
+          <w:bCs/>
+          <w:sz w:val="32"/>
+          <w:szCs w:val="32"/>
+          <w:cs/>
+        </w:rPr>
+        <w:t xml:space="preserve">การสำรวจ </w:t>
+      </w:r>
+      <w:r>
+        <w:rPr>
+          <w:rFonts w:ascii="TH SarabunPSK" w:hAnsi="TH SarabunPSK" w:cs="TH SarabunPSK" w:hint="cs"/>
+          <w:sz w:val="32"/>
+          <w:szCs w:val="32"/>
+          <w:cs/>
+        </w:rPr>
+        <w:t xml:space="preserve">เทียบกับ </w:t>
+      </w:r>
+      <w:r>
+        <w:rPr>
+          <w:rFonts w:ascii="TH SarabunPSK" w:hAnsi="TH SarabunPSK" w:cs="TH SarabunPSK" w:hint="cs"/>
+          <w:b/>
+          <w:bCs/>
+          <w:sz w:val="32"/>
+          <w:szCs w:val="32"/>
+          <w:cs/>
+        </w:rPr>
+        <w:t>(</w:t>
+      </w:r>
+      <w:r>
+        <w:rPr>
+          <w:rFonts w:ascii="TH SarabunPSK" w:hAnsi="TH SarabunPSK" w:cs="TH SarabunPSK" w:hint="cs"/>
+          <w:b/>
+          <w:bCs/>
+          <w:sz w:val="32"/>
+          <w:szCs w:val="32"/>
+          <w:cs/>
+        </w:rPr>
+        <w:t>1) ข้อมูลนำเข้า</w:t>
+      </w:r>
+      <w:r>
+        <w:rPr>
+          <w:rFonts w:ascii="TH SarabunPSK" w:hAnsi="TH SarabunPSK" w:cs="TH SarabunPSK" w:hint="cs"/>
+          <w:sz w:val="32"/>
+          <w:szCs w:val="32"/>
+          <w:cs/>
+        </w:rPr>
+        <w:t xml:space="preserve"> </w:t>
+      </w:r>
+      <w:r>
+        <w:rPr>
+          <w:rFonts w:ascii="TH SarabunPSK" w:hAnsi="TH SarabunPSK" w:cs="TH SarabunPSK" w:hint="cs"/>
+          <w:sz w:val="32"/>
+          <w:szCs w:val="32"/>
+        </w:rPr>
+        <w:t xml:space="preserve">Sheet </w:t>
+      </w:r>
+      <w:r>
+        <w:rPr>
+          <w:rFonts w:ascii="TH SarabunPSK" w:hAnsi="TH SarabunPSK" w:cs="TH SarabunPSK" w:hint="cs"/>
+          <w:sz w:val="32"/>
+          <w:szCs w:val="32"/>
+          <w:cs/>
+        </w:rPr>
+        <w:t>ชื่อ “ทุน</w:t>
+      </w:r>
+      <w:r>
+        <w:rPr>
+          <w:rFonts w:ascii="TH SarabunPSK" w:hAnsi="TH SarabunPSK" w:cs="TH SarabunPSK" w:hint="cs"/>
+          <w:sz w:val="32"/>
+          <w:szCs w:val="32"/>
+          <w:cs/>
+        </w:rPr>
+        <w:t>ทางสังคม</w:t>
+      </w:r>
+      <w:r>
+        <w:rPr>
+          <w:rFonts w:ascii="TH SarabunPSK" w:hAnsi="TH SarabunPSK" w:cs="TH SarabunPSK" w:hint="cs"/>
+          <w:sz w:val="32"/>
+          <w:szCs w:val="32"/>
+          <w:cs/>
+        </w:rPr>
+        <w:t>”</w:t>
+      </w:r>
+    </w:p>
+    <w:p>
+      <w:pPr>
+        <w:spacing w:after="0" w:line="240" w:lineRule="auto"/>
+        <w:rPr>
+          <w:rFonts w:ascii="TH SarabunPSK" w:hAnsi="TH SarabunPSK" w:cs="TH SarabunPSK"/>
+          <w:sz w:val="32"/>
+          <w:szCs w:val="32"/>
+        </w:rPr>
+      </w:pPr>
+      <w:r>
+        <w:rPr>
+          <w:rFonts w:ascii="TH SarabunPSK" w:hAnsi="TH SarabunPSK" w:cs="TH SarabunPSK"/>
+          <w:sz w:val="32"/>
+          <w:szCs w:val="32"/>
+        </w:rPr>
+        <w:tab/>
+        <w:t xml:space="preserve">18. </w:t>
+      </w:r>
+      <w:r>
+        <w:rPr>
+          <w:rFonts w:ascii="TH SarabunPSK" w:hAnsi="TH SarabunPSK" w:cs="TH SarabunPSK"/>
+          <w:sz w:val="32"/>
+          <w:szCs w:val="32"/>
+          <w:cs/>
+        </w:rPr>
+        <w:t xml:space="preserve">กลุ่มอาชีพ/การผลิต/แปรรูป  </w:t>
+      </w:r>
+    </w:p>
+    <w:p>
+      <w:pPr>
+        <w:spacing w:after="0" w:line="240" w:lineRule="auto"/>
+        <w:rPr>
+          <w:rFonts w:ascii="TH SarabunPSK" w:hAnsi="TH SarabunPSK" w:cs="TH SarabunPSK"/>
+          <w:sz w:val="32"/>
+          <w:szCs w:val="32"/>
+        </w:rPr>
+      </w:pPr>
+      <w:r>
+        <w:rPr>
+          <w:rFonts w:ascii="TH SarabunPSK" w:hAnsi="TH SarabunPSK" w:cs="TH SarabunPSK"/>
+          <w:sz w:val="32"/>
+          <w:szCs w:val="32"/>
+        </w:rPr>
+        <w:tab/>
+      </w:r>
+      <w:r>
+        <w:rPr>
+          <w:rFonts w:ascii="TH SarabunPSK" w:hAnsi="TH SarabunPSK" w:cs="TH SarabunPSK"/>
+          <w:sz w:val="32"/>
+          <w:szCs w:val="32"/>
+        </w:rPr>
+        <w:tab/>
+      </w:r>
+      <w:r>
+        <w:rPr>
+          <w:rFonts w:ascii="TH SarabunPSK" w:hAnsi="TH SarabunPSK" w:cs="TH SarabunPSK"/>
+          <w:sz w:val="32"/>
+          <w:szCs w:val="32"/>
+        </w:rPr>
+        <w:t xml:space="preserve">1) </w:t>
+      </w:r>
+      <w:r>
+        <w:rPr>
+          <w:rFonts w:ascii="TH SarabunPSK" w:hAnsi="TH SarabunPSK" w:cs="TH SarabunPSK"/>
+          <w:sz w:val="32"/>
+          <w:szCs w:val="32"/>
+          <w:cs/>
+        </w:rPr>
+        <w:t xml:space="preserve">การพึ่งพากรณี เดือดร้อน </w:t>
+      </w:r>
+      <w:r>
+        <w:rPr>
+          <w:rFonts w:ascii="Segoe UI Symbol" w:hAnsi="Segoe UI Symbol" w:cs="Segoe UI Symbol" w:hint="cs"/>
+          <w:sz w:val="32"/>
+          <w:szCs w:val="32"/>
+          <w:cs/>
+        </w:rPr>
+        <w:t>☐</w:t>
+      </w:r>
+      <w:r>
+        <w:rPr>
+          <w:rFonts w:ascii="TH SarabunPSK" w:hAnsi="TH SarabunPSK" w:cs="TH SarabunPSK"/>
+          <w:sz w:val="32"/>
+          <w:szCs w:val="32"/>
+          <w:cs/>
+        </w:rPr>
+        <w:t xml:space="preserve"> </w:t>
+      </w:r>
+      <w:r>
+        <w:rPr>
+          <w:rFonts w:ascii="TH SarabunPSK" w:hAnsi="TH SarabunPSK" w:cs="TH SarabunPSK" w:hint="cs"/>
+          <w:sz w:val="32"/>
+          <w:szCs w:val="32"/>
+          <w:cs/>
+        </w:rPr>
+        <w:t>พึ่งได้มาก</w:t>
+      </w:r>
+      <w:r>
+        <w:rPr>
+          <w:rFonts w:ascii="TH SarabunPSK" w:hAnsi="TH SarabunPSK" w:cs="TH SarabunPSK"/>
+          <w:sz w:val="32"/>
+          <w:szCs w:val="32"/>
+          <w:cs/>
+        </w:rPr>
+        <w:t xml:space="preserve">  </w:t>
+      </w:r>
+      <w:r>
+        <w:rPr>
+          <w:rFonts w:ascii="Segoe UI Symbol" w:hAnsi="Segoe UI Symbol" w:cs="Segoe UI Symbol" w:hint="cs"/>
+          <w:sz w:val="32"/>
+          <w:szCs w:val="32"/>
+          <w:cs/>
+        </w:rPr>
+        <w:t>☐</w:t>
+      </w:r>
+      <w:r>
+        <w:rPr>
+          <w:rFonts w:ascii="TH SarabunPSK" w:hAnsi="TH SarabunPSK" w:cs="TH SarabunPSK"/>
+          <w:sz w:val="32"/>
+          <w:szCs w:val="32"/>
+          <w:cs/>
+        </w:rPr>
+        <w:t xml:space="preserve"> </w:t>
+      </w:r>
+      <w:r>
+        <w:rPr>
+          <w:rFonts w:ascii="TH SarabunPSK" w:hAnsi="TH SarabunPSK" w:cs="TH SarabunPSK" w:hint="cs"/>
+          <w:sz w:val="32"/>
+          <w:szCs w:val="32"/>
+          <w:cs/>
+        </w:rPr>
+        <w:t>พึ่งได้บ้าง</w:t>
+      </w:r>
+      <w:r>
+        <w:rPr>
+          <w:rFonts w:ascii="TH SarabunPSK" w:hAnsi="TH SarabunPSK" w:cs="TH SarabunPSK"/>
+          <w:sz w:val="32"/>
+          <w:szCs w:val="32"/>
+          <w:cs/>
+        </w:rPr>
+        <w:t xml:space="preserve">  </w:t>
+      </w:r>
+      <w:r>
+        <w:rPr>
+          <w:rFonts w:ascii="Segoe UI Symbol" w:hAnsi="Segoe UI Symbol" w:cs="Segoe UI Symbol" w:hint="cs"/>
+          <w:sz w:val="32"/>
+          <w:szCs w:val="32"/>
+          <w:cs/>
+        </w:rPr>
+        <w:t>☐</w:t>
+      </w:r>
+      <w:r>
+        <w:rPr>
+          <w:rFonts w:ascii="TH SarabunPSK" w:hAnsi="TH SarabunPSK" w:cs="TH SarabunPSK"/>
+          <w:sz w:val="32"/>
+          <w:szCs w:val="32"/>
+          <w:cs/>
+        </w:rPr>
+        <w:t xml:space="preserve"> </w:t>
+      </w:r>
+      <w:r>
+        <w:rPr>
+          <w:rFonts w:ascii="TH SarabunPSK" w:hAnsi="TH SarabunPSK" w:cs="TH SarabunPSK" w:hint="cs"/>
+          <w:sz w:val="32"/>
+          <w:szCs w:val="32"/>
+          <w:cs/>
+        </w:rPr>
+        <w:t>ไม่ได้</w:t>
+      </w:r>
+    </w:p>
+    <w:p>
+      <w:pPr>
+        <w:spacing w:after="0" w:line="240" w:lineRule="auto"/>
+        <w:rPr>
+          <w:rFonts w:ascii="TH SarabunPSK" w:hAnsi="TH SarabunPSK" w:cs="TH SarabunPSK"/>
+          <w:sz w:val="32"/>
+          <w:szCs w:val="32"/>
+        </w:rPr>
+      </w:pPr>
+      <w:r>
+        <w:rPr>
+          <w:rFonts w:ascii="TH SarabunPSK" w:hAnsi="TH SarabunPSK" w:cs="TH SarabunPSK"/>
+          <w:sz w:val="32"/>
+          <w:szCs w:val="32"/>
+        </w:rPr>
+        <w:tab/>
+      </w:r>
+      <w:r>
+        <w:rPr>
+          <w:rFonts w:ascii="TH SarabunPSK" w:hAnsi="TH SarabunPSK" w:cs="TH SarabunPSK"/>
+          <w:sz w:val="32"/>
+          <w:szCs w:val="32"/>
+        </w:rPr>
+        <w:tab/>
+        <w:t xml:space="preserve">17.1.2) </w:t>
+      </w:r>
+      <w:r>
+        <w:rPr>
+          <w:rFonts w:ascii="TH SarabunPSK" w:hAnsi="TH SarabunPSK" w:cs="TH SarabunPSK"/>
+          <w:sz w:val="32"/>
+          <w:szCs w:val="32"/>
+          <w:cs/>
+        </w:rPr>
+        <w:t xml:space="preserve">ปัญหาใน การเข้าร่วม </w:t>
+      </w:r>
+      <w:r>
+        <w:rPr>
+          <w:rFonts w:ascii="Segoe UI Symbol" w:hAnsi="Segoe UI Symbol" w:cs="Segoe UI Symbol" w:hint="cs"/>
+          <w:sz w:val="32"/>
+          <w:szCs w:val="32"/>
+          <w:cs/>
+        </w:rPr>
+        <w:t>☐</w:t>
+      </w:r>
+      <w:r>
+        <w:rPr>
+          <w:rFonts w:ascii="TH SarabunPSK" w:hAnsi="TH SarabunPSK" w:cs="TH SarabunPSK"/>
+          <w:sz w:val="32"/>
+          <w:szCs w:val="32"/>
+          <w:cs/>
+        </w:rPr>
+        <w:t xml:space="preserve"> </w:t>
+      </w:r>
+      <w:r>
+        <w:rPr>
+          <w:rFonts w:ascii="TH SarabunPSK" w:hAnsi="TH SarabunPSK" w:cs="TH SarabunPSK" w:hint="cs"/>
+          <w:sz w:val="32"/>
+          <w:szCs w:val="32"/>
+          <w:cs/>
+        </w:rPr>
+        <w:t>ไม่มี</w:t>
+      </w:r>
+      <w:r>
+        <w:rPr>
+          <w:rFonts w:ascii="TH SarabunPSK" w:hAnsi="TH SarabunPSK" w:cs="TH SarabunPSK"/>
+          <w:sz w:val="32"/>
+          <w:szCs w:val="32"/>
+          <w:cs/>
+        </w:rPr>
+        <w:t xml:space="preserve">  </w:t>
+      </w:r>
+      <w:r>
+        <w:rPr>
+          <w:rFonts w:ascii="Segoe UI Symbol" w:hAnsi="Segoe UI Symbol" w:cs="Segoe UI Symbol" w:hint="cs"/>
+          <w:sz w:val="32"/>
+          <w:szCs w:val="32"/>
+          <w:cs/>
+        </w:rPr>
+        <w:t>☐</w:t>
+      </w:r>
+      <w:r>
+        <w:rPr>
+          <w:rFonts w:ascii="TH SarabunPSK" w:hAnsi="TH SarabunPSK" w:cs="TH SarabunPSK"/>
+          <w:sz w:val="32"/>
+          <w:szCs w:val="32"/>
+          <w:cs/>
+        </w:rPr>
+        <w:t xml:space="preserve"> </w:t>
+      </w:r>
+      <w:r>
+        <w:rPr>
+          <w:rFonts w:ascii="TH SarabunPSK" w:hAnsi="TH SarabunPSK" w:cs="TH SarabunPSK" w:hint="cs"/>
+          <w:sz w:val="32"/>
+          <w:szCs w:val="32"/>
+          <w:cs/>
+        </w:rPr>
+        <w:t>มี</w:t>
+      </w:r>
+    </w:p>
+    <w:p>
+      <w:pPr>
+        <w:spacing w:after="0" w:line="240" w:lineRule="auto"/>
         <w:rPr>
           <w:rFonts w:ascii="TH SarabunPSK" w:hAnsi="TH SarabunPSK" w:cs="TH SarabunPSK"/>
           <w:sz w:val="32"/>
@@ -7363,355 +9853,1552 @@
         </w:rPr>
         <w:lastRenderedPageBreak/>
         <w:tab/>
-      </w:r>
-      <w:r>
-        <w:rPr>
-          <w:rFonts w:ascii="TH SarabunPSK" w:hAnsi="TH SarabunPSK" w:cs="TH SarabunPSK"/>
-          <w:sz w:val="32"/>
-          <w:szCs w:val="32"/>
-        </w:rPr>
-        <w:tab/>
-        <w:t xml:space="preserve">1.10) </w:t>
-      </w:r>
-      <w:r>
-        <w:rPr>
-          <w:rFonts w:ascii="TH SarabunPSK" w:hAnsi="TH SarabunPSK" w:cs="TH SarabunPSK"/>
-          <w:sz w:val="32"/>
-          <w:szCs w:val="32"/>
-          <w:cs/>
-        </w:rPr>
-        <w:t xml:space="preserve">เงินกู้นอกระบบ (ดอกเบี้ย </w:t>
-      </w:r>
-      <w:r>
-        <w:rPr>
-          <w:rFonts w:ascii="TH SarabunPSK" w:hAnsi="TH SarabunPSK" w:cs="TH SarabunPSK"/>
-          <w:sz w:val="32"/>
-          <w:szCs w:val="32"/>
-        </w:rPr>
-        <w:t>&gt; 15%/</w:t>
-      </w:r>
-      <w:r>
-        <w:rPr>
-          <w:rFonts w:ascii="TH SarabunPSK" w:hAnsi="TH SarabunPSK" w:cs="TH SarabunPSK"/>
-          <w:sz w:val="32"/>
-          <w:szCs w:val="32"/>
-          <w:cs/>
-        </w:rPr>
-        <w:t xml:space="preserve">ปี) </w:t>
-      </w:r>
-    </w:p>
-    <w:p>
-      <w:pPr>
-        <w:spacing w:after="0" w:line="240" w:lineRule="auto"/>
-        <w:ind w:firstLine="720"/>
-        <w:rPr>
-          <w:rFonts w:ascii="TH SarabunPSK" w:hAnsi="TH SarabunPSK" w:cs="TH SarabunPSK"/>
-          <w:sz w:val="32"/>
-          <w:szCs w:val="32"/>
-        </w:rPr>
-      </w:pPr>
-      <w:r>
-        <w:rPr>
-          <w:rFonts w:ascii="TH SarabunPSK" w:hAnsi="TH SarabunPSK" w:cs="TH SarabunPSK"/>
-          <w:sz w:val="32"/>
-          <w:szCs w:val="32"/>
-        </w:rPr>
-        <w:tab/>
-      </w:r>
-      <w:r>
-        <w:rPr>
-          <w:rFonts w:ascii="TH SarabunPSK" w:hAnsi="TH SarabunPSK" w:cs="TH SarabunPSK"/>
-          <w:sz w:val="32"/>
-          <w:szCs w:val="32"/>
-        </w:rPr>
-        <w:tab/>
-      </w:r>
-      <w:r>
-        <w:rPr>
-          <w:rFonts w:ascii="TH SarabunPSK" w:hAnsi="TH SarabunPSK" w:cs="TH SarabunPSK"/>
-          <w:sz w:val="32"/>
-          <w:szCs w:val="32"/>
-        </w:rPr>
-        <w:tab/>
-        <w:t xml:space="preserve">1.10.1) </w:t>
-      </w:r>
-      <w:r>
-        <w:rPr>
-          <w:rFonts w:ascii="TH SarabunPSK" w:hAnsi="TH SarabunPSK" w:cs="TH SarabunPSK"/>
-          <w:sz w:val="32"/>
-          <w:szCs w:val="32"/>
-          <w:cs/>
-        </w:rPr>
-        <w:t xml:space="preserve">ผิดนัด ชำระหนี้  </w:t>
-      </w:r>
-    </w:p>
-    <w:p>
-      <w:pPr>
-        <w:spacing w:after="0" w:line="240" w:lineRule="auto"/>
-        <w:ind w:firstLine="720"/>
-        <w:rPr>
-          <w:rFonts w:ascii="TH SarabunPSK" w:hAnsi="TH SarabunPSK" w:cs="TH SarabunPSK"/>
-          <w:sz w:val="32"/>
-          <w:szCs w:val="32"/>
-        </w:rPr>
-      </w:pPr>
-      <w:r>
-        <w:rPr>
-          <w:rFonts w:ascii="TH SarabunPSK" w:hAnsi="TH SarabunPSK" w:cs="TH SarabunPSK"/>
-          <w:sz w:val="32"/>
-          <w:szCs w:val="32"/>
-        </w:rPr>
-        <w:tab/>
-      </w:r>
-      <w:r>
-        <w:rPr>
-          <w:rFonts w:ascii="TH SarabunPSK" w:hAnsi="TH SarabunPSK" w:cs="TH SarabunPSK"/>
-          <w:sz w:val="32"/>
-          <w:szCs w:val="32"/>
-        </w:rPr>
-        <w:tab/>
-      </w:r>
-      <w:r>
-        <w:rPr>
-          <w:rFonts w:ascii="TH SarabunPSK" w:hAnsi="TH SarabunPSK" w:cs="TH SarabunPSK"/>
-          <w:sz w:val="32"/>
-          <w:szCs w:val="32"/>
-        </w:rPr>
-        <w:tab/>
-        <w:t xml:space="preserve">1.10.2) </w:t>
-      </w:r>
-      <w:r>
-        <w:rPr>
-          <w:rFonts w:ascii="TH SarabunPSK" w:hAnsi="TH SarabunPSK" w:cs="TH SarabunPSK"/>
-          <w:sz w:val="32"/>
-          <w:szCs w:val="32"/>
-          <w:cs/>
-        </w:rPr>
-        <w:t xml:space="preserve">กู้เพิ่ม ได้อีกไหม  </w:t>
-      </w:r>
-    </w:p>
-    <w:p>
-      <w:pPr>
-        <w:spacing w:after="0" w:line="240" w:lineRule="auto"/>
-        <w:ind w:firstLine="720"/>
-        <w:rPr>
-          <w:rFonts w:ascii="TH SarabunPSK" w:hAnsi="TH SarabunPSK" w:cs="TH SarabunPSK"/>
-          <w:sz w:val="32"/>
-          <w:szCs w:val="32"/>
-        </w:rPr>
-      </w:pPr>
-      <w:r>
-        <w:rPr>
-          <w:rFonts w:ascii="TH SarabunPSK" w:hAnsi="TH SarabunPSK" w:cs="TH SarabunPSK"/>
-          <w:sz w:val="32"/>
-          <w:szCs w:val="32"/>
-        </w:rPr>
-        <w:tab/>
-      </w:r>
-      <w:r>
-        <w:rPr>
-          <w:rFonts w:ascii="TH SarabunPSK" w:hAnsi="TH SarabunPSK" w:cs="TH SarabunPSK"/>
-          <w:sz w:val="32"/>
-          <w:szCs w:val="32"/>
-        </w:rPr>
-        <w:tab/>
-        <w:t xml:space="preserve">1.11) </w:t>
-      </w:r>
-      <w:r>
-        <w:rPr>
-          <w:rFonts w:ascii="TH SarabunPSK" w:hAnsi="TH SarabunPSK" w:cs="TH SarabunPSK"/>
-          <w:sz w:val="32"/>
-          <w:szCs w:val="32"/>
-          <w:cs/>
-        </w:rPr>
-        <w:t>กองทุนเงินให้กู้ยืมเพื่อการศึกษา (</w:t>
-      </w:r>
-      <w:proofErr w:type="spellStart"/>
-      <w:r>
-        <w:rPr>
-          <w:rFonts w:ascii="TH SarabunPSK" w:hAnsi="TH SarabunPSK" w:cs="TH SarabunPSK"/>
-          <w:sz w:val="32"/>
-          <w:szCs w:val="32"/>
-          <w:cs/>
-        </w:rPr>
-        <w:t>กย</w:t>
-      </w:r>
-      <w:proofErr w:type="spellEnd"/>
-      <w:r>
-        <w:rPr>
-          <w:rFonts w:ascii="TH SarabunPSK" w:hAnsi="TH SarabunPSK" w:cs="TH SarabunPSK"/>
-          <w:sz w:val="32"/>
-          <w:szCs w:val="32"/>
-          <w:cs/>
-        </w:rPr>
-        <w:t xml:space="preserve">ศ.) กองทุนเงินกู้ยืมเพื่อการศึกษาที่ผูกกับรายได้ในอนาคต (กอร.) </w:t>
-      </w:r>
-    </w:p>
-    <w:p>
-      <w:pPr>
-        <w:spacing w:after="0" w:line="240" w:lineRule="auto"/>
-        <w:ind w:firstLine="720"/>
-        <w:rPr>
-          <w:rFonts w:ascii="TH SarabunPSK" w:hAnsi="TH SarabunPSK" w:cs="TH SarabunPSK"/>
-          <w:sz w:val="32"/>
-          <w:szCs w:val="32"/>
-        </w:rPr>
-      </w:pPr>
-      <w:r>
-        <w:rPr>
-          <w:rFonts w:ascii="TH SarabunPSK" w:hAnsi="TH SarabunPSK" w:cs="TH SarabunPSK"/>
-          <w:sz w:val="32"/>
-          <w:szCs w:val="32"/>
-        </w:rPr>
-        <w:tab/>
-      </w:r>
-      <w:r>
-        <w:rPr>
-          <w:rFonts w:ascii="TH SarabunPSK" w:hAnsi="TH SarabunPSK" w:cs="TH SarabunPSK"/>
-          <w:sz w:val="32"/>
-          <w:szCs w:val="32"/>
-        </w:rPr>
-        <w:tab/>
-      </w:r>
-      <w:r>
-        <w:rPr>
-          <w:rFonts w:ascii="TH SarabunPSK" w:hAnsi="TH SarabunPSK" w:cs="TH SarabunPSK"/>
-          <w:sz w:val="32"/>
-          <w:szCs w:val="32"/>
-        </w:rPr>
-        <w:tab/>
-        <w:t xml:space="preserve">1.11.1) </w:t>
-      </w:r>
-      <w:r>
-        <w:rPr>
-          <w:rFonts w:ascii="TH SarabunPSK" w:hAnsi="TH SarabunPSK" w:cs="TH SarabunPSK"/>
-          <w:sz w:val="32"/>
-          <w:szCs w:val="32"/>
-          <w:cs/>
-        </w:rPr>
-        <w:t xml:space="preserve">ผิดนัด ชำระหนี้  </w:t>
-      </w:r>
-    </w:p>
-    <w:p>
-      <w:pPr>
-        <w:spacing w:after="0" w:line="240" w:lineRule="auto"/>
-        <w:ind w:firstLine="720"/>
-        <w:rPr>
-          <w:rFonts w:ascii="TH SarabunPSK" w:hAnsi="TH SarabunPSK" w:cs="TH SarabunPSK"/>
-          <w:sz w:val="32"/>
-          <w:szCs w:val="32"/>
-        </w:rPr>
-      </w:pPr>
-      <w:r>
-        <w:rPr>
-          <w:rFonts w:ascii="TH SarabunPSK" w:hAnsi="TH SarabunPSK" w:cs="TH SarabunPSK"/>
-          <w:sz w:val="32"/>
-          <w:szCs w:val="32"/>
-        </w:rPr>
-        <w:tab/>
-      </w:r>
-      <w:r>
-        <w:rPr>
-          <w:rFonts w:ascii="TH SarabunPSK" w:hAnsi="TH SarabunPSK" w:cs="TH SarabunPSK"/>
-          <w:sz w:val="32"/>
-          <w:szCs w:val="32"/>
-        </w:rPr>
-        <w:tab/>
-      </w:r>
-      <w:r>
-        <w:rPr>
-          <w:rFonts w:ascii="TH SarabunPSK" w:hAnsi="TH SarabunPSK" w:cs="TH SarabunPSK"/>
-          <w:sz w:val="32"/>
-          <w:szCs w:val="32"/>
-        </w:rPr>
-        <w:tab/>
-        <w:t xml:space="preserve">1.11.2) </w:t>
-      </w:r>
-      <w:r>
-        <w:rPr>
-          <w:rFonts w:ascii="TH SarabunPSK" w:hAnsi="TH SarabunPSK" w:cs="TH SarabunPSK"/>
-          <w:sz w:val="32"/>
-          <w:szCs w:val="32"/>
-          <w:cs/>
-        </w:rPr>
-        <w:t xml:space="preserve">กู้เพิ่ม ได้อีกไหม  </w:t>
-      </w:r>
-    </w:p>
-    <w:p>
-      <w:pPr>
-        <w:spacing w:after="0" w:line="240" w:lineRule="auto"/>
-        <w:ind w:firstLine="720"/>
-        <w:rPr>
-          <w:rFonts w:ascii="TH SarabunPSK" w:hAnsi="TH SarabunPSK" w:cs="TH SarabunPSK"/>
-          <w:sz w:val="32"/>
-          <w:szCs w:val="32"/>
-        </w:rPr>
-      </w:pPr>
-      <w:r>
-        <w:rPr>
-          <w:rFonts w:ascii="TH SarabunPSK" w:hAnsi="TH SarabunPSK" w:cs="TH SarabunPSK"/>
-          <w:sz w:val="32"/>
-          <w:szCs w:val="32"/>
-        </w:rPr>
-        <w:tab/>
-      </w:r>
-      <w:r>
-        <w:rPr>
-          <w:rFonts w:ascii="TH SarabunPSK" w:hAnsi="TH SarabunPSK" w:cs="TH SarabunPSK"/>
-          <w:sz w:val="32"/>
-          <w:szCs w:val="32"/>
-        </w:rPr>
-        <w:tab/>
-        <w:t xml:space="preserve">1.12) </w:t>
-      </w:r>
-      <w:r>
-        <w:rPr>
-          <w:rFonts w:ascii="TH SarabunPSK" w:hAnsi="TH SarabunPSK" w:cs="TH SarabunPSK"/>
-          <w:sz w:val="32"/>
-          <w:szCs w:val="32"/>
-          <w:cs/>
-        </w:rPr>
-        <w:t>แหล่งอื่นๆ ระบุ...........</w:t>
-      </w:r>
-    </w:p>
-    <w:p>
-      <w:pPr>
-        <w:spacing w:after="0" w:line="240" w:lineRule="auto"/>
-        <w:ind w:firstLine="720"/>
-        <w:rPr>
-          <w:rFonts w:ascii="TH SarabunPSK" w:hAnsi="TH SarabunPSK" w:cs="TH SarabunPSK" w:hint="cs"/>
-          <w:sz w:val="32"/>
-          <w:szCs w:val="32"/>
-        </w:rPr>
-      </w:pPr>
-      <w:r>
-        <w:rPr>
-          <w:rFonts w:ascii="TH SarabunPSK" w:hAnsi="TH SarabunPSK" w:cs="TH SarabunPSK"/>
-          <w:sz w:val="32"/>
-          <w:szCs w:val="32"/>
-          <w:cs/>
-        </w:rPr>
-        <w:tab/>
-      </w:r>
-    </w:p>
-    <w:p>
-      <w:pPr>
-        <w:spacing w:after="0" w:line="240" w:lineRule="auto"/>
-        <w:ind w:firstLine="720"/>
-        <w:rPr>
-          <w:rFonts w:ascii="TH SarabunPSK" w:hAnsi="TH SarabunPSK" w:cs="TH SarabunPSK"/>
-          <w:sz w:val="32"/>
-          <w:szCs w:val="32"/>
-        </w:rPr>
-      </w:pPr>
-      <w:r>
-        <w:rPr>
-          <w:rFonts w:ascii="TH SarabunPSK" w:hAnsi="TH SarabunPSK" w:cs="TH SarabunPSK"/>
-          <w:sz w:val="32"/>
-          <w:szCs w:val="32"/>
-        </w:rPr>
-        <w:tab/>
-      </w:r>
+        <w:t xml:space="preserve">17.2) </w:t>
+      </w:r>
+      <w:r>
+        <w:rPr>
+          <w:rFonts w:ascii="TH SarabunPSK" w:hAnsi="TH SarabunPSK" w:cs="TH SarabunPSK"/>
+          <w:sz w:val="32"/>
+          <w:szCs w:val="32"/>
+          <w:cs/>
+        </w:rPr>
+        <w:t xml:space="preserve">กลุ่มการเงิน (กองทุนหมู่บ้าน กลุ่มออมทรัพย์) </w:t>
+      </w:r>
+      <w:r>
+        <w:rPr>
+          <w:rFonts w:ascii="Segoe UI Symbol" w:hAnsi="Segoe UI Symbol" w:cs="Segoe UI Symbol" w:hint="cs"/>
+          <w:sz w:val="32"/>
+          <w:szCs w:val="32"/>
+          <w:cs/>
+        </w:rPr>
+        <w:t>☐</w:t>
+      </w:r>
+      <w:r>
+        <w:rPr>
+          <w:rFonts w:ascii="TH SarabunPSK" w:hAnsi="TH SarabunPSK" w:cs="TH SarabunPSK"/>
+          <w:sz w:val="32"/>
+          <w:szCs w:val="32"/>
+          <w:cs/>
+        </w:rPr>
+        <w:t xml:space="preserve"> </w:t>
+      </w:r>
+      <w:r>
+        <w:rPr>
+          <w:rFonts w:ascii="TH SarabunPSK" w:hAnsi="TH SarabunPSK" w:cs="TH SarabunPSK" w:hint="cs"/>
+          <w:sz w:val="32"/>
+          <w:szCs w:val="32"/>
+          <w:cs/>
+        </w:rPr>
+        <w:t>ไม่เป็นสมาชิก</w:t>
+      </w:r>
+      <w:r>
+        <w:rPr>
+          <w:rFonts w:ascii="TH SarabunPSK" w:hAnsi="TH SarabunPSK" w:cs="TH SarabunPSK"/>
+          <w:sz w:val="32"/>
+          <w:szCs w:val="32"/>
+          <w:cs/>
+        </w:rPr>
+        <w:t xml:space="preserve">  </w:t>
+      </w:r>
+      <w:r>
+        <w:rPr>
+          <w:rFonts w:ascii="Segoe UI Symbol" w:hAnsi="Segoe UI Symbol" w:cs="Segoe UI Symbol" w:hint="cs"/>
+          <w:sz w:val="32"/>
+          <w:szCs w:val="32"/>
+          <w:cs/>
+        </w:rPr>
+        <w:t>☐</w:t>
+      </w:r>
+      <w:r>
+        <w:rPr>
+          <w:rFonts w:ascii="TH SarabunPSK" w:hAnsi="TH SarabunPSK" w:cs="TH SarabunPSK"/>
+          <w:sz w:val="32"/>
+          <w:szCs w:val="32"/>
+          <w:cs/>
+        </w:rPr>
+        <w:t xml:space="preserve"> </w:t>
+      </w:r>
+      <w:r>
+        <w:rPr>
+          <w:rFonts w:ascii="TH SarabunPSK" w:hAnsi="TH SarabunPSK" w:cs="TH SarabunPSK" w:hint="cs"/>
+          <w:sz w:val="32"/>
+          <w:szCs w:val="32"/>
+          <w:cs/>
+        </w:rPr>
+        <w:t>เป็นสมาชิก</w:t>
+      </w:r>
+    </w:p>
+    <w:p>
+      <w:pPr>
+        <w:spacing w:after="0" w:line="240" w:lineRule="auto"/>
+        <w:rPr>
+          <w:rFonts w:ascii="TH SarabunPSK" w:hAnsi="TH SarabunPSK" w:cs="TH SarabunPSK"/>
+          <w:sz w:val="32"/>
+          <w:szCs w:val="32"/>
+        </w:rPr>
+      </w:pPr>
+      <w:r>
+        <w:rPr>
+          <w:rFonts w:ascii="TH SarabunPSK" w:hAnsi="TH SarabunPSK" w:cs="TH SarabunPSK"/>
+          <w:sz w:val="32"/>
+          <w:szCs w:val="32"/>
+        </w:rPr>
+        <w:tab/>
+      </w:r>
+      <w:r>
+        <w:rPr>
+          <w:rFonts w:ascii="TH SarabunPSK" w:hAnsi="TH SarabunPSK" w:cs="TH SarabunPSK"/>
+          <w:sz w:val="32"/>
+          <w:szCs w:val="32"/>
+        </w:rPr>
+        <w:tab/>
+        <w:t xml:space="preserve">17.2.1) </w:t>
+      </w:r>
+      <w:r>
+        <w:rPr>
+          <w:rFonts w:ascii="TH SarabunPSK" w:hAnsi="TH SarabunPSK" w:cs="TH SarabunPSK"/>
+          <w:sz w:val="32"/>
+          <w:szCs w:val="32"/>
+          <w:cs/>
+        </w:rPr>
+        <w:t xml:space="preserve">การพึ่งพากรณี เดือดร้อน </w:t>
+      </w:r>
+      <w:r>
+        <w:rPr>
+          <w:rFonts w:ascii="Segoe UI Symbol" w:hAnsi="Segoe UI Symbol" w:cs="Segoe UI Symbol" w:hint="cs"/>
+          <w:sz w:val="32"/>
+          <w:szCs w:val="32"/>
+          <w:cs/>
+        </w:rPr>
+        <w:t>☐</w:t>
+      </w:r>
+      <w:r>
+        <w:rPr>
+          <w:rFonts w:ascii="TH SarabunPSK" w:hAnsi="TH SarabunPSK" w:cs="TH SarabunPSK"/>
+          <w:sz w:val="32"/>
+          <w:szCs w:val="32"/>
+          <w:cs/>
+        </w:rPr>
+        <w:t xml:space="preserve"> </w:t>
+      </w:r>
+      <w:r>
+        <w:rPr>
+          <w:rFonts w:ascii="TH SarabunPSK" w:hAnsi="TH SarabunPSK" w:cs="TH SarabunPSK" w:hint="cs"/>
+          <w:sz w:val="32"/>
+          <w:szCs w:val="32"/>
+          <w:cs/>
+        </w:rPr>
+        <w:t>พึ่งได้มาก</w:t>
+      </w:r>
+      <w:r>
+        <w:rPr>
+          <w:rFonts w:ascii="TH SarabunPSK" w:hAnsi="TH SarabunPSK" w:cs="TH SarabunPSK"/>
+          <w:sz w:val="32"/>
+          <w:szCs w:val="32"/>
+          <w:cs/>
+        </w:rPr>
+        <w:t xml:space="preserve">  </w:t>
+      </w:r>
+      <w:r>
+        <w:rPr>
+          <w:rFonts w:ascii="Segoe UI Symbol" w:hAnsi="Segoe UI Symbol" w:cs="Segoe UI Symbol" w:hint="cs"/>
+          <w:sz w:val="32"/>
+          <w:szCs w:val="32"/>
+          <w:cs/>
+        </w:rPr>
+        <w:t>☐</w:t>
+      </w:r>
+      <w:r>
+        <w:rPr>
+          <w:rFonts w:ascii="TH SarabunPSK" w:hAnsi="TH SarabunPSK" w:cs="TH SarabunPSK"/>
+          <w:sz w:val="32"/>
+          <w:szCs w:val="32"/>
+          <w:cs/>
+        </w:rPr>
+        <w:t xml:space="preserve"> </w:t>
+      </w:r>
+      <w:r>
+        <w:rPr>
+          <w:rFonts w:ascii="TH SarabunPSK" w:hAnsi="TH SarabunPSK" w:cs="TH SarabunPSK" w:hint="cs"/>
+          <w:sz w:val="32"/>
+          <w:szCs w:val="32"/>
+          <w:cs/>
+        </w:rPr>
+        <w:t>พึ่งได้บ้าง</w:t>
+      </w:r>
+      <w:r>
+        <w:rPr>
+          <w:rFonts w:ascii="TH SarabunPSK" w:hAnsi="TH SarabunPSK" w:cs="TH SarabunPSK"/>
+          <w:sz w:val="32"/>
+          <w:szCs w:val="32"/>
+          <w:cs/>
+        </w:rPr>
+        <w:t xml:space="preserve">  </w:t>
+      </w:r>
+      <w:r>
+        <w:rPr>
+          <w:rFonts w:ascii="Segoe UI Symbol" w:hAnsi="Segoe UI Symbol" w:cs="Segoe UI Symbol" w:hint="cs"/>
+          <w:sz w:val="32"/>
+          <w:szCs w:val="32"/>
+          <w:cs/>
+        </w:rPr>
+        <w:t>☐</w:t>
+      </w:r>
+      <w:r>
+        <w:rPr>
+          <w:rFonts w:ascii="TH SarabunPSK" w:hAnsi="TH SarabunPSK" w:cs="TH SarabunPSK"/>
+          <w:sz w:val="32"/>
+          <w:szCs w:val="32"/>
+          <w:cs/>
+        </w:rPr>
+        <w:t xml:space="preserve"> </w:t>
+      </w:r>
+      <w:r>
+        <w:rPr>
+          <w:rFonts w:ascii="TH SarabunPSK" w:hAnsi="TH SarabunPSK" w:cs="TH SarabunPSK" w:hint="cs"/>
+          <w:sz w:val="32"/>
+          <w:szCs w:val="32"/>
+          <w:cs/>
+        </w:rPr>
+        <w:t>ไม่ได้</w:t>
+      </w:r>
+    </w:p>
+    <w:p>
+      <w:pPr>
+        <w:spacing w:after="0" w:line="240" w:lineRule="auto"/>
+        <w:rPr>
+          <w:rFonts w:ascii="TH SarabunPSK" w:hAnsi="TH SarabunPSK" w:cs="TH SarabunPSK"/>
+          <w:sz w:val="32"/>
+          <w:szCs w:val="32"/>
+        </w:rPr>
+      </w:pPr>
+      <w:r>
+        <w:rPr>
+          <w:rFonts w:ascii="TH SarabunPSK" w:hAnsi="TH SarabunPSK" w:cs="TH SarabunPSK"/>
+          <w:sz w:val="32"/>
+          <w:szCs w:val="32"/>
+        </w:rPr>
+        <w:tab/>
+      </w:r>
+      <w:r>
+        <w:rPr>
+          <w:rFonts w:ascii="TH SarabunPSK" w:hAnsi="TH SarabunPSK" w:cs="TH SarabunPSK"/>
+          <w:sz w:val="32"/>
+          <w:szCs w:val="32"/>
+        </w:rPr>
+        <w:tab/>
+        <w:t xml:space="preserve">17.2.2) </w:t>
+      </w:r>
+      <w:r>
+        <w:rPr>
+          <w:rFonts w:ascii="TH SarabunPSK" w:hAnsi="TH SarabunPSK" w:cs="TH SarabunPSK"/>
+          <w:sz w:val="32"/>
+          <w:szCs w:val="32"/>
+          <w:cs/>
+        </w:rPr>
+        <w:t xml:space="preserve">ปัญหาใน การเข้าร่วม </w:t>
+      </w:r>
+      <w:r>
+        <w:rPr>
+          <w:rFonts w:ascii="Segoe UI Symbol" w:hAnsi="Segoe UI Symbol" w:cs="Segoe UI Symbol" w:hint="cs"/>
+          <w:sz w:val="32"/>
+          <w:szCs w:val="32"/>
+          <w:cs/>
+        </w:rPr>
+        <w:t>☐</w:t>
+      </w:r>
+      <w:r>
+        <w:rPr>
+          <w:rFonts w:ascii="TH SarabunPSK" w:hAnsi="TH SarabunPSK" w:cs="TH SarabunPSK"/>
+          <w:sz w:val="32"/>
+          <w:szCs w:val="32"/>
+          <w:cs/>
+        </w:rPr>
+        <w:t xml:space="preserve"> </w:t>
+      </w:r>
+      <w:r>
+        <w:rPr>
+          <w:rFonts w:ascii="TH SarabunPSK" w:hAnsi="TH SarabunPSK" w:cs="TH SarabunPSK" w:hint="cs"/>
+          <w:sz w:val="32"/>
+          <w:szCs w:val="32"/>
+          <w:cs/>
+        </w:rPr>
+        <w:t>ไม่มี</w:t>
+      </w:r>
+      <w:r>
+        <w:rPr>
+          <w:rFonts w:ascii="TH SarabunPSK" w:hAnsi="TH SarabunPSK" w:cs="TH SarabunPSK"/>
+          <w:sz w:val="32"/>
+          <w:szCs w:val="32"/>
+          <w:cs/>
+        </w:rPr>
+        <w:t xml:space="preserve">  </w:t>
+      </w:r>
+      <w:r>
+        <w:rPr>
+          <w:rFonts w:ascii="Segoe UI Symbol" w:hAnsi="Segoe UI Symbol" w:cs="Segoe UI Symbol" w:hint="cs"/>
+          <w:sz w:val="32"/>
+          <w:szCs w:val="32"/>
+          <w:cs/>
+        </w:rPr>
+        <w:t>☐</w:t>
+      </w:r>
+      <w:r>
+        <w:rPr>
+          <w:rFonts w:ascii="TH SarabunPSK" w:hAnsi="TH SarabunPSK" w:cs="TH SarabunPSK"/>
+          <w:sz w:val="32"/>
+          <w:szCs w:val="32"/>
+          <w:cs/>
+        </w:rPr>
+        <w:t xml:space="preserve"> </w:t>
+      </w:r>
+      <w:r>
+        <w:rPr>
+          <w:rFonts w:ascii="TH SarabunPSK" w:hAnsi="TH SarabunPSK" w:cs="TH SarabunPSK" w:hint="cs"/>
+          <w:sz w:val="32"/>
+          <w:szCs w:val="32"/>
+          <w:cs/>
+        </w:rPr>
+        <w:t>มี</w:t>
+      </w:r>
+    </w:p>
+    <w:p>
+      <w:pPr>
+        <w:spacing w:after="0" w:line="240" w:lineRule="auto"/>
+        <w:rPr>
+          <w:rFonts w:ascii="TH SarabunPSK" w:hAnsi="TH SarabunPSK" w:cs="TH SarabunPSK"/>
+          <w:sz w:val="32"/>
+          <w:szCs w:val="32"/>
+        </w:rPr>
+      </w:pPr>
+      <w:r>
+        <w:rPr>
+          <w:rFonts w:ascii="TH SarabunPSK" w:hAnsi="TH SarabunPSK" w:cs="TH SarabunPSK"/>
+          <w:sz w:val="32"/>
+          <w:szCs w:val="32"/>
+        </w:rPr>
+        <w:tab/>
+        <w:t xml:space="preserve">17.3) </w:t>
+      </w:r>
+      <w:r>
+        <w:rPr>
+          <w:rFonts w:ascii="TH SarabunPSK" w:hAnsi="TH SarabunPSK" w:cs="TH SarabunPSK"/>
+          <w:sz w:val="32"/>
+          <w:szCs w:val="32"/>
+          <w:cs/>
+        </w:rPr>
+        <w:t xml:space="preserve">กลุ่มสวัสดิการสังคม (ฌาปนกิจ กองทุนสวัสดิการ) </w:t>
+      </w:r>
+      <w:r>
+        <w:rPr>
+          <w:rFonts w:ascii="Segoe UI Symbol" w:hAnsi="Segoe UI Symbol" w:cs="Segoe UI Symbol" w:hint="cs"/>
+          <w:sz w:val="32"/>
+          <w:szCs w:val="32"/>
+          <w:cs/>
+        </w:rPr>
+        <w:t>☐</w:t>
+      </w:r>
+      <w:r>
+        <w:rPr>
+          <w:rFonts w:ascii="TH SarabunPSK" w:hAnsi="TH SarabunPSK" w:cs="TH SarabunPSK"/>
+          <w:sz w:val="32"/>
+          <w:szCs w:val="32"/>
+          <w:cs/>
+        </w:rPr>
+        <w:t xml:space="preserve"> </w:t>
+      </w:r>
+      <w:r>
+        <w:rPr>
+          <w:rFonts w:ascii="TH SarabunPSK" w:hAnsi="TH SarabunPSK" w:cs="TH SarabunPSK" w:hint="cs"/>
+          <w:sz w:val="32"/>
+          <w:szCs w:val="32"/>
+          <w:cs/>
+        </w:rPr>
+        <w:t>ไม่เป็นสมาชิก</w:t>
+      </w:r>
+      <w:r>
+        <w:rPr>
+          <w:rFonts w:ascii="TH SarabunPSK" w:hAnsi="TH SarabunPSK" w:cs="TH SarabunPSK"/>
+          <w:sz w:val="32"/>
+          <w:szCs w:val="32"/>
+          <w:cs/>
+        </w:rPr>
+        <w:t xml:space="preserve">  </w:t>
+      </w:r>
+      <w:r>
+        <w:rPr>
+          <w:rFonts w:ascii="Segoe UI Symbol" w:hAnsi="Segoe UI Symbol" w:cs="Segoe UI Symbol" w:hint="cs"/>
+          <w:sz w:val="32"/>
+          <w:szCs w:val="32"/>
+          <w:cs/>
+        </w:rPr>
+        <w:t>☐</w:t>
+      </w:r>
+      <w:r>
+        <w:rPr>
+          <w:rFonts w:ascii="TH SarabunPSK" w:hAnsi="TH SarabunPSK" w:cs="TH SarabunPSK"/>
+          <w:sz w:val="32"/>
+          <w:szCs w:val="32"/>
+          <w:cs/>
+        </w:rPr>
+        <w:t xml:space="preserve"> </w:t>
+      </w:r>
+      <w:r>
+        <w:rPr>
+          <w:rFonts w:ascii="TH SarabunPSK" w:hAnsi="TH SarabunPSK" w:cs="TH SarabunPSK" w:hint="cs"/>
+          <w:sz w:val="32"/>
+          <w:szCs w:val="32"/>
+          <w:cs/>
+        </w:rPr>
+        <w:t>เป็นสมาชิก</w:t>
+      </w:r>
+    </w:p>
+    <w:p>
+      <w:pPr>
+        <w:spacing w:after="0" w:line="240" w:lineRule="auto"/>
+        <w:rPr>
+          <w:rFonts w:ascii="TH SarabunPSK" w:hAnsi="TH SarabunPSK" w:cs="TH SarabunPSK"/>
+          <w:sz w:val="32"/>
+          <w:szCs w:val="32"/>
+        </w:rPr>
+      </w:pPr>
+      <w:r>
+        <w:rPr>
+          <w:rFonts w:ascii="TH SarabunPSK" w:hAnsi="TH SarabunPSK" w:cs="TH SarabunPSK"/>
+          <w:sz w:val="32"/>
+          <w:szCs w:val="32"/>
+        </w:rPr>
+        <w:tab/>
+      </w:r>
+      <w:r>
+        <w:rPr>
+          <w:rFonts w:ascii="TH SarabunPSK" w:hAnsi="TH SarabunPSK" w:cs="TH SarabunPSK"/>
+          <w:sz w:val="32"/>
+          <w:szCs w:val="32"/>
+        </w:rPr>
+        <w:tab/>
+        <w:t xml:space="preserve">17.3.1) </w:t>
+      </w:r>
+      <w:r>
+        <w:rPr>
+          <w:rFonts w:ascii="TH SarabunPSK" w:hAnsi="TH SarabunPSK" w:cs="TH SarabunPSK"/>
+          <w:sz w:val="32"/>
+          <w:szCs w:val="32"/>
+          <w:cs/>
+        </w:rPr>
+        <w:t xml:space="preserve">การพึ่งพากรณี เดือดร้อน </w:t>
+      </w:r>
+      <w:r>
+        <w:rPr>
+          <w:rFonts w:ascii="Segoe UI Symbol" w:hAnsi="Segoe UI Symbol" w:cs="Segoe UI Symbol" w:hint="cs"/>
+          <w:sz w:val="32"/>
+          <w:szCs w:val="32"/>
+          <w:cs/>
+        </w:rPr>
+        <w:t>☐</w:t>
+      </w:r>
+      <w:r>
+        <w:rPr>
+          <w:rFonts w:ascii="TH SarabunPSK" w:hAnsi="TH SarabunPSK" w:cs="TH SarabunPSK"/>
+          <w:sz w:val="32"/>
+          <w:szCs w:val="32"/>
+          <w:cs/>
+        </w:rPr>
+        <w:t xml:space="preserve"> </w:t>
+      </w:r>
+      <w:r>
+        <w:rPr>
+          <w:rFonts w:ascii="TH SarabunPSK" w:hAnsi="TH SarabunPSK" w:cs="TH SarabunPSK" w:hint="cs"/>
+          <w:sz w:val="32"/>
+          <w:szCs w:val="32"/>
+          <w:cs/>
+        </w:rPr>
+        <w:t>พึ่งได้มาก</w:t>
+      </w:r>
+      <w:r>
+        <w:rPr>
+          <w:rFonts w:ascii="TH SarabunPSK" w:hAnsi="TH SarabunPSK" w:cs="TH SarabunPSK"/>
+          <w:sz w:val="32"/>
+          <w:szCs w:val="32"/>
+          <w:cs/>
+        </w:rPr>
+        <w:t xml:space="preserve">  </w:t>
+      </w:r>
+      <w:r>
+        <w:rPr>
+          <w:rFonts w:ascii="Segoe UI Symbol" w:hAnsi="Segoe UI Symbol" w:cs="Segoe UI Symbol" w:hint="cs"/>
+          <w:sz w:val="32"/>
+          <w:szCs w:val="32"/>
+          <w:cs/>
+        </w:rPr>
+        <w:t>☐</w:t>
+      </w:r>
+      <w:r>
+        <w:rPr>
+          <w:rFonts w:ascii="TH SarabunPSK" w:hAnsi="TH SarabunPSK" w:cs="TH SarabunPSK"/>
+          <w:sz w:val="32"/>
+          <w:szCs w:val="32"/>
+          <w:cs/>
+        </w:rPr>
+        <w:t xml:space="preserve"> </w:t>
+      </w:r>
+      <w:r>
+        <w:rPr>
+          <w:rFonts w:ascii="TH SarabunPSK" w:hAnsi="TH SarabunPSK" w:cs="TH SarabunPSK" w:hint="cs"/>
+          <w:sz w:val="32"/>
+          <w:szCs w:val="32"/>
+          <w:cs/>
+        </w:rPr>
+        <w:t>พึ่งได้บ้าง</w:t>
+      </w:r>
+      <w:r>
+        <w:rPr>
+          <w:rFonts w:ascii="TH SarabunPSK" w:hAnsi="TH SarabunPSK" w:cs="TH SarabunPSK"/>
+          <w:sz w:val="32"/>
+          <w:szCs w:val="32"/>
+          <w:cs/>
+        </w:rPr>
+        <w:t xml:space="preserve">  </w:t>
+      </w:r>
+      <w:r>
+        <w:rPr>
+          <w:rFonts w:ascii="Segoe UI Symbol" w:hAnsi="Segoe UI Symbol" w:cs="Segoe UI Symbol" w:hint="cs"/>
+          <w:sz w:val="32"/>
+          <w:szCs w:val="32"/>
+          <w:cs/>
+        </w:rPr>
+        <w:t>☐</w:t>
+      </w:r>
+      <w:r>
+        <w:rPr>
+          <w:rFonts w:ascii="TH SarabunPSK" w:hAnsi="TH SarabunPSK" w:cs="TH SarabunPSK"/>
+          <w:sz w:val="32"/>
+          <w:szCs w:val="32"/>
+          <w:cs/>
+        </w:rPr>
+        <w:t xml:space="preserve"> </w:t>
+      </w:r>
+      <w:r>
+        <w:rPr>
+          <w:rFonts w:ascii="TH SarabunPSK" w:hAnsi="TH SarabunPSK" w:cs="TH SarabunPSK" w:hint="cs"/>
+          <w:sz w:val="32"/>
+          <w:szCs w:val="32"/>
+          <w:cs/>
+        </w:rPr>
+        <w:t>ไม่ได้</w:t>
+      </w:r>
+    </w:p>
+    <w:p>
+      <w:pPr>
+        <w:spacing w:after="0" w:line="240" w:lineRule="auto"/>
+        <w:rPr>
+          <w:rFonts w:ascii="TH SarabunPSK" w:hAnsi="TH SarabunPSK" w:cs="TH SarabunPSK"/>
+          <w:sz w:val="32"/>
+          <w:szCs w:val="32"/>
+        </w:rPr>
+      </w:pPr>
+      <w:r>
+        <w:rPr>
+          <w:rFonts w:ascii="TH SarabunPSK" w:hAnsi="TH SarabunPSK" w:cs="TH SarabunPSK"/>
+          <w:sz w:val="32"/>
+          <w:szCs w:val="32"/>
+        </w:rPr>
+        <w:tab/>
+      </w:r>
+      <w:r>
+        <w:rPr>
+          <w:rFonts w:ascii="TH SarabunPSK" w:hAnsi="TH SarabunPSK" w:cs="TH SarabunPSK"/>
+          <w:sz w:val="32"/>
+          <w:szCs w:val="32"/>
+        </w:rPr>
+        <w:tab/>
+        <w:t xml:space="preserve">17.3.2) </w:t>
+      </w:r>
+      <w:r>
+        <w:rPr>
+          <w:rFonts w:ascii="TH SarabunPSK" w:hAnsi="TH SarabunPSK" w:cs="TH SarabunPSK"/>
+          <w:sz w:val="32"/>
+          <w:szCs w:val="32"/>
+          <w:cs/>
+        </w:rPr>
+        <w:t xml:space="preserve">ปัญหาใน การเข้าร่วม </w:t>
+      </w:r>
+      <w:r>
+        <w:rPr>
+          <w:rFonts w:ascii="Segoe UI Symbol" w:hAnsi="Segoe UI Symbol" w:cs="Segoe UI Symbol" w:hint="cs"/>
+          <w:sz w:val="32"/>
+          <w:szCs w:val="32"/>
+          <w:cs/>
+        </w:rPr>
+        <w:t>☐</w:t>
+      </w:r>
+      <w:r>
+        <w:rPr>
+          <w:rFonts w:ascii="TH SarabunPSK" w:hAnsi="TH SarabunPSK" w:cs="TH SarabunPSK"/>
+          <w:sz w:val="32"/>
+          <w:szCs w:val="32"/>
+          <w:cs/>
+        </w:rPr>
+        <w:t xml:space="preserve"> </w:t>
+      </w:r>
+      <w:r>
+        <w:rPr>
+          <w:rFonts w:ascii="TH SarabunPSK" w:hAnsi="TH SarabunPSK" w:cs="TH SarabunPSK" w:hint="cs"/>
+          <w:sz w:val="32"/>
+          <w:szCs w:val="32"/>
+          <w:cs/>
+        </w:rPr>
+        <w:t>ไม่มี</w:t>
+      </w:r>
+      <w:r>
+        <w:rPr>
+          <w:rFonts w:ascii="TH SarabunPSK" w:hAnsi="TH SarabunPSK" w:cs="TH SarabunPSK"/>
+          <w:sz w:val="32"/>
+          <w:szCs w:val="32"/>
+          <w:cs/>
+        </w:rPr>
+        <w:t xml:space="preserve">  </w:t>
+      </w:r>
+      <w:r>
+        <w:rPr>
+          <w:rFonts w:ascii="Segoe UI Symbol" w:hAnsi="Segoe UI Symbol" w:cs="Segoe UI Symbol" w:hint="cs"/>
+          <w:sz w:val="32"/>
+          <w:szCs w:val="32"/>
+          <w:cs/>
+        </w:rPr>
+        <w:t>☐</w:t>
+      </w:r>
+      <w:r>
+        <w:rPr>
+          <w:rFonts w:ascii="TH SarabunPSK" w:hAnsi="TH SarabunPSK" w:cs="TH SarabunPSK"/>
+          <w:sz w:val="32"/>
+          <w:szCs w:val="32"/>
+          <w:cs/>
+        </w:rPr>
+        <w:t xml:space="preserve"> </w:t>
+      </w:r>
+      <w:r>
+        <w:rPr>
+          <w:rFonts w:ascii="TH SarabunPSK" w:hAnsi="TH SarabunPSK" w:cs="TH SarabunPSK" w:hint="cs"/>
+          <w:sz w:val="32"/>
+          <w:szCs w:val="32"/>
+          <w:cs/>
+        </w:rPr>
+        <w:t>มี</w:t>
+      </w:r>
+    </w:p>
+    <w:p>
+      <w:pPr>
+        <w:spacing w:after="0" w:line="240" w:lineRule="auto"/>
+        <w:rPr>
+          <w:rFonts w:ascii="TH SarabunPSK" w:hAnsi="TH SarabunPSK" w:cs="TH SarabunPSK"/>
+          <w:sz w:val="32"/>
+          <w:szCs w:val="32"/>
+        </w:rPr>
+      </w:pPr>
+      <w:r>
+        <w:rPr>
+          <w:rFonts w:ascii="TH SarabunPSK" w:hAnsi="TH SarabunPSK" w:cs="TH SarabunPSK"/>
+          <w:sz w:val="32"/>
+          <w:szCs w:val="32"/>
+        </w:rPr>
+        <w:tab/>
+        <w:t xml:space="preserve">17.4) </w:t>
+      </w:r>
+      <w:r>
+        <w:rPr>
+          <w:rFonts w:ascii="TH SarabunPSK" w:hAnsi="TH SarabunPSK" w:cs="TH SarabunPSK"/>
+          <w:sz w:val="32"/>
+          <w:szCs w:val="32"/>
+          <w:cs/>
+        </w:rPr>
+        <w:t xml:space="preserve">กลุ่มด้านสังคม (เยาวชน ผู้สูงอายุ สตรี/แม่บ้าน ศาสนา) </w:t>
+      </w:r>
+      <w:r>
+        <w:rPr>
+          <w:rFonts w:ascii="Segoe UI Symbol" w:hAnsi="Segoe UI Symbol" w:cs="Segoe UI Symbol" w:hint="cs"/>
+          <w:sz w:val="32"/>
+          <w:szCs w:val="32"/>
+          <w:cs/>
+        </w:rPr>
+        <w:t>☐</w:t>
+      </w:r>
+      <w:r>
+        <w:rPr>
+          <w:rFonts w:ascii="TH SarabunPSK" w:hAnsi="TH SarabunPSK" w:cs="TH SarabunPSK"/>
+          <w:sz w:val="32"/>
+          <w:szCs w:val="32"/>
+          <w:cs/>
+        </w:rPr>
+        <w:t xml:space="preserve"> </w:t>
+      </w:r>
+      <w:r>
+        <w:rPr>
+          <w:rFonts w:ascii="TH SarabunPSK" w:hAnsi="TH SarabunPSK" w:cs="TH SarabunPSK" w:hint="cs"/>
+          <w:sz w:val="32"/>
+          <w:szCs w:val="32"/>
+          <w:cs/>
+        </w:rPr>
+        <w:t>ไม่เป็นสมาชิก</w:t>
+      </w:r>
+      <w:r>
+        <w:rPr>
+          <w:rFonts w:ascii="TH SarabunPSK" w:hAnsi="TH SarabunPSK" w:cs="TH SarabunPSK"/>
+          <w:sz w:val="32"/>
+          <w:szCs w:val="32"/>
+          <w:cs/>
+        </w:rPr>
+        <w:t xml:space="preserve">  </w:t>
+      </w:r>
+      <w:r>
+        <w:rPr>
+          <w:rFonts w:ascii="Segoe UI Symbol" w:hAnsi="Segoe UI Symbol" w:cs="Segoe UI Symbol" w:hint="cs"/>
+          <w:sz w:val="32"/>
+          <w:szCs w:val="32"/>
+          <w:cs/>
+        </w:rPr>
+        <w:t>☐</w:t>
+      </w:r>
+      <w:r>
+        <w:rPr>
+          <w:rFonts w:ascii="TH SarabunPSK" w:hAnsi="TH SarabunPSK" w:cs="TH SarabunPSK"/>
+          <w:sz w:val="32"/>
+          <w:szCs w:val="32"/>
+          <w:cs/>
+        </w:rPr>
+        <w:t xml:space="preserve"> </w:t>
+      </w:r>
+      <w:r>
+        <w:rPr>
+          <w:rFonts w:ascii="TH SarabunPSK" w:hAnsi="TH SarabunPSK" w:cs="TH SarabunPSK" w:hint="cs"/>
+          <w:sz w:val="32"/>
+          <w:szCs w:val="32"/>
+          <w:cs/>
+        </w:rPr>
+        <w:t>เป็นสมาชิก</w:t>
+      </w:r>
+    </w:p>
+    <w:p>
+      <w:pPr>
+        <w:spacing w:after="0" w:line="240" w:lineRule="auto"/>
+        <w:rPr>
+          <w:rFonts w:ascii="TH SarabunPSK" w:hAnsi="TH SarabunPSK" w:cs="TH SarabunPSK"/>
+          <w:sz w:val="32"/>
+          <w:szCs w:val="32"/>
+        </w:rPr>
+      </w:pPr>
+      <w:r>
+        <w:rPr>
+          <w:rFonts w:ascii="TH SarabunPSK" w:hAnsi="TH SarabunPSK" w:cs="TH SarabunPSK"/>
+          <w:sz w:val="32"/>
+          <w:szCs w:val="32"/>
+        </w:rPr>
+        <w:tab/>
+      </w:r>
+      <w:r>
+        <w:rPr>
+          <w:rFonts w:ascii="TH SarabunPSK" w:hAnsi="TH SarabunPSK" w:cs="TH SarabunPSK"/>
+          <w:sz w:val="32"/>
+          <w:szCs w:val="32"/>
+        </w:rPr>
+        <w:tab/>
+        <w:t xml:space="preserve">17.4.1) </w:t>
+      </w:r>
+      <w:r>
+        <w:rPr>
+          <w:rFonts w:ascii="TH SarabunPSK" w:hAnsi="TH SarabunPSK" w:cs="TH SarabunPSK"/>
+          <w:sz w:val="32"/>
+          <w:szCs w:val="32"/>
+          <w:cs/>
+        </w:rPr>
+        <w:t xml:space="preserve">การพึ่งพากรณี เดือดร้อน </w:t>
+      </w:r>
+      <w:r>
+        <w:rPr>
+          <w:rFonts w:ascii="Segoe UI Symbol" w:hAnsi="Segoe UI Symbol" w:cs="Segoe UI Symbol" w:hint="cs"/>
+          <w:sz w:val="32"/>
+          <w:szCs w:val="32"/>
+          <w:cs/>
+        </w:rPr>
+        <w:t>☐</w:t>
+      </w:r>
+      <w:r>
+        <w:rPr>
+          <w:rFonts w:ascii="TH SarabunPSK" w:hAnsi="TH SarabunPSK" w:cs="TH SarabunPSK"/>
+          <w:sz w:val="32"/>
+          <w:szCs w:val="32"/>
+          <w:cs/>
+        </w:rPr>
+        <w:t xml:space="preserve"> </w:t>
+      </w:r>
+      <w:r>
+        <w:rPr>
+          <w:rFonts w:ascii="TH SarabunPSK" w:hAnsi="TH SarabunPSK" w:cs="TH SarabunPSK" w:hint="cs"/>
+          <w:sz w:val="32"/>
+          <w:szCs w:val="32"/>
+          <w:cs/>
+        </w:rPr>
+        <w:t>พึ่งได้มาก</w:t>
+      </w:r>
+      <w:r>
+        <w:rPr>
+          <w:rFonts w:ascii="TH SarabunPSK" w:hAnsi="TH SarabunPSK" w:cs="TH SarabunPSK"/>
+          <w:sz w:val="32"/>
+          <w:szCs w:val="32"/>
+          <w:cs/>
+        </w:rPr>
+        <w:t xml:space="preserve">  </w:t>
+      </w:r>
+      <w:r>
+        <w:rPr>
+          <w:rFonts w:ascii="Segoe UI Symbol" w:hAnsi="Segoe UI Symbol" w:cs="Segoe UI Symbol" w:hint="cs"/>
+          <w:sz w:val="32"/>
+          <w:szCs w:val="32"/>
+          <w:cs/>
+        </w:rPr>
+        <w:t>☐</w:t>
+      </w:r>
+      <w:r>
+        <w:rPr>
+          <w:rFonts w:ascii="TH SarabunPSK" w:hAnsi="TH SarabunPSK" w:cs="TH SarabunPSK"/>
+          <w:sz w:val="32"/>
+          <w:szCs w:val="32"/>
+          <w:cs/>
+        </w:rPr>
+        <w:t xml:space="preserve"> </w:t>
+      </w:r>
+      <w:r>
+        <w:rPr>
+          <w:rFonts w:ascii="TH SarabunPSK" w:hAnsi="TH SarabunPSK" w:cs="TH SarabunPSK" w:hint="cs"/>
+          <w:sz w:val="32"/>
+          <w:szCs w:val="32"/>
+          <w:cs/>
+        </w:rPr>
+        <w:t>พึ่งได้บ้าง</w:t>
+      </w:r>
+      <w:r>
+        <w:rPr>
+          <w:rFonts w:ascii="TH SarabunPSK" w:hAnsi="TH SarabunPSK" w:cs="TH SarabunPSK"/>
+          <w:sz w:val="32"/>
+          <w:szCs w:val="32"/>
+          <w:cs/>
+        </w:rPr>
+        <w:t xml:space="preserve">  </w:t>
+      </w:r>
+      <w:r>
+        <w:rPr>
+          <w:rFonts w:ascii="Segoe UI Symbol" w:hAnsi="Segoe UI Symbol" w:cs="Segoe UI Symbol" w:hint="cs"/>
+          <w:sz w:val="32"/>
+          <w:szCs w:val="32"/>
+          <w:cs/>
+        </w:rPr>
+        <w:t>☐</w:t>
+      </w:r>
+      <w:r>
+        <w:rPr>
+          <w:rFonts w:ascii="TH SarabunPSK" w:hAnsi="TH SarabunPSK" w:cs="TH SarabunPSK"/>
+          <w:sz w:val="32"/>
+          <w:szCs w:val="32"/>
+          <w:cs/>
+        </w:rPr>
+        <w:t xml:space="preserve"> </w:t>
+      </w:r>
+      <w:r>
+        <w:rPr>
+          <w:rFonts w:ascii="TH SarabunPSK" w:hAnsi="TH SarabunPSK" w:cs="TH SarabunPSK" w:hint="cs"/>
+          <w:sz w:val="32"/>
+          <w:szCs w:val="32"/>
+          <w:cs/>
+        </w:rPr>
+        <w:t>ไม่ได้</w:t>
+      </w:r>
+    </w:p>
+    <w:p>
+      <w:pPr>
+        <w:spacing w:after="0" w:line="240" w:lineRule="auto"/>
+        <w:rPr>
+          <w:rFonts w:ascii="TH SarabunPSK" w:hAnsi="TH SarabunPSK" w:cs="TH SarabunPSK"/>
+          <w:sz w:val="32"/>
+          <w:szCs w:val="32"/>
+        </w:rPr>
+      </w:pPr>
+      <w:r>
+        <w:rPr>
+          <w:rFonts w:ascii="TH SarabunPSK" w:hAnsi="TH SarabunPSK" w:cs="TH SarabunPSK"/>
+          <w:sz w:val="32"/>
+          <w:szCs w:val="32"/>
+        </w:rPr>
+        <w:tab/>
+      </w:r>
+      <w:r>
+        <w:rPr>
+          <w:rFonts w:ascii="TH SarabunPSK" w:hAnsi="TH SarabunPSK" w:cs="TH SarabunPSK"/>
+          <w:sz w:val="32"/>
+          <w:szCs w:val="32"/>
+        </w:rPr>
+        <w:tab/>
+        <w:t xml:space="preserve">17.4.2) </w:t>
+      </w:r>
+      <w:r>
+        <w:rPr>
+          <w:rFonts w:ascii="TH SarabunPSK" w:hAnsi="TH SarabunPSK" w:cs="TH SarabunPSK"/>
+          <w:sz w:val="32"/>
+          <w:szCs w:val="32"/>
+          <w:cs/>
+        </w:rPr>
+        <w:t xml:space="preserve">ปัญหาใน การเข้าร่วม </w:t>
+      </w:r>
+      <w:r>
+        <w:rPr>
+          <w:rFonts w:ascii="Segoe UI Symbol" w:hAnsi="Segoe UI Symbol" w:cs="Segoe UI Symbol" w:hint="cs"/>
+          <w:sz w:val="32"/>
+          <w:szCs w:val="32"/>
+          <w:cs/>
+        </w:rPr>
+        <w:t>☐</w:t>
+      </w:r>
+      <w:r>
+        <w:rPr>
+          <w:rFonts w:ascii="TH SarabunPSK" w:hAnsi="TH SarabunPSK" w:cs="TH SarabunPSK"/>
+          <w:sz w:val="32"/>
+          <w:szCs w:val="32"/>
+          <w:cs/>
+        </w:rPr>
+        <w:t xml:space="preserve"> </w:t>
+      </w:r>
+      <w:r>
+        <w:rPr>
+          <w:rFonts w:ascii="TH SarabunPSK" w:hAnsi="TH SarabunPSK" w:cs="TH SarabunPSK" w:hint="cs"/>
+          <w:sz w:val="32"/>
+          <w:szCs w:val="32"/>
+          <w:cs/>
+        </w:rPr>
+        <w:t>ไม่มี</w:t>
+      </w:r>
+      <w:r>
+        <w:rPr>
+          <w:rFonts w:ascii="TH SarabunPSK" w:hAnsi="TH SarabunPSK" w:cs="TH SarabunPSK"/>
+          <w:sz w:val="32"/>
+          <w:szCs w:val="32"/>
+          <w:cs/>
+        </w:rPr>
+        <w:t xml:space="preserve">  </w:t>
+      </w:r>
+      <w:r>
+        <w:rPr>
+          <w:rFonts w:ascii="Segoe UI Symbol" w:hAnsi="Segoe UI Symbol" w:cs="Segoe UI Symbol" w:hint="cs"/>
+          <w:sz w:val="32"/>
+          <w:szCs w:val="32"/>
+          <w:cs/>
+        </w:rPr>
+        <w:t>☐</w:t>
+      </w:r>
+      <w:r>
+        <w:rPr>
+          <w:rFonts w:ascii="TH SarabunPSK" w:hAnsi="TH SarabunPSK" w:cs="TH SarabunPSK"/>
+          <w:sz w:val="32"/>
+          <w:szCs w:val="32"/>
+          <w:cs/>
+        </w:rPr>
+        <w:t xml:space="preserve"> </w:t>
+      </w:r>
+      <w:r>
+        <w:rPr>
+          <w:rFonts w:ascii="TH SarabunPSK" w:hAnsi="TH SarabunPSK" w:cs="TH SarabunPSK" w:hint="cs"/>
+          <w:sz w:val="32"/>
+          <w:szCs w:val="32"/>
+          <w:cs/>
+        </w:rPr>
+        <w:t>มี</w:t>
+      </w:r>
+    </w:p>
+    <w:p>
+      <w:pPr>
+        <w:spacing w:after="0" w:line="240" w:lineRule="auto"/>
+        <w:rPr>
+          <w:rFonts w:ascii="TH SarabunPSK" w:hAnsi="TH SarabunPSK" w:cs="TH SarabunPSK"/>
+          <w:sz w:val="32"/>
+          <w:szCs w:val="32"/>
+        </w:rPr>
+      </w:pPr>
+      <w:r>
+        <w:rPr>
+          <w:rFonts w:ascii="TH SarabunPSK" w:hAnsi="TH SarabunPSK" w:cs="TH SarabunPSK"/>
+          <w:sz w:val="32"/>
+          <w:szCs w:val="32"/>
+        </w:rPr>
+        <w:tab/>
+        <w:t xml:space="preserve">17.5) </w:t>
+      </w:r>
+      <w:r>
+        <w:rPr>
+          <w:rFonts w:ascii="TH SarabunPSK" w:hAnsi="TH SarabunPSK" w:cs="TH SarabunPSK"/>
+          <w:sz w:val="32"/>
+          <w:szCs w:val="32"/>
+          <w:cs/>
+        </w:rPr>
+        <w:t xml:space="preserve">กลุ่มทรัพยากรธรรมชาติ (อนุรักษ์ ผู้ใช้น้ำ) </w:t>
+      </w:r>
+      <w:r>
+        <w:rPr>
+          <w:rFonts w:ascii="Segoe UI Symbol" w:hAnsi="Segoe UI Symbol" w:cs="Segoe UI Symbol" w:hint="cs"/>
+          <w:sz w:val="32"/>
+          <w:szCs w:val="32"/>
+          <w:cs/>
+        </w:rPr>
+        <w:t>☐</w:t>
+      </w:r>
+      <w:r>
+        <w:rPr>
+          <w:rFonts w:ascii="TH SarabunPSK" w:hAnsi="TH SarabunPSK" w:cs="TH SarabunPSK"/>
+          <w:sz w:val="32"/>
+          <w:szCs w:val="32"/>
+          <w:cs/>
+        </w:rPr>
+        <w:t xml:space="preserve"> </w:t>
+      </w:r>
+      <w:r>
+        <w:rPr>
+          <w:rFonts w:ascii="TH SarabunPSK" w:hAnsi="TH SarabunPSK" w:cs="TH SarabunPSK" w:hint="cs"/>
+          <w:sz w:val="32"/>
+          <w:szCs w:val="32"/>
+          <w:cs/>
+        </w:rPr>
+        <w:t>ไม่เป็นสมาชิก</w:t>
+      </w:r>
+      <w:r>
+        <w:rPr>
+          <w:rFonts w:ascii="TH SarabunPSK" w:hAnsi="TH SarabunPSK" w:cs="TH SarabunPSK"/>
+          <w:sz w:val="32"/>
+          <w:szCs w:val="32"/>
+          <w:cs/>
+        </w:rPr>
+        <w:t xml:space="preserve">  </w:t>
+      </w:r>
+      <w:r>
+        <w:rPr>
+          <w:rFonts w:ascii="Segoe UI Symbol" w:hAnsi="Segoe UI Symbol" w:cs="Segoe UI Symbol" w:hint="cs"/>
+          <w:sz w:val="32"/>
+          <w:szCs w:val="32"/>
+          <w:cs/>
+        </w:rPr>
+        <w:t>☐</w:t>
+      </w:r>
+      <w:r>
+        <w:rPr>
+          <w:rFonts w:ascii="TH SarabunPSK" w:hAnsi="TH SarabunPSK" w:cs="TH SarabunPSK"/>
+          <w:sz w:val="32"/>
+          <w:szCs w:val="32"/>
+          <w:cs/>
+        </w:rPr>
+        <w:t xml:space="preserve"> </w:t>
+      </w:r>
+      <w:r>
+        <w:rPr>
+          <w:rFonts w:ascii="TH SarabunPSK" w:hAnsi="TH SarabunPSK" w:cs="TH SarabunPSK" w:hint="cs"/>
+          <w:sz w:val="32"/>
+          <w:szCs w:val="32"/>
+          <w:cs/>
+        </w:rPr>
+        <w:t>เป็นสมาชิก</w:t>
+      </w:r>
+    </w:p>
+    <w:p>
+      <w:pPr>
+        <w:spacing w:after="0" w:line="240" w:lineRule="auto"/>
+        <w:rPr>
+          <w:rFonts w:ascii="TH SarabunPSK" w:hAnsi="TH SarabunPSK" w:cs="TH SarabunPSK"/>
+          <w:sz w:val="32"/>
+          <w:szCs w:val="32"/>
+        </w:rPr>
+      </w:pPr>
+      <w:r>
+        <w:rPr>
+          <w:rFonts w:ascii="TH SarabunPSK" w:hAnsi="TH SarabunPSK" w:cs="TH SarabunPSK"/>
+          <w:sz w:val="32"/>
+          <w:szCs w:val="32"/>
+        </w:rPr>
+        <w:tab/>
+      </w:r>
+      <w:r>
+        <w:rPr>
+          <w:rFonts w:ascii="TH SarabunPSK" w:hAnsi="TH SarabunPSK" w:cs="TH SarabunPSK"/>
+          <w:sz w:val="32"/>
+          <w:szCs w:val="32"/>
+        </w:rPr>
+        <w:tab/>
+        <w:t xml:space="preserve">17.5.1) </w:t>
+      </w:r>
+      <w:r>
+        <w:rPr>
+          <w:rFonts w:ascii="TH SarabunPSK" w:hAnsi="TH SarabunPSK" w:cs="TH SarabunPSK"/>
+          <w:sz w:val="32"/>
+          <w:szCs w:val="32"/>
+          <w:cs/>
+        </w:rPr>
+        <w:t xml:space="preserve">การพึ่งพากรณี เดือดร้อน </w:t>
+      </w:r>
+      <w:r>
+        <w:rPr>
+          <w:rFonts w:ascii="Segoe UI Symbol" w:hAnsi="Segoe UI Symbol" w:cs="Segoe UI Symbol" w:hint="cs"/>
+          <w:sz w:val="32"/>
+          <w:szCs w:val="32"/>
+          <w:cs/>
+        </w:rPr>
+        <w:t>☐</w:t>
+      </w:r>
+      <w:r>
+        <w:rPr>
+          <w:rFonts w:ascii="TH SarabunPSK" w:hAnsi="TH SarabunPSK" w:cs="TH SarabunPSK"/>
+          <w:sz w:val="32"/>
+          <w:szCs w:val="32"/>
+          <w:cs/>
+        </w:rPr>
+        <w:t xml:space="preserve"> </w:t>
+      </w:r>
+      <w:r>
+        <w:rPr>
+          <w:rFonts w:ascii="TH SarabunPSK" w:hAnsi="TH SarabunPSK" w:cs="TH SarabunPSK" w:hint="cs"/>
+          <w:sz w:val="32"/>
+          <w:szCs w:val="32"/>
+          <w:cs/>
+        </w:rPr>
+        <w:t>พึ่งได้มาก</w:t>
+      </w:r>
+      <w:r>
+        <w:rPr>
+          <w:rFonts w:ascii="TH SarabunPSK" w:hAnsi="TH SarabunPSK" w:cs="TH SarabunPSK"/>
+          <w:sz w:val="32"/>
+          <w:szCs w:val="32"/>
+          <w:cs/>
+        </w:rPr>
+        <w:t xml:space="preserve">  </w:t>
+      </w:r>
+      <w:r>
+        <w:rPr>
+          <w:rFonts w:ascii="Segoe UI Symbol" w:hAnsi="Segoe UI Symbol" w:cs="Segoe UI Symbol" w:hint="cs"/>
+          <w:sz w:val="32"/>
+          <w:szCs w:val="32"/>
+          <w:cs/>
+        </w:rPr>
+        <w:t>☐</w:t>
+      </w:r>
+      <w:r>
+        <w:rPr>
+          <w:rFonts w:ascii="TH SarabunPSK" w:hAnsi="TH SarabunPSK" w:cs="TH SarabunPSK"/>
+          <w:sz w:val="32"/>
+          <w:szCs w:val="32"/>
+          <w:cs/>
+        </w:rPr>
+        <w:t xml:space="preserve"> </w:t>
+      </w:r>
+      <w:r>
+        <w:rPr>
+          <w:rFonts w:ascii="TH SarabunPSK" w:hAnsi="TH SarabunPSK" w:cs="TH SarabunPSK" w:hint="cs"/>
+          <w:sz w:val="32"/>
+          <w:szCs w:val="32"/>
+          <w:cs/>
+        </w:rPr>
+        <w:t>พึ่งได้บ้าง</w:t>
+      </w:r>
+      <w:r>
+        <w:rPr>
+          <w:rFonts w:ascii="TH SarabunPSK" w:hAnsi="TH SarabunPSK" w:cs="TH SarabunPSK"/>
+          <w:sz w:val="32"/>
+          <w:szCs w:val="32"/>
+          <w:cs/>
+        </w:rPr>
+        <w:t xml:space="preserve">  </w:t>
+      </w:r>
+      <w:r>
+        <w:rPr>
+          <w:rFonts w:ascii="Segoe UI Symbol" w:hAnsi="Segoe UI Symbol" w:cs="Segoe UI Symbol" w:hint="cs"/>
+          <w:sz w:val="32"/>
+          <w:szCs w:val="32"/>
+          <w:cs/>
+        </w:rPr>
+        <w:t>☐</w:t>
+      </w:r>
+      <w:r>
+        <w:rPr>
+          <w:rFonts w:ascii="TH SarabunPSK" w:hAnsi="TH SarabunPSK" w:cs="TH SarabunPSK"/>
+          <w:sz w:val="32"/>
+          <w:szCs w:val="32"/>
+          <w:cs/>
+        </w:rPr>
+        <w:t xml:space="preserve"> </w:t>
+      </w:r>
+      <w:r>
+        <w:rPr>
+          <w:rFonts w:ascii="TH SarabunPSK" w:hAnsi="TH SarabunPSK" w:cs="TH SarabunPSK" w:hint="cs"/>
+          <w:sz w:val="32"/>
+          <w:szCs w:val="32"/>
+          <w:cs/>
+        </w:rPr>
+        <w:t>ไม่ได้</w:t>
+      </w:r>
+    </w:p>
+    <w:p>
+      <w:pPr>
+        <w:spacing w:after="0" w:line="240" w:lineRule="auto"/>
+        <w:rPr>
+          <w:rFonts w:ascii="TH SarabunPSK" w:hAnsi="TH SarabunPSK" w:cs="TH SarabunPSK"/>
+          <w:sz w:val="32"/>
+          <w:szCs w:val="32"/>
+        </w:rPr>
+      </w:pPr>
+      <w:r>
+        <w:rPr>
+          <w:rFonts w:ascii="TH SarabunPSK" w:hAnsi="TH SarabunPSK" w:cs="TH SarabunPSK"/>
+          <w:sz w:val="32"/>
+          <w:szCs w:val="32"/>
+        </w:rPr>
+        <w:tab/>
+      </w:r>
+      <w:r>
+        <w:rPr>
+          <w:rFonts w:ascii="TH SarabunPSK" w:hAnsi="TH SarabunPSK" w:cs="TH SarabunPSK"/>
+          <w:sz w:val="32"/>
+          <w:szCs w:val="32"/>
+        </w:rPr>
+        <w:tab/>
+        <w:t xml:space="preserve">17.5.2) </w:t>
+      </w:r>
+      <w:r>
+        <w:rPr>
+          <w:rFonts w:ascii="TH SarabunPSK" w:hAnsi="TH SarabunPSK" w:cs="TH SarabunPSK"/>
+          <w:sz w:val="32"/>
+          <w:szCs w:val="32"/>
+          <w:cs/>
+        </w:rPr>
+        <w:t xml:space="preserve">ปัญหาใน การเข้าร่วม </w:t>
+      </w:r>
+      <w:r>
+        <w:rPr>
+          <w:rFonts w:ascii="Segoe UI Symbol" w:hAnsi="Segoe UI Symbol" w:cs="Segoe UI Symbol" w:hint="cs"/>
+          <w:sz w:val="32"/>
+          <w:szCs w:val="32"/>
+          <w:cs/>
+        </w:rPr>
+        <w:t>☐</w:t>
+      </w:r>
+      <w:r>
+        <w:rPr>
+          <w:rFonts w:ascii="TH SarabunPSK" w:hAnsi="TH SarabunPSK" w:cs="TH SarabunPSK"/>
+          <w:sz w:val="32"/>
+          <w:szCs w:val="32"/>
+          <w:cs/>
+        </w:rPr>
+        <w:t xml:space="preserve"> </w:t>
+      </w:r>
+      <w:r>
+        <w:rPr>
+          <w:rFonts w:ascii="TH SarabunPSK" w:hAnsi="TH SarabunPSK" w:cs="TH SarabunPSK" w:hint="cs"/>
+          <w:sz w:val="32"/>
+          <w:szCs w:val="32"/>
+          <w:cs/>
+        </w:rPr>
+        <w:t>ไม่มี</w:t>
+      </w:r>
+      <w:r>
+        <w:rPr>
+          <w:rFonts w:ascii="TH SarabunPSK" w:hAnsi="TH SarabunPSK" w:cs="TH SarabunPSK"/>
+          <w:sz w:val="32"/>
+          <w:szCs w:val="32"/>
+          <w:cs/>
+        </w:rPr>
+        <w:t xml:space="preserve">  </w:t>
+      </w:r>
+      <w:r>
+        <w:rPr>
+          <w:rFonts w:ascii="Segoe UI Symbol" w:hAnsi="Segoe UI Symbol" w:cs="Segoe UI Symbol" w:hint="cs"/>
+          <w:sz w:val="32"/>
+          <w:szCs w:val="32"/>
+          <w:cs/>
+        </w:rPr>
+        <w:t>☐</w:t>
+      </w:r>
+      <w:r>
+        <w:rPr>
+          <w:rFonts w:ascii="TH SarabunPSK" w:hAnsi="TH SarabunPSK" w:cs="TH SarabunPSK"/>
+          <w:sz w:val="32"/>
+          <w:szCs w:val="32"/>
+          <w:cs/>
+        </w:rPr>
+        <w:t xml:space="preserve"> </w:t>
+      </w:r>
+      <w:r>
+        <w:rPr>
+          <w:rFonts w:ascii="TH SarabunPSK" w:hAnsi="TH SarabunPSK" w:cs="TH SarabunPSK" w:hint="cs"/>
+          <w:sz w:val="32"/>
+          <w:szCs w:val="32"/>
+          <w:cs/>
+        </w:rPr>
+        <w:t>มี</w:t>
+      </w:r>
+    </w:p>
+    <w:p>
+      <w:pPr>
+        <w:spacing w:after="0" w:line="240" w:lineRule="auto"/>
+        <w:rPr>
+          <w:rFonts w:ascii="TH SarabunPSK" w:hAnsi="TH SarabunPSK" w:cs="TH SarabunPSK"/>
+          <w:sz w:val="32"/>
+          <w:szCs w:val="32"/>
+        </w:rPr>
+      </w:pPr>
+      <w:r>
+        <w:rPr>
+          <w:rFonts w:ascii="TH SarabunPSK" w:hAnsi="TH SarabunPSK" w:cs="TH SarabunPSK"/>
+          <w:sz w:val="32"/>
+          <w:szCs w:val="32"/>
+        </w:rPr>
+        <w:tab/>
+        <w:t xml:space="preserve">17.6) </w:t>
+      </w:r>
+      <w:r>
+        <w:rPr>
+          <w:rFonts w:ascii="TH SarabunPSK" w:hAnsi="TH SarabunPSK" w:cs="TH SarabunPSK"/>
+          <w:sz w:val="32"/>
+          <w:szCs w:val="32"/>
+          <w:cs/>
+        </w:rPr>
+        <w:t xml:space="preserve">กลุ่มอื่นๆ ระบุ................................................ </w:t>
+      </w:r>
+      <w:r>
+        <w:rPr>
+          <w:rFonts w:ascii="Segoe UI Symbol" w:hAnsi="Segoe UI Symbol" w:cs="Segoe UI Symbol" w:hint="cs"/>
+          <w:sz w:val="32"/>
+          <w:szCs w:val="32"/>
+          <w:cs/>
+        </w:rPr>
+        <w:t>☐</w:t>
+      </w:r>
+      <w:r>
+        <w:rPr>
+          <w:rFonts w:ascii="TH SarabunPSK" w:hAnsi="TH SarabunPSK" w:cs="TH SarabunPSK"/>
+          <w:sz w:val="32"/>
+          <w:szCs w:val="32"/>
+          <w:cs/>
+        </w:rPr>
+        <w:t xml:space="preserve"> </w:t>
+      </w:r>
+      <w:r>
+        <w:rPr>
+          <w:rFonts w:ascii="TH SarabunPSK" w:hAnsi="TH SarabunPSK" w:cs="TH SarabunPSK" w:hint="cs"/>
+          <w:sz w:val="32"/>
+          <w:szCs w:val="32"/>
+          <w:cs/>
+        </w:rPr>
+        <w:t>ไม่เป็นสมาชิก</w:t>
+      </w:r>
+      <w:r>
+        <w:rPr>
+          <w:rFonts w:ascii="TH SarabunPSK" w:hAnsi="TH SarabunPSK" w:cs="TH SarabunPSK"/>
+          <w:sz w:val="32"/>
+          <w:szCs w:val="32"/>
+          <w:cs/>
+        </w:rPr>
+        <w:t xml:space="preserve">  </w:t>
+      </w:r>
+      <w:r>
+        <w:rPr>
+          <w:rFonts w:ascii="Segoe UI Symbol" w:hAnsi="Segoe UI Symbol" w:cs="Segoe UI Symbol" w:hint="cs"/>
+          <w:sz w:val="32"/>
+          <w:szCs w:val="32"/>
+          <w:cs/>
+        </w:rPr>
+        <w:t>☐</w:t>
+      </w:r>
+      <w:r>
+        <w:rPr>
+          <w:rFonts w:ascii="TH SarabunPSK" w:hAnsi="TH SarabunPSK" w:cs="TH SarabunPSK"/>
+          <w:sz w:val="32"/>
+          <w:szCs w:val="32"/>
+          <w:cs/>
+        </w:rPr>
+        <w:t xml:space="preserve"> </w:t>
+      </w:r>
+      <w:r>
+        <w:rPr>
+          <w:rFonts w:ascii="TH SarabunPSK" w:hAnsi="TH SarabunPSK" w:cs="TH SarabunPSK" w:hint="cs"/>
+          <w:sz w:val="32"/>
+          <w:szCs w:val="32"/>
+          <w:cs/>
+        </w:rPr>
+        <w:t>เป็นสมาชิก</w:t>
+      </w:r>
+    </w:p>
+    <w:p>
+      <w:pPr>
+        <w:spacing w:after="0" w:line="240" w:lineRule="auto"/>
+        <w:rPr>
+          <w:rFonts w:ascii="TH SarabunPSK" w:hAnsi="TH SarabunPSK" w:cs="TH SarabunPSK"/>
+          <w:sz w:val="32"/>
+          <w:szCs w:val="32"/>
+        </w:rPr>
+      </w:pPr>
+      <w:r>
+        <w:rPr>
+          <w:rFonts w:ascii="TH SarabunPSK" w:hAnsi="TH SarabunPSK" w:cs="TH SarabunPSK"/>
+          <w:sz w:val="32"/>
+          <w:szCs w:val="32"/>
+        </w:rPr>
+        <w:tab/>
+      </w:r>
+      <w:r>
+        <w:rPr>
+          <w:rFonts w:ascii="TH SarabunPSK" w:hAnsi="TH SarabunPSK" w:cs="TH SarabunPSK"/>
+          <w:sz w:val="32"/>
+          <w:szCs w:val="32"/>
+        </w:rPr>
+        <w:tab/>
+        <w:t xml:space="preserve">17.6.1) </w:t>
+      </w:r>
+      <w:r>
+        <w:rPr>
+          <w:rFonts w:ascii="TH SarabunPSK" w:hAnsi="TH SarabunPSK" w:cs="TH SarabunPSK"/>
+          <w:sz w:val="32"/>
+          <w:szCs w:val="32"/>
+          <w:cs/>
+        </w:rPr>
+        <w:t xml:space="preserve">การพึ่งพากรณี เดือดร้อน </w:t>
+      </w:r>
+      <w:r>
+        <w:rPr>
+          <w:rFonts w:ascii="Segoe UI Symbol" w:hAnsi="Segoe UI Symbol" w:cs="Segoe UI Symbol" w:hint="cs"/>
+          <w:sz w:val="32"/>
+          <w:szCs w:val="32"/>
+          <w:cs/>
+        </w:rPr>
+        <w:t>☐</w:t>
+      </w:r>
+      <w:r>
+        <w:rPr>
+          <w:rFonts w:ascii="TH SarabunPSK" w:hAnsi="TH SarabunPSK" w:cs="TH SarabunPSK"/>
+          <w:sz w:val="32"/>
+          <w:szCs w:val="32"/>
+          <w:cs/>
+        </w:rPr>
+        <w:t xml:space="preserve"> </w:t>
+      </w:r>
+      <w:r>
+        <w:rPr>
+          <w:rFonts w:ascii="TH SarabunPSK" w:hAnsi="TH SarabunPSK" w:cs="TH SarabunPSK" w:hint="cs"/>
+          <w:sz w:val="32"/>
+          <w:szCs w:val="32"/>
+          <w:cs/>
+        </w:rPr>
+        <w:t>พึ่งได้มาก</w:t>
+      </w:r>
+      <w:r>
+        <w:rPr>
+          <w:rFonts w:ascii="TH SarabunPSK" w:hAnsi="TH SarabunPSK" w:cs="TH SarabunPSK"/>
+          <w:sz w:val="32"/>
+          <w:szCs w:val="32"/>
+          <w:cs/>
+        </w:rPr>
+        <w:t xml:space="preserve">  </w:t>
+      </w:r>
+      <w:r>
+        <w:rPr>
+          <w:rFonts w:ascii="Segoe UI Symbol" w:hAnsi="Segoe UI Symbol" w:cs="Segoe UI Symbol" w:hint="cs"/>
+          <w:sz w:val="32"/>
+          <w:szCs w:val="32"/>
+          <w:cs/>
+        </w:rPr>
+        <w:t>☐</w:t>
+      </w:r>
+      <w:r>
+        <w:rPr>
+          <w:rFonts w:ascii="TH SarabunPSK" w:hAnsi="TH SarabunPSK" w:cs="TH SarabunPSK"/>
+          <w:sz w:val="32"/>
+          <w:szCs w:val="32"/>
+          <w:cs/>
+        </w:rPr>
+        <w:t xml:space="preserve"> </w:t>
+      </w:r>
+      <w:r>
+        <w:rPr>
+          <w:rFonts w:ascii="TH SarabunPSK" w:hAnsi="TH SarabunPSK" w:cs="TH SarabunPSK" w:hint="cs"/>
+          <w:sz w:val="32"/>
+          <w:szCs w:val="32"/>
+          <w:cs/>
+        </w:rPr>
+        <w:t>พึ่งได้บ้าง</w:t>
+      </w:r>
+      <w:r>
+        <w:rPr>
+          <w:rFonts w:ascii="TH SarabunPSK" w:hAnsi="TH SarabunPSK" w:cs="TH SarabunPSK"/>
+          <w:sz w:val="32"/>
+          <w:szCs w:val="32"/>
+          <w:cs/>
+        </w:rPr>
+        <w:t xml:space="preserve">  </w:t>
+      </w:r>
+      <w:r>
+        <w:rPr>
+          <w:rFonts w:ascii="Segoe UI Symbol" w:hAnsi="Segoe UI Symbol" w:cs="Segoe UI Symbol" w:hint="cs"/>
+          <w:sz w:val="32"/>
+          <w:szCs w:val="32"/>
+          <w:cs/>
+        </w:rPr>
+        <w:t>☐</w:t>
+      </w:r>
+      <w:r>
+        <w:rPr>
+          <w:rFonts w:ascii="TH SarabunPSK" w:hAnsi="TH SarabunPSK" w:cs="TH SarabunPSK"/>
+          <w:sz w:val="32"/>
+          <w:szCs w:val="32"/>
+          <w:cs/>
+        </w:rPr>
+        <w:t xml:space="preserve"> ไม่ได้</w:t>
+      </w:r>
+    </w:p>
+    <w:p>
+      <w:pPr>
+        <w:spacing w:after="0" w:line="240" w:lineRule="auto"/>
+        <w:rPr>
+          <w:rFonts w:ascii="TH SarabunPSK" w:hAnsi="TH SarabunPSK" w:cs="TH SarabunPSK"/>
+          <w:sz w:val="32"/>
+          <w:szCs w:val="32"/>
+        </w:rPr>
+      </w:pPr>
+      <w:r>
+        <w:rPr>
+          <w:rFonts w:ascii="TH SarabunPSK" w:hAnsi="TH SarabunPSK" w:cs="TH SarabunPSK"/>
+          <w:sz w:val="32"/>
+          <w:szCs w:val="32"/>
+        </w:rPr>
+        <w:tab/>
+      </w:r>
+      <w:r>
+        <w:rPr>
+          <w:rFonts w:ascii="TH SarabunPSK" w:hAnsi="TH SarabunPSK" w:cs="TH SarabunPSK"/>
+          <w:sz w:val="32"/>
+          <w:szCs w:val="32"/>
+        </w:rPr>
+        <w:tab/>
+        <w:t xml:space="preserve">17.6.2) </w:t>
+      </w:r>
+      <w:r>
+        <w:rPr>
+          <w:rFonts w:ascii="TH SarabunPSK" w:hAnsi="TH SarabunPSK" w:cs="TH SarabunPSK"/>
+          <w:sz w:val="32"/>
+          <w:szCs w:val="32"/>
+          <w:cs/>
+        </w:rPr>
+        <w:t>ปัญหาใน การเข้าร่วม</w:t>
+      </w:r>
+    </w:p>
+    <w:p>
+      <w:pPr>
+        <w:spacing w:after="0" w:line="240" w:lineRule="auto"/>
+        <w:rPr>
+          <w:rFonts w:ascii="TH SarabunPSK" w:hAnsi="TH SarabunPSK" w:cs="TH SarabunPSK"/>
+          <w:sz w:val="32"/>
+          <w:szCs w:val="32"/>
+        </w:rPr>
+      </w:pPr>
     </w:p>
     <w:p>
       <w:pPr>
@@ -8133,7 +11820,7 @@
   <w:style w:type="paragraph" w:default="1" w:styleId="a">
     <w:name w:val="Normal"/>
     <w:qFormat/>
-    <w:rsid w:val="009D69E6"/>
+    <w:rsid w:val="003C76B1"/>
   </w:style>
   <w:style w:type="character" w:default="1" w:styleId="a0">
     <w:name w:val="Default Paragraph Font"/>
